--- a/考公/论如何学好行测.docx
+++ b/考公/论如何学好行测.docx
@@ -1,13 +1,12 @@
 
 <file path=word/document.xml><?xml version="1.0" encoding="utf-8"?>
-<w:document xmlns:wpc="http://schemas.microsoft.com/office/word/2010/wordprocessingCanvas" xmlns:cx="http://schemas.microsoft.com/office/drawing/2014/chartex" xmlns:cx1="http://schemas.microsoft.com/office/drawing/2015/9/8/chartex" xmlns:cx2="http://schemas.microsoft.com/office/drawing/2015/10/21/chartex" xmlns:cx3="http://schemas.microsoft.com/office/drawing/2016/5/9/chartex" xmlns:cx4="http://schemas.microsoft.com/office/drawing/2016/5/10/chartex" xmlns:cx5="http://schemas.microsoft.com/office/drawing/2016/5/11/chartex" xmlns:cx6="http://schemas.microsoft.com/office/drawing/2016/5/12/chartex" xmlns:cx7="http://schemas.microsoft.com/office/drawing/2016/5/13/chartex" xmlns:cx8="http://schemas.microsoft.com/office/drawing/2016/5/14/chartex" xmlns:mc="http://schemas.openxmlformats.org/markup-compatibility/2006" xmlns:aink="http://schemas.microsoft.com/office/drawing/2016/ink" xmlns:am3d="http://schemas.microsoft.com/office/drawing/2017/model3d" xmlns:o="urn:schemas-microsoft-com:office:office" xmlns:oel="http://schemas.microsoft.com/office/2019/extlst" xmlns:r="http://schemas.openxmlformats.org/officeDocument/2006/relationships" xmlns:m="http://schemas.openxmlformats.org/officeDocument/2006/math" xmlns:v="urn:schemas-microsoft-com:vml" xmlns:wp14="http://schemas.microsoft.com/office/word/2010/wordprocessingDrawing" xmlns:wp="http://schemas.openxmlformats.org/drawingml/2006/wordprocessingDrawing" xmlns:w10="urn:schemas-microsoft-com:office:word" xmlns:w="http://schemas.openxmlformats.org/wordprocessingml/2006/main" xmlns:w14="http://schemas.microsoft.com/office/word/2010/wordml" xmlns:w15="http://schemas.microsoft.com/office/word/2012/wordml" xmlns:w16cex="http://schemas.microsoft.com/office/word/2018/wordml/cex" xmlns:w16cid="http://schemas.microsoft.com/office/word/2016/wordml/cid" xmlns:w16="http://schemas.microsoft.com/office/word/2018/wordml" xmlns:w16du="http://schemas.microsoft.com/office/word/2023/wordml/word16du" xmlns:w16sdtdh="http://schemas.microsoft.com/office/word/2020/wordml/sdtdatahash" xmlns:w16sdtfl="http://schemas.microsoft.com/office/word/2024/wordml/sdtformatlock" xmlns:w16se="http://schemas.microsoft.com/office/word/2015/wordml/symex" xmlns:wpg="http://schemas.microsoft.com/office/word/2010/wordprocessingGroup" xmlns:wpi="http://schemas.microsoft.com/office/word/2010/wordprocessingInk" xmlns:wne="http://schemas.microsoft.com/office/word/2006/wordml" xmlns:wps="http://schemas.microsoft.com/office/word/2010/wordprocessingShape" mc:Ignorable="w14 w15 w16se w16cid w16 w16cex w16sdtdh w16sdtfl w16du wp14">
+<w:document xmlns:wpc="http://schemas.microsoft.com/office/word/2010/wordprocessingCanvas" xmlns:cx="http://schemas.microsoft.com/office/drawing/2014/chartex" xmlns:cx1="http://schemas.microsoft.com/office/drawing/2015/9/8/chartex" xmlns:cx2="http://schemas.microsoft.com/office/drawing/2015/10/21/chartex" xmlns:cx3="http://schemas.microsoft.com/office/drawing/2016/5/9/chartex" xmlns:cx4="http://schemas.microsoft.com/office/drawing/2016/5/10/chartex" xmlns:cx5="http://schemas.microsoft.com/office/drawing/2016/5/11/chartex" xmlns:cx6="http://schemas.microsoft.com/office/drawing/2016/5/12/chartex" xmlns:cx7="http://schemas.microsoft.com/office/drawing/2016/5/13/chartex" xmlns:cx8="http://schemas.microsoft.com/office/drawing/2016/5/14/chartex" xmlns:mc="http://schemas.openxmlformats.org/markup-compatibility/2006" xmlns:aink="http://schemas.microsoft.com/office/drawing/2016/ink" xmlns:am3d="http://schemas.microsoft.com/office/drawing/2017/model3d" xmlns:o="urn:schemas-microsoft-com:office:office" xmlns:r="http://schemas.openxmlformats.org/officeDocument/2006/relationships" xmlns:m="http://schemas.openxmlformats.org/officeDocument/2006/math" xmlns:v="urn:schemas-microsoft-com:vml" xmlns:wp14="http://schemas.microsoft.com/office/word/2010/wordprocessingDrawing" xmlns:wp="http://schemas.openxmlformats.org/drawingml/2006/wordprocessingDrawing" xmlns:w10="urn:schemas-microsoft-com:office:word" xmlns:w="http://schemas.openxmlformats.org/wordprocessingml/2006/main" xmlns:w14="http://schemas.microsoft.com/office/word/2010/wordml" xmlns:w15="http://schemas.microsoft.com/office/word/2012/wordml" xmlns:w16cex="http://schemas.microsoft.com/office/word/2018/wordml/cex" xmlns:w16cid="http://schemas.microsoft.com/office/word/2016/wordml/cid" xmlns:w16="http://schemas.microsoft.com/office/word/2018/wordml" xmlns:w16sdtdh="http://schemas.microsoft.com/office/word/2020/wordml/sdtdatahash" xmlns:w16se="http://schemas.microsoft.com/office/word/2015/wordml/symex" xmlns:wpg="http://schemas.microsoft.com/office/word/2010/wordprocessingGroup" xmlns:wpi="http://schemas.microsoft.com/office/word/2010/wordprocessingInk" xmlns:wne="http://schemas.microsoft.com/office/word/2006/wordml" xmlns:wps="http://schemas.microsoft.com/office/word/2010/wordprocessingShape" mc:Ignorable="w14 w15 w16se w16cid w16 w16cex w16sdtdh wp14">
   <w:body>
     <w:p>
       <w:pPr>
         <w:pStyle w:val="a9"/>
         <w:spacing w:beforeLines="1600" w:before="4992" w:afterLines="2500" w:after="7800"/>
         <w:rPr>
-          <w:rFonts w:hint="eastAsia"/>
           <w:b/>
           <w:bCs/>
           <w:sz w:val="72"/>
@@ -36,7 +35,6 @@
         <w:contextualSpacing w:val="0"/>
         <w:outlineLvl w:val="0"/>
         <w:rPr>
-          <w:rFonts w:hint="eastAsia"/>
           <w:b/>
           <w:bCs/>
         </w:rPr>
@@ -59,7 +57,6 @@
         <w:spacing w:after="0" w:line="360" w:lineRule="exact"/>
         <w:ind w:left="420" w:firstLine="420"/>
         <w:rPr>
-          <w:rFonts w:hint="eastAsia"/>
           <w:sz w:val="24"/>
           <w:szCs w:val="28"/>
         </w:rPr>
@@ -89,7 +86,6 @@
         <w:spacing w:after="0" w:line="360" w:lineRule="exact"/>
         <w:ind w:left="420"/>
         <w:rPr>
-          <w:rFonts w:hint="eastAsia"/>
           <w:sz w:val="24"/>
           <w:szCs w:val="28"/>
         </w:rPr>
@@ -127,7 +123,6 @@
         <w:spacing w:after="0" w:line="360" w:lineRule="exact"/>
         <w:ind w:left="420"/>
         <w:rPr>
-          <w:rFonts w:hint="eastAsia"/>
           <w:sz w:val="24"/>
           <w:szCs w:val="28"/>
         </w:rPr>
@@ -170,7 +165,6 @@
         <w:contextualSpacing w:val="0"/>
         <w:outlineLvl w:val="0"/>
         <w:rPr>
-          <w:rFonts w:hint="eastAsia"/>
           <w:b/>
           <w:bCs/>
           <w:sz w:val="32"/>
@@ -195,7 +189,6 @@
         <w:ind w:left="420" w:firstLine="420"/>
         <w:contextualSpacing w:val="0"/>
         <w:rPr>
-          <w:rFonts w:hint="eastAsia"/>
           <w:sz w:val="24"/>
           <w:szCs w:val="28"/>
         </w:rPr>
@@ -226,7 +219,6 @@
         <w:ind w:left="420" w:firstLine="420"/>
         <w:contextualSpacing w:val="0"/>
         <w:rPr>
-          <w:rFonts w:hint="eastAsia"/>
           <w:b/>
           <w:bCs/>
           <w:sz w:val="32"/>
@@ -263,7 +255,6 @@
         <w:contextualSpacing w:val="0"/>
         <w:outlineLvl w:val="0"/>
         <w:rPr>
-          <w:rFonts w:hint="eastAsia"/>
           <w:b/>
           <w:bCs/>
           <w:sz w:val="32"/>
@@ -288,7 +279,6 @@
         <w:ind w:left="420" w:firstLine="420"/>
         <w:contextualSpacing w:val="0"/>
         <w:rPr>
-          <w:rFonts w:hint="eastAsia"/>
           <w:sz w:val="24"/>
           <w:szCs w:val="28"/>
         </w:rPr>
@@ -319,7 +309,6 @@
         <w:ind w:left="420"/>
         <w:contextualSpacing w:val="0"/>
         <w:rPr>
-          <w:rFonts w:hint="eastAsia"/>
           <w:sz w:val="24"/>
           <w:szCs w:val="28"/>
         </w:rPr>
@@ -355,7 +344,6 @@
         <w:spacing w:after="0" w:line="360" w:lineRule="exact"/>
         <w:ind w:left="420" w:firstLine="420"/>
         <w:rPr>
-          <w:rFonts w:hint="eastAsia"/>
           <w:sz w:val="24"/>
           <w:szCs w:val="28"/>
         </w:rPr>
@@ -374,7 +362,6 @@
         <w:spacing w:after="0" w:line="360" w:lineRule="exact"/>
         <w:ind w:left="420" w:firstLine="420"/>
         <w:rPr>
-          <w:rFonts w:hint="eastAsia"/>
           <w:sz w:val="24"/>
           <w:szCs w:val="28"/>
         </w:rPr>
@@ -393,7 +380,6 @@
         <w:spacing w:after="0" w:line="360" w:lineRule="exact"/>
         <w:ind w:left="420" w:firstLine="420"/>
         <w:rPr>
-          <w:rFonts w:hint="eastAsia"/>
           <w:sz w:val="24"/>
           <w:szCs w:val="28"/>
         </w:rPr>
@@ -412,7 +398,6 @@
         <w:spacing w:after="0" w:line="360" w:lineRule="exact"/>
         <w:ind w:left="420" w:firstLine="420"/>
         <w:rPr>
-          <w:rFonts w:hint="eastAsia"/>
           <w:sz w:val="24"/>
           <w:szCs w:val="28"/>
         </w:rPr>
@@ -440,7 +425,6 @@
         <w:spacing w:after="0" w:line="360" w:lineRule="exact"/>
         <w:ind w:left="420" w:firstLine="420"/>
         <w:rPr>
-          <w:rFonts w:hint="eastAsia"/>
           <w:sz w:val="24"/>
           <w:szCs w:val="28"/>
         </w:rPr>
@@ -459,7 +443,6 @@
         <w:spacing w:after="0" w:line="360" w:lineRule="exact"/>
         <w:ind w:left="420" w:firstLineChars="200" w:firstLine="480"/>
         <w:rPr>
-          <w:rFonts w:hint="eastAsia"/>
           <w:sz w:val="24"/>
           <w:szCs w:val="28"/>
         </w:rPr>
@@ -478,7 +461,6 @@
         <w:spacing w:after="0" w:line="360" w:lineRule="exact"/>
         <w:ind w:left="420" w:firstLineChars="200" w:firstLine="480"/>
         <w:rPr>
-          <w:rFonts w:hint="eastAsia"/>
           <w:sz w:val="24"/>
           <w:szCs w:val="28"/>
         </w:rPr>
@@ -497,7 +479,6 @@
         <w:spacing w:after="0" w:line="360" w:lineRule="exact"/>
         <w:ind w:left="420" w:firstLine="420"/>
         <w:rPr>
-          <w:rFonts w:hint="eastAsia"/>
           <w:sz w:val="24"/>
           <w:szCs w:val="28"/>
         </w:rPr>
@@ -516,7 +497,6 @@
         <w:spacing w:after="0" w:line="360" w:lineRule="exact"/>
         <w:ind w:left="420" w:firstLine="420"/>
         <w:rPr>
-          <w:rFonts w:hint="eastAsia"/>
           <w:sz w:val="24"/>
           <w:szCs w:val="28"/>
         </w:rPr>
@@ -535,7 +515,6 @@
         <w:spacing w:after="0" w:line="360" w:lineRule="exact"/>
         <w:ind w:left="420" w:firstLine="420"/>
         <w:rPr>
-          <w:rFonts w:hint="eastAsia"/>
           <w:sz w:val="24"/>
           <w:szCs w:val="28"/>
         </w:rPr>
@@ -559,9 +538,6 @@
         <w:spacing w:beforeLines="100" w:before="312" w:after="0" w:line="240" w:lineRule="auto"/>
         <w:contextualSpacing w:val="0"/>
         <w:outlineLvl w:val="0"/>
-        <w:rPr>
-          <w:rFonts w:hint="eastAsia"/>
-        </w:rPr>
       </w:pPr>
       <w:r>
         <w:rPr>
@@ -579,7 +555,6 @@
         <w:spacing w:after="0" w:line="360" w:lineRule="exact"/>
         <w:ind w:left="420" w:firstLine="420"/>
         <w:rPr>
-          <w:rFonts w:hint="eastAsia"/>
           <w:sz w:val="24"/>
           <w:szCs w:val="28"/>
         </w:rPr>
@@ -603,9 +578,6 @@
         <w:spacing w:beforeLines="100" w:before="312" w:after="0" w:line="240" w:lineRule="auto"/>
         <w:contextualSpacing w:val="0"/>
         <w:outlineLvl w:val="0"/>
-        <w:rPr>
-          <w:rFonts w:hint="eastAsia"/>
-        </w:rPr>
       </w:pPr>
       <w:r>
         <w:rPr>
@@ -629,7 +601,6 @@
         <w:contextualSpacing w:val="0"/>
         <w:outlineLvl w:val="0"/>
         <w:rPr>
-          <w:rFonts w:hint="eastAsia"/>
           <w:sz w:val="20"/>
           <w:szCs w:val="21"/>
         </w:rPr>
@@ -650,7 +621,6 @@
         <w:spacing w:after="0" w:line="360" w:lineRule="exact"/>
         <w:ind w:left="782"/>
         <w:rPr>
-          <w:rFonts w:hint="eastAsia"/>
           <w:sz w:val="24"/>
           <w:szCs w:val="28"/>
         </w:rPr>
@@ -669,7 +639,6 @@
         <w:spacing w:before="160" w:after="0" w:line="360" w:lineRule="exact"/>
         <w:ind w:left="782"/>
         <w:rPr>
-          <w:rFonts w:hint="eastAsia"/>
           <w:sz w:val="24"/>
           <w:szCs w:val="28"/>
         </w:rPr>
@@ -691,6 +660,77 @@
           <w:szCs w:val="28"/>
         </w:rPr>
         <w:t>按时、准确做完题 与 有些题做不来，做得慢，不确定 之间的矛盾</w:t>
+      </w:r>
+    </w:p>
+    <w:p>
+      <w:pPr>
+        <w:spacing w:before="160" w:after="0" w:line="360" w:lineRule="exact"/>
+        <w:ind w:left="782"/>
+        <w:rPr>
+          <w:b/>
+          <w:bCs/>
+          <w:sz w:val="24"/>
+          <w:szCs w:val="28"/>
+        </w:rPr>
+      </w:pPr>
+      <w:r>
+        <w:rPr>
+          <w:rFonts w:hint="eastAsia"/>
+          <w:b/>
+          <w:bCs/>
+          <w:sz w:val="24"/>
+          <w:szCs w:val="28"/>
+        </w:rPr>
+        <w:t>2</w:t>
+      </w:r>
+      <w:r>
+        <w:rPr>
+          <w:b/>
+          <w:bCs/>
+          <w:sz w:val="24"/>
+          <w:szCs w:val="28"/>
+        </w:rPr>
+        <w:t>0260308</w:t>
+      </w:r>
+      <w:r>
+        <w:rPr>
+          <w:rFonts w:hint="eastAsia"/>
+          <w:b/>
+          <w:bCs/>
+          <w:sz w:val="24"/>
+          <w:szCs w:val="28"/>
+        </w:rPr>
+        <w:t>增：</w:t>
+      </w:r>
+      <w:r>
+        <w:rPr>
+          <w:b/>
+          <w:bCs/>
+          <w:sz w:val="24"/>
+          <w:szCs w:val="28"/>
+        </w:rPr>
+        <w:br/>
+      </w:r>
+    </w:p>
+    <w:p>
+      <w:pPr>
+        <w:spacing w:before="160" w:after="0" w:line="360" w:lineRule="exact"/>
+        <w:ind w:left="782"/>
+        <w:rPr>
+          <w:rFonts w:hint="eastAsia"/>
+          <w:sz w:val="24"/>
+          <w:szCs w:val="28"/>
+        </w:rPr>
+      </w:pPr>
+      <w:r>
+        <w:rPr>
+          <w:rFonts w:hint="eastAsia"/>
+          <w:b/>
+          <w:bCs/>
+          <w:sz w:val="24"/>
+          <w:szCs w:val="28"/>
+        </w:rPr>
+        <w:t>最好是找好的老师跟着学</w:t>
       </w:r>
     </w:p>
     <w:p>
@@ -705,7 +745,6 @@
         <w:contextualSpacing w:val="0"/>
         <w:outlineLvl w:val="0"/>
         <w:rPr>
-          <w:rFonts w:hint="eastAsia"/>
           <w:sz w:val="20"/>
           <w:szCs w:val="21"/>
         </w:rPr>
@@ -727,7 +766,6 @@
         <w:spacing w:after="0" w:line="360" w:lineRule="exact"/>
         <w:ind w:left="780"/>
         <w:rPr>
-          <w:rFonts w:hint="eastAsia"/>
           <w:sz w:val="24"/>
           <w:szCs w:val="28"/>
         </w:rPr>
@@ -746,7 +784,6 @@
         <w:spacing w:before="160" w:after="0" w:line="360" w:lineRule="exact"/>
         <w:ind w:left="782"/>
         <w:rPr>
-          <w:rFonts w:hint="eastAsia"/>
           <w:sz w:val="24"/>
           <w:szCs w:val="28"/>
         </w:rPr>
@@ -759,6 +796,7 @@
           <w:sz w:val="24"/>
           <w:szCs w:val="28"/>
         </w:rPr>
+        <w:lastRenderedPageBreak/>
         <w:t>主要矛盾：</w:t>
       </w:r>
       <w:r>
@@ -775,7 +813,6 @@
         <w:spacing w:before="160" w:after="0" w:line="360" w:lineRule="exact"/>
         <w:ind w:left="782"/>
         <w:rPr>
-          <w:rFonts w:hint="eastAsia"/>
           <w:sz w:val="24"/>
           <w:szCs w:val="28"/>
         </w:rPr>
@@ -796,16 +833,7 @@
           <w:sz w:val="24"/>
           <w:szCs w:val="28"/>
         </w:rPr>
-        <w:t>就和辣椒炒肉一样，前两次炒，由于总有几个点没把握住，</w:t>
-      </w:r>
-      <w:r>
-        <w:rPr>
-          <w:rFonts w:hint="eastAsia"/>
-          <w:sz w:val="24"/>
-          <w:szCs w:val="28"/>
-        </w:rPr>
-        <w:lastRenderedPageBreak/>
-        <w:t>导致效果一般。后面随着不断的炒，不断的总结改进，四五次之后达到了很好吃的水平。随着技术成熟，每次隔几天炒一次，慢慢的渐渐的，突然有一天惊觉怎么炒的这么难吃。此时细细回忆炒菜策略，感觉炒菜流程也都是符合策略的。</w:t>
+        <w:t>就和辣椒炒肉一样，前两次炒，由于总有几个点没把握住，导致效果一般。后面随着不断的炒，不断的总结改进，四五次之后达到了很好吃的水平。随着技术成熟，每次隔几天炒一次，慢慢的渐渐的，突然有一天惊觉怎么炒的这么难吃。此时细细回忆炒菜策略，感觉炒菜流程也都是符合策略的。</w:t>
       </w:r>
     </w:p>
     <w:p>
@@ -813,7 +841,6 @@
         <w:spacing w:before="160" w:after="0" w:line="360" w:lineRule="exact"/>
         <w:ind w:left="782"/>
         <w:rPr>
-          <w:rFonts w:hint="eastAsia"/>
           <w:sz w:val="24"/>
           <w:szCs w:val="28"/>
         </w:rPr>
@@ -851,7 +878,6 @@
         <w:spacing w:before="160" w:after="0" w:line="360" w:lineRule="exact"/>
         <w:ind w:left="782"/>
         <w:rPr>
-          <w:rFonts w:hint="eastAsia"/>
           <w:sz w:val="24"/>
           <w:szCs w:val="28"/>
         </w:rPr>
@@ -871,7 +897,6 @@
         <w:spacing w:before="160" w:after="0" w:line="360" w:lineRule="exact"/>
         <w:ind w:left="782" w:firstLine="416"/>
         <w:rPr>
-          <w:rFonts w:hint="eastAsia"/>
           <w:sz w:val="24"/>
           <w:szCs w:val="28"/>
         </w:rPr>
@@ -890,7 +915,6 @@
         <w:spacing w:before="160" w:after="0" w:line="360" w:lineRule="exact"/>
         <w:ind w:left="840" w:firstLine="420"/>
         <w:rPr>
-          <w:rFonts w:hint="eastAsia"/>
           <w:sz w:val="24"/>
           <w:szCs w:val="28"/>
         </w:rPr>
@@ -919,7 +943,6 @@
         <w:spacing w:before="160" w:after="0" w:line="360" w:lineRule="exact"/>
         <w:ind w:left="782"/>
         <w:rPr>
-          <w:rFonts w:hint="eastAsia"/>
           <w:sz w:val="24"/>
           <w:szCs w:val="28"/>
         </w:rPr>
@@ -962,7 +985,6 @@
         <w:spacing w:before="160" w:after="0" w:line="360" w:lineRule="exact"/>
         <w:ind w:left="782"/>
         <w:rPr>
-          <w:rFonts w:hint="eastAsia"/>
           <w:sz w:val="24"/>
           <w:szCs w:val="28"/>
         </w:rPr>
@@ -1005,7 +1027,6 @@
         <w:spacing w:before="160" w:after="0" w:line="360" w:lineRule="exact"/>
         <w:ind w:left="1260" w:firstLine="420"/>
         <w:rPr>
-          <w:rFonts w:hint="eastAsia"/>
           <w:sz w:val="24"/>
           <w:szCs w:val="28"/>
         </w:rPr>
@@ -1029,7 +1050,6 @@
         <w:spacing w:before="160" w:after="0" w:line="360" w:lineRule="exact"/>
         <w:ind w:left="2058" w:hanging="357"/>
         <w:rPr>
-          <w:rFonts w:hint="eastAsia"/>
           <w:sz w:val="24"/>
           <w:szCs w:val="28"/>
         </w:rPr>
@@ -1053,17 +1073,17 @@
         <w:spacing w:before="160" w:after="0" w:line="360" w:lineRule="exact"/>
         <w:ind w:left="2058" w:hanging="357"/>
         <w:rPr>
-          <w:rFonts w:hint="eastAsia"/>
-          <w:sz w:val="24"/>
-          <w:szCs w:val="28"/>
-        </w:rPr>
-      </w:pPr>
-      <w:r>
-        <w:rPr>
-          <w:rFonts w:hint="eastAsia"/>
-          <w:sz w:val="24"/>
-          <w:szCs w:val="28"/>
-        </w:rPr>
+          <w:sz w:val="24"/>
+          <w:szCs w:val="28"/>
+        </w:rPr>
+      </w:pPr>
+      <w:r>
+        <w:rPr>
+          <w:rFonts w:hint="eastAsia"/>
+          <w:sz w:val="24"/>
+          <w:szCs w:val="28"/>
+        </w:rPr>
+        <w:lastRenderedPageBreak/>
         <w:t>根据留存的例题开始使用解题策略，写例题时要慢一点，重点在于熟悉解题技巧的使用，确保后期做题时，都是妥妥的按照解题技巧来做。</w:t>
       </w:r>
     </w:p>
@@ -1077,27 +1097,46 @@
         <w:spacing w:before="160" w:after="0" w:line="360" w:lineRule="exact"/>
         <w:ind w:left="2058" w:hanging="357"/>
         <w:rPr>
-          <w:rFonts w:hint="eastAsia"/>
-          <w:sz w:val="24"/>
-          <w:szCs w:val="28"/>
-        </w:rPr>
-      </w:pPr>
-      <w:r>
-        <w:rPr>
-          <w:rFonts w:hint="eastAsia"/>
-          <w:sz w:val="24"/>
-          <w:szCs w:val="28"/>
-        </w:rPr>
-        <w:t>按时进行真题训练，以提高熟练度和做题速度，直至恢复高</w:t>
-      </w:r>
-      <w:r>
-        <w:rPr>
-          <w:rFonts w:hint="eastAsia"/>
-          <w:sz w:val="24"/>
-          <w:szCs w:val="28"/>
-        </w:rPr>
-        <w:lastRenderedPageBreak/>
-        <w:t>效准确做题的状态</w:t>
+          <w:sz w:val="24"/>
+          <w:szCs w:val="28"/>
+        </w:rPr>
+      </w:pPr>
+      <w:r>
+        <w:rPr>
+          <w:rFonts w:hint="eastAsia"/>
+          <w:sz w:val="24"/>
+          <w:szCs w:val="28"/>
+        </w:rPr>
+        <w:t>按时进行真题训练，以提高熟练度和做题速度，直至恢复高效准确做题的状态</w:t>
+      </w:r>
+    </w:p>
+    <w:p>
+      <w:pPr>
+        <w:spacing w:before="160" w:after="0" w:line="360" w:lineRule="exact"/>
+        <w:ind w:left="420"/>
+        <w:rPr>
+          <w:sz w:val="24"/>
+          <w:szCs w:val="28"/>
+        </w:rPr>
+      </w:pPr>
+    </w:p>
+    <w:p>
+      <w:pPr>
+        <w:spacing w:before="160" w:after="0" w:line="360" w:lineRule="exact"/>
+        <w:ind w:left="777"/>
+        <w:rPr>
+          <w:rFonts w:hint="eastAsia"/>
+          <w:sz w:val="24"/>
+          <w:szCs w:val="28"/>
+        </w:rPr>
+      </w:pPr>
+      <w:r>
+        <w:rPr>
+          <w:rFonts w:hint="eastAsia"/>
+          <w:sz w:val="24"/>
+          <w:szCs w:val="28"/>
+        </w:rPr>
+        <w:t>每个模块都需要多次的集中学习，学习时针对好题特别是对应省份的真题要升入思考，往往能悟出一些东西</w:t>
       </w:r>
     </w:p>
     <w:p>
@@ -1112,7 +1151,6 @@
         <w:contextualSpacing w:val="0"/>
         <w:outlineLvl w:val="0"/>
         <w:rPr>
-          <w:rFonts w:hint="eastAsia"/>
           <w:b/>
           <w:bCs/>
           <w:sz w:val="24"/>
@@ -1137,7 +1175,6 @@
         <w:ind w:left="782"/>
         <w:contextualSpacing w:val="0"/>
         <w:rPr>
-          <w:rFonts w:hint="eastAsia"/>
           <w:b/>
           <w:bCs/>
           <w:sz w:val="24"/>
@@ -1160,7 +1197,6 @@
         <w:ind w:left="782"/>
         <w:contextualSpacing w:val="0"/>
         <w:rPr>
-          <w:rFonts w:hint="eastAsia"/>
           <w:sz w:val="24"/>
           <w:szCs w:val="28"/>
         </w:rPr>
@@ -1181,7 +1217,6 @@
         <w:ind w:left="782"/>
         <w:contextualSpacing w:val="0"/>
         <w:rPr>
-          <w:rFonts w:hint="eastAsia"/>
           <w:sz w:val="24"/>
           <w:szCs w:val="28"/>
         </w:rPr>
@@ -1202,7 +1237,6 @@
         <w:ind w:left="782" w:firstLine="414"/>
         <w:contextualSpacing w:val="0"/>
         <w:rPr>
-          <w:rFonts w:hint="eastAsia"/>
           <w:sz w:val="24"/>
           <w:szCs w:val="28"/>
         </w:rPr>
@@ -1223,7 +1257,6 @@
         <w:ind w:left="782" w:firstLine="414"/>
         <w:contextualSpacing w:val="0"/>
         <w:rPr>
-          <w:rFonts w:hint="eastAsia"/>
           <w:sz w:val="24"/>
           <w:szCs w:val="28"/>
         </w:rPr>
@@ -1261,7 +1294,6 @@
         <w:ind w:left="782" w:firstLine="414"/>
         <w:contextualSpacing w:val="0"/>
         <w:rPr>
-          <w:rFonts w:hint="eastAsia"/>
           <w:sz w:val="24"/>
           <w:szCs w:val="28"/>
         </w:rPr>
@@ -1282,37 +1314,108 @@
         <w:ind w:left="782"/>
         <w:contextualSpacing w:val="0"/>
         <w:rPr>
-          <w:rFonts w:hint="eastAsia"/>
-          <w:sz w:val="24"/>
-          <w:szCs w:val="28"/>
-        </w:rPr>
-      </w:pPr>
-    </w:p>
-    <w:p>
-      <w:pPr>
-        <w:spacing w:before="160" w:after="0" w:line="360" w:lineRule="exact"/>
-        <w:rPr>
-          <w:rFonts w:hint="eastAsia"/>
-          <w:sz w:val="24"/>
-          <w:szCs w:val="28"/>
-        </w:rPr>
-      </w:pPr>
-    </w:p>
-    <w:p>
-      <w:pPr>
-        <w:spacing w:before="160" w:after="0" w:line="360" w:lineRule="exact"/>
-        <w:rPr>
-          <w:rFonts w:hint="eastAsia"/>
-          <w:sz w:val="24"/>
-          <w:szCs w:val="28"/>
-        </w:rPr>
-      </w:pPr>
-    </w:p>
-    <w:p>
-      <w:pPr>
-        <w:spacing w:before="160" w:after="0" w:line="360" w:lineRule="exact"/>
-        <w:rPr>
-          <w:rFonts w:hint="eastAsia"/>
+          <w:sz w:val="24"/>
+          <w:szCs w:val="28"/>
+        </w:rPr>
+      </w:pPr>
+    </w:p>
+    <w:p>
+      <w:pPr>
+        <w:spacing w:before="160" w:after="0" w:line="360" w:lineRule="exact"/>
+        <w:rPr>
+          <w:sz w:val="24"/>
+          <w:szCs w:val="28"/>
+        </w:rPr>
+      </w:pPr>
+      <w:r>
+        <w:rPr>
+          <w:sz w:val="24"/>
+          <w:szCs w:val="28"/>
+        </w:rPr>
+        <w:tab/>
+        <w:t>20260308</w:t>
+      </w:r>
+      <w:r>
+        <w:rPr>
+          <w:rFonts w:hint="eastAsia"/>
+          <w:sz w:val="24"/>
+          <w:szCs w:val="28"/>
+        </w:rPr>
+        <w:t>增：精力充足时刷题，不充足时总结，不然会导致信心强烈受挫，且影响做题策略</w:t>
+      </w:r>
+    </w:p>
+    <w:p>
+      <w:pPr>
+        <w:spacing w:before="160" w:after="0" w:line="360" w:lineRule="exact"/>
+        <w:rPr>
+          <w:sz w:val="24"/>
+          <w:szCs w:val="28"/>
+        </w:rPr>
+      </w:pPr>
+      <w:r>
+        <w:rPr>
+          <w:rFonts w:hint="eastAsia"/>
+          <w:sz w:val="24"/>
+          <w:szCs w:val="28"/>
+        </w:rPr>
+        <w:t>一般来说早上白天精力充足</w:t>
+      </w:r>
+      <w:r>
+        <w:rPr>
+          <w:rFonts w:hint="eastAsia"/>
+          <w:sz w:val="24"/>
+          <w:szCs w:val="28"/>
+        </w:rPr>
+        <w:t>(除非干了些让精神不足的事</w:t>
+      </w:r>
+      <w:r>
+        <w:rPr>
+          <w:sz w:val="24"/>
+          <w:szCs w:val="28"/>
+        </w:rPr>
+        <w:t>)</w:t>
+      </w:r>
+      <w:r>
+        <w:rPr>
+          <w:rFonts w:hint="eastAsia"/>
+          <w:sz w:val="24"/>
+          <w:szCs w:val="28"/>
+        </w:rPr>
+        <w:t>：</w:t>
+      </w:r>
+    </w:p>
+    <w:p>
+      <w:pPr>
+        <w:spacing w:before="160" w:after="0" w:line="360" w:lineRule="exact"/>
+        <w:rPr>
+          <w:rFonts w:hint="eastAsia"/>
+          <w:sz w:val="24"/>
+          <w:szCs w:val="28"/>
+        </w:rPr>
+      </w:pPr>
+      <w:r>
+        <w:rPr>
+          <w:rFonts w:hint="eastAsia"/>
+          <w:sz w:val="24"/>
+          <w:szCs w:val="28"/>
+        </w:rPr>
+        <w:lastRenderedPageBreak/>
+        <w:t>晚上精力不足（可总结题目，刷刷政治这种不需要大量思考的）</w:t>
+      </w:r>
+    </w:p>
+    <w:p>
+      <w:pPr>
+        <w:spacing w:before="160" w:after="0" w:line="360" w:lineRule="exact"/>
+        <w:rPr>
+          <w:sz w:val="24"/>
+          <w:szCs w:val="28"/>
+        </w:rPr>
+      </w:pPr>
+    </w:p>
+    <w:p>
+      <w:pPr>
+        <w:spacing w:before="160" w:after="0" w:line="360" w:lineRule="exact"/>
+        <w:rPr>
           <w:sz w:val="24"/>
           <w:szCs w:val="28"/>
         </w:rPr>
@@ -1330,7 +1433,6 @@
       <w:pPr>
         <w:spacing w:before="160" w:after="0" w:line="360" w:lineRule="exact"/>
         <w:rPr>
-          <w:rFonts w:hint="eastAsia"/>
           <w:sz w:val="24"/>
           <w:szCs w:val="28"/>
         </w:rPr>
@@ -1355,7 +1457,6 @@
       <w:pPr>
         <w:spacing w:before="160" w:after="0" w:line="360" w:lineRule="exact"/>
         <w:rPr>
-          <w:rFonts w:hint="eastAsia"/>
           <w:sz w:val="24"/>
           <w:szCs w:val="28"/>
         </w:rPr>
@@ -1380,7 +1481,6 @@
       <w:pPr>
         <w:spacing w:before="160" w:after="0" w:line="360" w:lineRule="exact"/>
         <w:rPr>
-          <w:rFonts w:hint="eastAsia"/>
           <w:sz w:val="24"/>
           <w:szCs w:val="28"/>
         </w:rPr>
@@ -1398,33 +1498,22 @@
           <w:sz w:val="24"/>
           <w:szCs w:val="28"/>
         </w:rPr>
-        <w:t>3. 理论上经过这个流程，就可以开始尝试快速的写真题了。在写真题的过程中，如需要一段时间都保持良好准确率和熟练度，可快速做两次真题，然后</w:t>
-      </w:r>
-      <w:r>
-        <w:rPr>
-          <w:rFonts w:hint="eastAsia"/>
-          <w:sz w:val="24"/>
-          <w:szCs w:val="28"/>
-        </w:rPr>
-        <w:lastRenderedPageBreak/>
-        <w:t>慢慢的做一次真题（充分回忆解题策略，确保每题都是按策略来，如有必要可对着文档写）,慢做真题的时候可以顺带补充例题，思路或冗余例题</w:t>
-      </w:r>
-    </w:p>
-    <w:p>
-      <w:pPr>
-        <w:spacing w:before="160" w:after="0" w:line="360" w:lineRule="exact"/>
-        <w:rPr>
-          <w:rFonts w:hint="eastAsia"/>
-          <w:sz w:val="24"/>
-          <w:szCs w:val="28"/>
-        </w:rPr>
-      </w:pPr>
-    </w:p>
-    <w:p>
-      <w:pPr>
-        <w:spacing w:before="160" w:after="0" w:line="360" w:lineRule="exact"/>
-        <w:rPr>
-          <w:rFonts w:hint="eastAsia"/>
+        <w:t>3. 理论上经过这个流程，就可以开始尝试快速的写真题了。在写真题的过程中，如需要一段时间都保持良好准确率和熟练度，可快速做两次真题，然后慢慢的做一次真题（充分回忆解题策略，确保每题都是按策略来，如有必要可对着文档写）,慢做真题的时候可以顺带补充例题，思路或冗余例题</w:t>
+      </w:r>
+    </w:p>
+    <w:p>
+      <w:pPr>
+        <w:spacing w:before="160" w:after="0" w:line="360" w:lineRule="exact"/>
+        <w:rPr>
+          <w:sz w:val="24"/>
+          <w:szCs w:val="28"/>
+        </w:rPr>
+      </w:pPr>
+    </w:p>
+    <w:p>
+      <w:pPr>
+        <w:spacing w:before="160" w:after="0" w:line="360" w:lineRule="exact"/>
+        <w:rPr>
           <w:sz w:val="24"/>
           <w:szCs w:val="28"/>
         </w:rPr>
@@ -1468,7 +1557,6 @@
       <w:pPr>
         <w:spacing w:before="160" w:after="0" w:line="360" w:lineRule="exact"/>
         <w:rPr>
-          <w:rFonts w:hint="eastAsia"/>
           <w:sz w:val="24"/>
           <w:szCs w:val="28"/>
         </w:rPr>
@@ -1486,7 +1574,6 @@
       <w:pPr>
         <w:spacing w:before="160" w:after="0" w:line="360" w:lineRule="exact"/>
         <w:rPr>
-          <w:rFonts w:hint="eastAsia"/>
           <w:sz w:val="24"/>
           <w:szCs w:val="28"/>
         </w:rPr>
@@ -1503,7 +1590,6 @@
         <w:contextualSpacing w:val="0"/>
         <w:outlineLvl w:val="0"/>
         <w:rPr>
-          <w:rFonts w:hint="eastAsia"/>
           <w:b/>
           <w:bCs/>
           <w:sz w:val="32"/>
@@ -1525,7 +1611,6 @@
       <w:pPr>
         <w:spacing w:before="160" w:after="0" w:line="360" w:lineRule="exact"/>
         <w:rPr>
-          <w:rFonts w:hint="eastAsia"/>
           <w:sz w:val="24"/>
           <w:szCs w:val="28"/>
         </w:rPr>
@@ -1543,7 +1628,6 @@
       <w:pPr>
         <w:spacing w:before="160" w:after="0" w:line="360" w:lineRule="exact"/>
         <w:rPr>
-          <w:rFonts w:hint="eastAsia"/>
           <w:sz w:val="24"/>
           <w:szCs w:val="28"/>
         </w:rPr>
@@ -1561,17 +1645,15 @@
       <w:pPr>
         <w:spacing w:before="160" w:after="0" w:line="360" w:lineRule="exact"/>
         <w:rPr>
-          <w:rFonts w:hint="eastAsia"/>
-          <w:sz w:val="24"/>
-          <w:szCs w:val="28"/>
-        </w:rPr>
-      </w:pPr>
-    </w:p>
-    <w:p>
-      <w:pPr>
-        <w:spacing w:before="160" w:after="0" w:line="360" w:lineRule="exact"/>
-        <w:rPr>
-          <w:rFonts w:hint="eastAsia"/>
+          <w:sz w:val="24"/>
+          <w:szCs w:val="28"/>
+        </w:rPr>
+      </w:pPr>
+    </w:p>
+    <w:p>
+      <w:pPr>
+        <w:spacing w:before="160" w:after="0" w:line="360" w:lineRule="exact"/>
+        <w:rPr>
           <w:sz w:val="24"/>
           <w:szCs w:val="28"/>
         </w:rPr>
@@ -1589,7 +1671,6 @@
       <w:pPr>
         <w:spacing w:before="160" w:after="0" w:line="360" w:lineRule="exact"/>
         <w:rPr>
-          <w:rFonts w:hint="eastAsia"/>
           <w:sz w:val="24"/>
           <w:szCs w:val="28"/>
         </w:rPr>
@@ -1605,9 +1686,6 @@
         <w:spacing w:beforeLines="100" w:before="312" w:after="0" w:line="240" w:lineRule="auto"/>
         <w:contextualSpacing w:val="0"/>
         <w:outlineLvl w:val="0"/>
-        <w:rPr>
-          <w:rFonts w:hint="eastAsia"/>
-        </w:rPr>
       </w:pPr>
       <w:r>
         <w:rPr>
@@ -1627,18 +1705,26 @@
         <w:ind w:left="420"/>
         <w:contextualSpacing w:val="0"/>
         <w:rPr>
-          <w:rFonts w:hint="eastAsia"/>
-          <w:sz w:val="24"/>
-          <w:szCs w:val="28"/>
-        </w:rPr>
-      </w:pPr>
-      <w:r>
-        <w:rPr>
-          <w:rFonts w:hint="eastAsia"/>
-          <w:sz w:val="24"/>
-          <w:szCs w:val="28"/>
-        </w:rPr>
-        <w:t>粉笔刷题时需要设置准确率，低于35一般是偏题、怪题、不严谨题，没有价值</w:t>
+          <w:sz w:val="24"/>
+          <w:szCs w:val="28"/>
+        </w:rPr>
+      </w:pPr>
+      <w:r>
+        <w:rPr>
+          <w:rFonts w:hint="eastAsia"/>
+          <w:sz w:val="24"/>
+          <w:szCs w:val="28"/>
+        </w:rPr>
+        <w:t>粉笔刷题时需要设置准确率，低于35一般是偏题、怪题、不严谨题，没有</w:t>
+      </w:r>
+      <w:r>
+        <w:rPr>
+          <w:rFonts w:hint="eastAsia"/>
+          <w:sz w:val="24"/>
+          <w:szCs w:val="28"/>
+        </w:rPr>
+        <w:lastRenderedPageBreak/>
+        <w:t>价值</w:t>
       </w:r>
     </w:p>
     <w:p>
@@ -1648,7 +1734,6 @@
         <w:ind w:left="420"/>
         <w:contextualSpacing w:val="0"/>
         <w:rPr>
-          <w:rFonts w:hint="eastAsia"/>
           <w:sz w:val="24"/>
           <w:szCs w:val="28"/>
         </w:rPr>
@@ -1669,7 +1754,6 @@
         <w:ind w:left="420"/>
         <w:contextualSpacing w:val="0"/>
         <w:rPr>
-          <w:rFonts w:hint="eastAsia"/>
           <w:sz w:val="24"/>
           <w:szCs w:val="28"/>
         </w:rPr>
@@ -1690,7 +1774,6 @@
         <w:ind w:left="420"/>
         <w:contextualSpacing w:val="0"/>
         <w:rPr>
-          <w:rFonts w:hint="eastAsia"/>
           <w:sz w:val="24"/>
           <w:szCs w:val="28"/>
         </w:rPr>
@@ -1711,18 +1794,16 @@
         <w:ind w:left="420"/>
         <w:contextualSpacing w:val="0"/>
         <w:rPr>
-          <w:rFonts w:hint="eastAsia"/>
-          <w:sz w:val="24"/>
-          <w:szCs w:val="28"/>
-        </w:rPr>
-      </w:pPr>
-      <w:r>
-        <w:rPr>
-          <w:rFonts w:hint="eastAsia"/>
-          <w:sz w:val="24"/>
-          <w:szCs w:val="28"/>
-        </w:rPr>
-        <w:lastRenderedPageBreak/>
+          <w:sz w:val="24"/>
+          <w:szCs w:val="28"/>
+        </w:rPr>
+      </w:pPr>
+      <w:r>
+        <w:rPr>
+          <w:rFonts w:hint="eastAsia"/>
+          <w:sz w:val="24"/>
+          <w:szCs w:val="28"/>
+        </w:rPr>
         <w:t>后期做真题时关注下真题准确率的分布程度</w:t>
       </w:r>
       <w:r>
@@ -1740,17 +1821,11 @@
         <w:spacing w:beforeLines="100" w:before="312" w:after="0" w:line="240" w:lineRule="auto"/>
         <w:ind w:left="420"/>
         <w:contextualSpacing w:val="0"/>
-        <w:rPr>
-          <w:rFonts w:hint="eastAsia"/>
-        </w:rPr>
       </w:pPr>
     </w:p>
     <w:p>
       <w:pPr>
         <w:spacing w:beforeLines="100" w:before="312" w:after="0" w:line="240" w:lineRule="auto"/>
-        <w:rPr>
-          <w:rFonts w:hint="eastAsia"/>
-        </w:rPr>
       </w:pPr>
     </w:p>
     <w:p>
@@ -1759,9 +1834,6 @@
         <w:spacing w:beforeLines="100" w:before="312" w:after="0" w:line="240" w:lineRule="auto"/>
         <w:ind w:left="420"/>
         <w:contextualSpacing w:val="0"/>
-        <w:rPr>
-          <w:rFonts w:hint="eastAsia"/>
-        </w:rPr>
       </w:pPr>
     </w:p>
     <w:p>
@@ -1770,9 +1842,6 @@
         <w:spacing w:beforeLines="100" w:before="312" w:after="0" w:line="240" w:lineRule="auto"/>
         <w:ind w:left="420"/>
         <w:contextualSpacing w:val="0"/>
-        <w:rPr>
-          <w:rFonts w:hint="eastAsia"/>
-        </w:rPr>
       </w:pPr>
     </w:p>
     <w:p>
@@ -1786,7 +1855,6 @@
         <w:contextualSpacing w:val="0"/>
         <w:outlineLvl w:val="0"/>
         <w:rPr>
-          <w:rFonts w:hint="eastAsia"/>
           <w:b/>
           <w:bCs/>
           <w:sz w:val="32"/>
@@ -1806,9 +1874,6 @@
         <w:spacing w:beforeLines="100" w:before="312" w:after="0" w:line="240" w:lineRule="auto"/>
         <w:ind w:left="420"/>
         <w:contextualSpacing w:val="0"/>
-        <w:rPr>
-          <w:rFonts w:hint="eastAsia"/>
-        </w:rPr>
       </w:pPr>
       <w:r>
         <w:rPr>
@@ -1823,9 +1888,6 @@
         <w:spacing w:beforeLines="100" w:before="312" w:after="0" w:line="240" w:lineRule="auto"/>
         <w:ind w:left="420"/>
         <w:contextualSpacing w:val="0"/>
-        <w:rPr>
-          <w:rFonts w:hint="eastAsia"/>
-        </w:rPr>
       </w:pPr>
       <w:r>
         <w:rPr>
@@ -1858,9 +1920,6 @@
         <w:spacing w:beforeLines="100" w:before="312" w:after="0" w:line="240" w:lineRule="auto"/>
         <w:ind w:left="420"/>
         <w:contextualSpacing w:val="0"/>
-        <w:rPr>
-          <w:rFonts w:hint="eastAsia"/>
-        </w:rPr>
       </w:pPr>
       <w:r>
         <w:rPr>
@@ -1875,9 +1934,6 @@
         <w:spacing w:beforeLines="100" w:before="312" w:after="0" w:line="240" w:lineRule="auto"/>
         <w:ind w:left="420"/>
         <w:contextualSpacing w:val="0"/>
-        <w:rPr>
-          <w:rFonts w:hint="eastAsia"/>
-        </w:rPr>
       </w:pPr>
       <w:r>
         <w:rPr>
@@ -1892,9 +1948,6 @@
         <w:spacing w:beforeLines="100" w:before="312" w:after="0" w:line="240" w:lineRule="auto"/>
         <w:ind w:left="420"/>
         <w:contextualSpacing w:val="0"/>
-        <w:rPr>
-          <w:rFonts w:hint="eastAsia"/>
-        </w:rPr>
       </w:pPr>
       <w:r>
         <w:rPr>
@@ -1915,9 +1968,6 @@
         <w:spacing w:beforeLines="100" w:before="312" w:after="0" w:line="240" w:lineRule="auto"/>
         <w:ind w:left="420"/>
         <w:contextualSpacing w:val="0"/>
-        <w:rPr>
-          <w:rFonts w:hint="eastAsia"/>
-        </w:rPr>
       </w:pPr>
     </w:p>
     <w:p>
@@ -1926,9 +1976,6 @@
         <w:spacing w:beforeLines="100" w:before="312" w:after="0" w:line="240" w:lineRule="auto"/>
         <w:ind w:left="420"/>
         <w:contextualSpacing w:val="0"/>
-        <w:rPr>
-          <w:rFonts w:hint="eastAsia"/>
-        </w:rPr>
       </w:pPr>
       <w:r>
         <w:rPr>
@@ -1943,15 +1990,19 @@
         <w:spacing w:beforeLines="100" w:before="312" w:after="0" w:line="240" w:lineRule="auto"/>
         <w:ind w:left="420"/>
         <w:contextualSpacing w:val="0"/>
-        <w:rPr>
-          <w:rFonts w:hint="eastAsia"/>
-        </w:rPr>
-      </w:pPr>
-      <w:r>
-        <w:rPr>
-          <w:rFonts w:hint="eastAsia"/>
-        </w:rPr>
+      </w:pPr>
+      <w:r>
+        <w:rPr>
+          <w:rFonts w:hint="eastAsia"/>
+        </w:rPr>
+        <w:lastRenderedPageBreak/>
         <w:t>尽量早上资料分析</w:t>
+      </w:r>
+      <w:r>
+        <w:rPr>
+          <w:rFonts w:hint="eastAsia"/>
+        </w:rPr>
+        <w:t>或做需要游刃有余的题（主旨分析）</w:t>
       </w:r>
     </w:p>
     <w:p>
@@ -1960,15 +2011,27 @@
         <w:spacing w:beforeLines="100" w:before="312" w:after="0" w:line="240" w:lineRule="auto"/>
         <w:ind w:left="420"/>
         <w:contextualSpacing w:val="0"/>
-        <w:rPr>
-          <w:rFonts w:hint="eastAsia"/>
-        </w:rPr>
       </w:pPr>
       <w:r>
         <w:rPr>
           <w:rFonts w:hint="eastAsia"/>
         </w:rPr>
         <w:t>中午下午刷其他题目</w:t>
+      </w:r>
+      <w:r>
+        <w:rPr>
+          <w:rFonts w:hint="eastAsia"/>
+        </w:rPr>
+        <w:t xml:space="preserve">（不太需要强精神力的题 </w:t>
+      </w:r>
+      <w:r>
+        <w:t xml:space="preserve"> </w:t>
+      </w:r>
+      <w:r>
+        <w:rPr>
+          <w:rFonts w:hint="eastAsia"/>
+        </w:rPr>
+        <w:t>如政治 逻辑判断这种偏信手拈来的）</w:t>
       </w:r>
     </w:p>
     <w:p>
@@ -1977,15 +2040,24 @@
         <w:spacing w:beforeLines="100" w:before="312" w:after="0" w:line="240" w:lineRule="auto"/>
         <w:ind w:left="420"/>
         <w:contextualSpacing w:val="0"/>
-        <w:rPr>
-          <w:rFonts w:hint="eastAsia"/>
-        </w:rPr>
-      </w:pPr>
-      <w:r>
-        <w:rPr>
-          <w:rFonts w:hint="eastAsia"/>
-        </w:rPr>
-        <w:t>晚上尽量只学学政治常识，慢慢的总结下知识点等</w:t>
+      </w:pPr>
+      <w:r>
+        <w:rPr>
+          <w:rFonts w:hint="eastAsia"/>
+        </w:rPr>
+        <w:t>晚上尽量只学学政治常识，慢慢的</w:t>
+      </w:r>
+      <w:r>
+        <w:rPr>
+          <w:rFonts w:hint="eastAsia"/>
+        </w:rPr>
+        <w:t>复盘或</w:t>
+      </w:r>
+      <w:r>
+        <w:rPr>
+          <w:rFonts w:hint="eastAsia"/>
+        </w:rPr>
+        <w:t>总结下知识点等</w:t>
       </w:r>
     </w:p>
     <w:p>
@@ -1994,9 +2066,6 @@
         <w:spacing w:beforeLines="100" w:before="312" w:after="0" w:line="240" w:lineRule="auto"/>
         <w:ind w:left="420"/>
         <w:contextualSpacing w:val="0"/>
-        <w:rPr>
-          <w:rFonts w:hint="eastAsia"/>
-        </w:rPr>
       </w:pPr>
     </w:p>
     <w:p>
@@ -2005,15 +2074,69 @@
         <w:spacing w:beforeLines="100" w:before="312" w:after="0" w:line="240" w:lineRule="auto"/>
         <w:ind w:left="420"/>
         <w:contextualSpacing w:val="0"/>
-        <w:rPr>
-          <w:rFonts w:hint="eastAsia"/>
-        </w:rPr>
-      </w:pPr>
-      <w:r>
-        <w:rPr>
-          <w:rFonts w:hint="eastAsia"/>
-        </w:rPr>
-        <w:t>提升：</w:t>
+      </w:pPr>
+      <w:r>
+        <w:rPr>
+          <w:rFonts w:hint="eastAsia"/>
+        </w:rPr>
+        <w:t>碰到让人高度紧张的事，例如大考，会额外加强精神力，这就是为什么</w:t>
+      </w:r>
+      <w:r>
+        <w:rPr>
+          <w:rFonts w:hint="eastAsia"/>
+        </w:rPr>
+        <w:t>中考高考</w:t>
+      </w:r>
+      <w:r>
+        <w:rPr>
+          <w:rFonts w:hint="eastAsia"/>
+        </w:rPr>
+        <w:t>考往往考的比考试前</w:t>
+      </w:r>
+      <w:r>
+        <w:rPr>
+          <w:rFonts w:hint="eastAsia"/>
+        </w:rPr>
+        <w:t>一段时间</w:t>
+      </w:r>
+      <w:r>
+        <w:rPr>
+          <w:rFonts w:hint="eastAsia"/>
+        </w:rPr>
+        <w:t>好的原因</w:t>
+      </w:r>
+      <w:r>
+        <w:rPr>
+          <w:rFonts w:hint="eastAsia"/>
+        </w:rPr>
+        <w:t>（知识储备还是那些，但考前因为考试精神力不足，导致失常发挥，大考前休息了一两天，精神力恢复了，加上大考带来的刺激，使得精神力得到加强）</w:t>
+      </w:r>
+    </w:p>
+    <w:p>
+      <w:pPr>
+        <w:widowControl/>
+        <w:spacing w:after="0" w:line="240" w:lineRule="auto"/>
+      </w:pPr>
+      <w:r>
+        <w:tab/>
+      </w:r>
+      <w:r>
+        <w:rPr>
+          <w:rFonts w:hint="eastAsia"/>
+        </w:rPr>
+        <w:t>如果考前持续的</w:t>
+      </w:r>
+      <w:r>
+        <w:rPr>
+          <w:rFonts w:hint="eastAsia"/>
+        </w:rPr>
+        <w:t>高强度学习</w:t>
+      </w:r>
+      <w:r>
+        <w:rPr>
+          <w:rFonts w:hint="eastAsia"/>
+        </w:rPr>
+        <w:t>使得精神力不足导致做题策略遗忘或偏离，那是不利于大考的</w:t>
       </w:r>
     </w:p>
     <w:p>
@@ -2021,16 +2144,12 @@
         <w:pStyle w:val="ad"/>
         <w:spacing w:beforeLines="100" w:before="312" w:after="0" w:line="240" w:lineRule="auto"/>
         <w:ind w:left="420"/>
-        <w:contextualSpacing w:val="0"/>
-        <w:rPr>
-          <w:rFonts w:hint="eastAsia"/>
-        </w:rPr>
-      </w:pPr>
-      <w:r>
-        <w:rPr>
-          <w:rFonts w:hint="eastAsia"/>
-        </w:rPr>
-        <w:t>充足的锻炼</w:t>
+      </w:pPr>
+      <w:r>
+        <w:rPr>
+          <w:rFonts w:hint="eastAsia"/>
+        </w:rPr>
+        <w:t>精神力的判断，</w:t>
       </w:r>
     </w:p>
     <w:p>
@@ -2038,16 +2157,12 @@
         <w:pStyle w:val="ad"/>
         <w:spacing w:beforeLines="100" w:before="312" w:after="0" w:line="240" w:lineRule="auto"/>
         <w:ind w:left="420"/>
-        <w:contextualSpacing w:val="0"/>
-        <w:rPr>
-          <w:rFonts w:hint="eastAsia"/>
-        </w:rPr>
-      </w:pPr>
-      <w:r>
-        <w:rPr>
-          <w:rFonts w:hint="eastAsia"/>
-        </w:rPr>
-        <w:t>冥想</w:t>
+      </w:pPr>
+      <w:r>
+        <w:rPr>
+          <w:rFonts w:hint="eastAsia"/>
+        </w:rPr>
+        <w:t>有时候早上起来感觉头晕晕的，有层雾，有点困，但这是精神力还可以，做题时理解力，准确度可以</w:t>
       </w:r>
     </w:p>
     <w:p>
@@ -2055,17 +2170,12 @@
         <w:pStyle w:val="ad"/>
         <w:spacing w:beforeLines="100" w:before="312" w:after="0" w:line="240" w:lineRule="auto"/>
         <w:ind w:left="420"/>
-        <w:contextualSpacing w:val="0"/>
-        <w:rPr>
-          <w:rFonts w:hint="eastAsia"/>
-        </w:rPr>
-      </w:pPr>
-      <w:r>
-        <w:rPr>
-          <w:rFonts w:hint="eastAsia"/>
-        </w:rPr>
-        <w:lastRenderedPageBreak/>
-        <w:t>适当出门放松</w:t>
+      </w:pPr>
+      <w:r>
+        <w:rPr>
+          <w:rFonts w:hint="eastAsia"/>
+        </w:rPr>
+        <w:t>有时晚上没感觉脑子有雾，但是理解力，准确率很低</w:t>
       </w:r>
     </w:p>
     <w:p>
@@ -2078,6 +2188,12 @@
           <w:rFonts w:hint="eastAsia"/>
         </w:rPr>
       </w:pPr>
+      <w:r>
+        <w:rPr>
+          <w:rFonts w:hint="eastAsia"/>
+        </w:rPr>
+        <w:t>所以精神力的判断就只按照，从上一次充足睡眠开始到现在，一共做了多少消耗精神力的事情</w:t>
+      </w:r>
     </w:p>
     <w:p>
       <w:pPr>
@@ -2089,12 +2205,6 @@
           <w:rFonts w:hint="eastAsia"/>
         </w:rPr>
       </w:pPr>
-      <w:r>
-        <w:rPr>
-          <w:rFonts w:hint="eastAsia"/>
-        </w:rPr>
-        <w:t>政治常识只看小黑</w:t>
-      </w:r>
     </w:p>
     <w:p>
       <w:pPr>
@@ -2102,9 +2212,124 @@
         <w:spacing w:beforeLines="100" w:before="312" w:after="0" w:line="240" w:lineRule="auto"/>
         <w:ind w:left="420"/>
         <w:contextualSpacing w:val="0"/>
-        <w:rPr>
-          <w:rFonts w:hint="eastAsia"/>
-        </w:rPr>
+      </w:pPr>
+      <w:r>
+        <w:rPr>
+          <w:rFonts w:hint="eastAsia"/>
+        </w:rPr>
+        <w:t>提升：</w:t>
+      </w:r>
+    </w:p>
+    <w:p>
+      <w:pPr>
+        <w:pStyle w:val="ad"/>
+        <w:spacing w:beforeLines="100" w:before="312" w:after="0" w:line="240" w:lineRule="auto"/>
+        <w:ind w:left="420"/>
+        <w:contextualSpacing w:val="0"/>
+      </w:pPr>
+      <w:r>
+        <w:rPr>
+          <w:rFonts w:hint="eastAsia"/>
+        </w:rPr>
+        <w:t>充足的锻炼</w:t>
+      </w:r>
+    </w:p>
+    <w:p>
+      <w:pPr>
+        <w:pStyle w:val="ad"/>
+        <w:spacing w:beforeLines="100" w:before="312" w:after="0" w:line="240" w:lineRule="auto"/>
+        <w:ind w:left="420"/>
+        <w:contextualSpacing w:val="0"/>
+      </w:pPr>
+      <w:r>
+        <w:rPr>
+          <w:rFonts w:hint="eastAsia"/>
+        </w:rPr>
+        <w:t>冥想</w:t>
+      </w:r>
+    </w:p>
+    <w:p>
+      <w:pPr>
+        <w:pStyle w:val="ad"/>
+        <w:spacing w:beforeLines="100" w:before="312" w:after="0" w:line="240" w:lineRule="auto"/>
+        <w:ind w:left="420"/>
+        <w:contextualSpacing w:val="0"/>
+      </w:pPr>
+      <w:r>
+        <w:rPr>
+          <w:rFonts w:hint="eastAsia"/>
+        </w:rPr>
+        <w:t>适当出门放松</w:t>
+      </w:r>
+    </w:p>
+    <w:p>
+      <w:pPr>
+        <w:pStyle w:val="ad"/>
+        <w:spacing w:beforeLines="100" w:before="312" w:after="0" w:line="240" w:lineRule="auto"/>
+        <w:ind w:left="420"/>
+        <w:contextualSpacing w:val="0"/>
+        <w:rPr>
+          <w:rFonts w:hint="eastAsia"/>
+        </w:rPr>
+      </w:pPr>
+      <w:r>
+        <w:rPr>
+          <w:rFonts w:hint="eastAsia"/>
+        </w:rPr>
+        <w:t>充足的睡眠（很重要）</w:t>
+      </w:r>
+    </w:p>
+    <w:p>
+      <w:pPr>
+        <w:pStyle w:val="ad"/>
+        <w:spacing w:beforeLines="100" w:before="312" w:after="0" w:line="240" w:lineRule="auto"/>
+        <w:ind w:left="420"/>
+        <w:contextualSpacing w:val="0"/>
+        <w:rPr>
+          <w:rFonts w:hint="eastAsia"/>
+        </w:rPr>
+      </w:pPr>
+      <w:r>
+        <w:rPr>
+          <w:rFonts w:hint="eastAsia"/>
+        </w:rPr>
+        <w:t>禁欲</w:t>
+      </w:r>
+      <w:r>
+        <w:rPr>
+          <w:rFonts w:hint="eastAsia"/>
+        </w:rPr>
+        <w:t>（导致白天精神力也不佳）</w:t>
+      </w:r>
+    </w:p>
+    <w:p>
+      <w:pPr>
+        <w:pStyle w:val="ad"/>
+        <w:spacing w:beforeLines="100" w:before="312" w:after="0" w:line="240" w:lineRule="auto"/>
+        <w:ind w:left="420"/>
+        <w:contextualSpacing w:val="0"/>
+      </w:pPr>
+    </w:p>
+    <w:p>
+      <w:pPr>
+        <w:pStyle w:val="ad"/>
+        <w:spacing w:beforeLines="100" w:before="312" w:after="0" w:line="240" w:lineRule="auto"/>
+        <w:ind w:left="420"/>
+        <w:contextualSpacing w:val="0"/>
+      </w:pPr>
+      <w:r>
+        <w:rPr>
+          <w:rFonts w:hint="eastAsia"/>
+        </w:rPr>
+        <w:t>政治常识只看小黑</w:t>
+      </w:r>
+    </w:p>
+    <w:p>
+      <w:pPr>
+        <w:pStyle w:val="ad"/>
+        <w:spacing w:beforeLines="100" w:before="312" w:after="0" w:line="240" w:lineRule="auto"/>
+        <w:ind w:left="420"/>
+        <w:contextualSpacing w:val="0"/>
       </w:pPr>
     </w:p>
     <w:p>
@@ -2117,14 +2342,12 @@
         <w:spacing w:beforeLines="100" w:before="312" w:after="0" w:line="240" w:lineRule="auto"/>
         <w:contextualSpacing w:val="0"/>
         <w:outlineLvl w:val="0"/>
-        <w:rPr>
-          <w:rFonts w:hint="eastAsia"/>
-        </w:rPr>
-      </w:pPr>
-      <w:r>
-        <w:rPr>
-          <w:rFonts w:hint="eastAsia"/>
-        </w:rPr>
+      </w:pPr>
+      <w:r>
+        <w:rPr>
+          <w:rFonts w:hint="eastAsia"/>
+        </w:rPr>
+        <w:lastRenderedPageBreak/>
         <w:t>粗心分析</w:t>
       </w:r>
     </w:p>
@@ -2134,9 +2357,6 @@
         <w:spacing w:beforeLines="100" w:before="312" w:after="0" w:line="240" w:lineRule="auto"/>
         <w:ind w:left="420"/>
         <w:contextualSpacing w:val="0"/>
-        <w:rPr>
-          <w:rFonts w:hint="eastAsia"/>
-        </w:rPr>
       </w:pPr>
       <w:r>
         <w:rPr>
@@ -2166,9 +2386,6 @@
         <w:spacing w:beforeLines="100" w:before="312" w:after="0" w:line="240" w:lineRule="auto"/>
         <w:ind w:left="420"/>
         <w:contextualSpacing w:val="0"/>
-        <w:rPr>
-          <w:rFonts w:hint="eastAsia"/>
-        </w:rPr>
       </w:pPr>
       <w:r>
         <w:rPr>
@@ -2183,9 +2400,6 @@
         <w:spacing w:beforeLines="100" w:before="312" w:after="0" w:line="240" w:lineRule="auto"/>
         <w:ind w:left="420"/>
         <w:contextualSpacing w:val="0"/>
-        <w:rPr>
-          <w:rFonts w:hint="eastAsia"/>
-        </w:rPr>
       </w:pPr>
     </w:p>
     <w:p>
@@ -2194,9 +2408,6 @@
         <w:spacing w:beforeLines="100" w:before="312" w:after="0" w:line="240" w:lineRule="auto"/>
         <w:ind w:left="420"/>
         <w:contextualSpacing w:val="0"/>
-        <w:rPr>
-          <w:rFonts w:hint="eastAsia"/>
-        </w:rPr>
       </w:pPr>
     </w:p>
     <w:p>
@@ -2209,9 +2420,6 @@
         <w:spacing w:beforeLines="100" w:before="312" w:after="0" w:line="240" w:lineRule="auto"/>
         <w:contextualSpacing w:val="0"/>
         <w:outlineLvl w:val="0"/>
-        <w:rPr>
-          <w:rFonts w:hint="eastAsia"/>
-        </w:rPr>
       </w:pPr>
       <w:r>
         <w:rPr>
@@ -2224,7 +2432,6 @@
       <w:pPr>
         <w:spacing w:before="160" w:after="0" w:line="360" w:lineRule="exact"/>
         <w:rPr>
-          <w:rFonts w:hint="eastAsia"/>
           <w:sz w:val="24"/>
           <w:szCs w:val="28"/>
         </w:rPr>
@@ -2242,7 +2449,6 @@
       <w:pPr>
         <w:spacing w:before="160" w:after="0" w:line="360" w:lineRule="exact"/>
         <w:rPr>
-          <w:rFonts w:hint="eastAsia"/>
           <w:sz w:val="24"/>
           <w:szCs w:val="28"/>
         </w:rPr>
@@ -2260,7 +2466,6 @@
       <w:pPr>
         <w:spacing w:before="160" w:after="0" w:line="360" w:lineRule="exact"/>
         <w:rPr>
-          <w:rFonts w:hint="eastAsia"/>
           <w:sz w:val="24"/>
           <w:szCs w:val="28"/>
         </w:rPr>
@@ -2285,37 +2490,33 @@
       <w:pPr>
         <w:spacing w:before="160" w:after="0" w:line="360" w:lineRule="exact"/>
         <w:rPr>
-          <w:rFonts w:hint="eastAsia"/>
-          <w:sz w:val="24"/>
-          <w:szCs w:val="28"/>
-        </w:rPr>
-      </w:pPr>
-    </w:p>
-    <w:p>
-      <w:pPr>
-        <w:spacing w:before="160" w:after="0" w:line="360" w:lineRule="exact"/>
-        <w:rPr>
-          <w:rFonts w:hint="eastAsia"/>
-          <w:sz w:val="24"/>
-          <w:szCs w:val="28"/>
-        </w:rPr>
-      </w:pPr>
-    </w:p>
-    <w:p>
-      <w:pPr>
-        <w:spacing w:before="160" w:after="0" w:line="360" w:lineRule="exact"/>
-        <w:rPr>
-          <w:rFonts w:hint="eastAsia"/>
-          <w:sz w:val="24"/>
-          <w:szCs w:val="28"/>
-        </w:rPr>
-      </w:pPr>
-    </w:p>
-    <w:p>
-      <w:pPr>
-        <w:spacing w:before="160" w:after="0" w:line="360" w:lineRule="exact"/>
-        <w:rPr>
-          <w:rFonts w:hint="eastAsia"/>
+          <w:sz w:val="24"/>
+          <w:szCs w:val="28"/>
+        </w:rPr>
+      </w:pPr>
+    </w:p>
+    <w:p>
+      <w:pPr>
+        <w:spacing w:before="160" w:after="0" w:line="360" w:lineRule="exact"/>
+        <w:rPr>
+          <w:sz w:val="24"/>
+          <w:szCs w:val="28"/>
+        </w:rPr>
+      </w:pPr>
+    </w:p>
+    <w:p>
+      <w:pPr>
+        <w:spacing w:before="160" w:after="0" w:line="360" w:lineRule="exact"/>
+        <w:rPr>
+          <w:sz w:val="24"/>
+          <w:szCs w:val="28"/>
+        </w:rPr>
+      </w:pPr>
+    </w:p>
+    <w:p>
+      <w:pPr>
+        <w:spacing w:before="160" w:after="0" w:line="360" w:lineRule="exact"/>
+        <w:rPr>
           <w:sz w:val="24"/>
           <w:szCs w:val="28"/>
         </w:rPr>
@@ -2333,7 +2534,6 @@
       <w:pPr>
         <w:spacing w:before="160" w:after="0" w:line="360" w:lineRule="exact"/>
         <w:rPr>
-          <w:rFonts w:hint="eastAsia"/>
           <w:sz w:val="24"/>
           <w:szCs w:val="28"/>
         </w:rPr>
@@ -2349,17 +2549,13 @@
         <w:spacing w:beforeLines="100" w:before="312" w:after="0" w:line="240" w:lineRule="auto"/>
         <w:contextualSpacing w:val="0"/>
         <w:outlineLvl w:val="0"/>
-        <w:rPr>
-          <w:rFonts w:hint="eastAsia"/>
-        </w:rPr>
-      </w:pPr>
-      <w:r>
-        <w:rPr>
-          <w:rFonts w:hint="eastAsia"/>
-          <w:sz w:val="24"/>
-          <w:szCs w:val="28"/>
-        </w:rPr>
-        <w:lastRenderedPageBreak/>
+      </w:pPr>
+      <w:r>
+        <w:rPr>
+          <w:rFonts w:hint="eastAsia"/>
+          <w:sz w:val="24"/>
+          <w:szCs w:val="28"/>
+        </w:rPr>
         <w:t>选项标记法</w:t>
       </w:r>
     </w:p>
@@ -2543,7 +2739,8 @@
       <w:pPr>
         <w:spacing w:before="160" w:after="0" w:line="360" w:lineRule="exact"/>
         <w:rPr>
-          <w:rFonts w:hint="eastAsia"/>
+          <w:rFonts w:ascii="Segoe UI Emoji" w:hAnsi="Segoe UI Emoji" w:cs="Segoe UI Emoji"/>
+          <w:color w:val="EE0000"/>
           <w:sz w:val="24"/>
           <w:szCs w:val="28"/>
         </w:rPr>
@@ -2574,6 +2771,817 @@
           <w:szCs w:val="28"/>
         </w:rPr>
         <w:t>但隔一段时间不写，就会发现之前觉得很明确的题看起来有点摸棱两可了，就是因为学的不深，连逻辑推理和事实因果在心中都没有明确的界限，导致做了一段时间的题后，心中的内存记住了这个区分，但是时间一长，内存中的内容就丢失了，对于这种情况，应该明确学习底层，分清楚界限，才能将对于的东西放入硬盘</w:t>
+      </w:r>
+    </w:p>
+    <w:p>
+      <w:pPr>
+        <w:spacing w:before="160" w:after="0" w:line="360" w:lineRule="exact"/>
+        <w:rPr>
+          <w:rFonts w:ascii="Segoe UI Emoji" w:hAnsi="Segoe UI Emoji" w:cs="Segoe UI Emoji"/>
+          <w:color w:val="EE0000"/>
+          <w:sz w:val="24"/>
+          <w:szCs w:val="28"/>
+        </w:rPr>
+      </w:pPr>
+    </w:p>
+    <w:p>
+      <w:pPr>
+        <w:spacing w:before="160" w:after="0" w:line="360" w:lineRule="exact"/>
+        <w:rPr>
+          <w:rFonts w:ascii="Segoe UI Emoji" w:hAnsi="Segoe UI Emoji" w:cs="Segoe UI Emoji"/>
+          <w:color w:val="EE0000"/>
+          <w:sz w:val="24"/>
+          <w:szCs w:val="28"/>
+        </w:rPr>
+      </w:pPr>
+      <w:r>
+        <w:rPr>
+          <w:rFonts w:ascii="Segoe UI Emoji" w:hAnsi="Segoe UI Emoji" w:cs="Segoe UI Emoji" w:hint="eastAsia"/>
+          <w:color w:val="EE0000"/>
+          <w:sz w:val="24"/>
+          <w:szCs w:val="28"/>
+        </w:rPr>
+        <w:t>复习前期就是各个模块逐个突破和深化认识，复习末期，离的时间长的知识点肯定会忘记一部分，此时需要全面一体复习，大量刷题，尽量把各个模块的水平恢复到最巅峰</w:t>
+      </w:r>
+    </w:p>
+    <w:p>
+      <w:pPr>
+        <w:spacing w:before="160" w:after="0" w:line="360" w:lineRule="exact"/>
+        <w:rPr>
+          <w:rFonts w:ascii="Segoe UI Emoji" w:hAnsi="Segoe UI Emoji" w:cs="Segoe UI Emoji"/>
+          <w:color w:val="EE0000"/>
+          <w:sz w:val="24"/>
+          <w:szCs w:val="28"/>
+        </w:rPr>
+      </w:pPr>
+      <w:r>
+        <w:rPr>
+          <w:rFonts w:ascii="Segoe UI Emoji" w:hAnsi="Segoe UI Emoji" w:cs="Segoe UI Emoji" w:hint="eastAsia"/>
+          <w:color w:val="EE0000"/>
+          <w:sz w:val="24"/>
+          <w:szCs w:val="28"/>
+        </w:rPr>
+        <w:t>加入论如何学好行测</w:t>
+      </w:r>
+    </w:p>
+    <w:p>
+      <w:pPr>
+        <w:spacing w:before="160" w:after="0" w:line="360" w:lineRule="exact"/>
+        <w:rPr>
+          <w:rFonts w:ascii="Segoe UI Emoji" w:hAnsi="Segoe UI Emoji" w:cs="Segoe UI Emoji"/>
+          <w:color w:val="EE0000"/>
+          <w:sz w:val="24"/>
+          <w:szCs w:val="28"/>
+        </w:rPr>
+      </w:pPr>
+      <w:r>
+        <w:rPr>
+          <w:rFonts w:ascii="Segoe UI Emoji" w:hAnsi="Segoe UI Emoji" w:cs="Segoe UI Emoji" w:hint="eastAsia"/>
+          <w:color w:val="EE0000"/>
+          <w:sz w:val="24"/>
+          <w:szCs w:val="28"/>
+        </w:rPr>
+        <w:t>复习前期各个模块学习的越好越深，最后复习的时候实力恢复的原快越强</w:t>
+      </w:r>
+    </w:p>
+    <w:p>
+      <w:pPr>
+        <w:spacing w:before="160" w:after="0" w:line="360" w:lineRule="exact"/>
+        <w:rPr>
+          <w:sz w:val="24"/>
+          <w:szCs w:val="28"/>
+        </w:rPr>
+      </w:pPr>
+      <w:r>
+        <w:rPr>
+          <w:rFonts w:hint="eastAsia"/>
+          <w:sz w:val="24"/>
+          <w:szCs w:val="28"/>
+        </w:rPr>
+        <w:t>大量刷题之前先写例题，让自己的水平尽量恢复过来，确保刷题是依靠着正确思路的，不要凭感觉的搞无效刷题</w:t>
+      </w:r>
+    </w:p>
+    <w:p>
+      <w:pPr>
+        <w:spacing w:before="160" w:after="0" w:line="360" w:lineRule="exact"/>
+        <w:rPr>
+          <w:sz w:val="24"/>
+          <w:szCs w:val="28"/>
+        </w:rPr>
+      </w:pPr>
+      <w:r>
+        <w:rPr>
+          <w:rFonts w:hint="eastAsia"/>
+          <w:sz w:val="24"/>
+          <w:szCs w:val="28"/>
+        </w:rPr>
+        <w:t>初期复习要注重复盘，特别是真题，尽可能挖深一点。因为复习前期以打基础和深化能力为主</w:t>
+      </w:r>
+    </w:p>
+    <w:p>
+      <w:pPr>
+        <w:spacing w:before="160" w:after="0" w:line="360" w:lineRule="exact"/>
+        <w:rPr>
+          <w:sz w:val="24"/>
+          <w:szCs w:val="28"/>
+        </w:rPr>
+      </w:pPr>
+      <w:r>
+        <w:rPr>
+          <w:rFonts w:hint="eastAsia"/>
+          <w:sz w:val="24"/>
+          <w:szCs w:val="28"/>
+        </w:rPr>
+        <w:t>复习后期以刷题为主，复盘适当降低深度，重点是在短时间内尽量多刷题，保持一个良好的做题感觉和做题速度</w:t>
+      </w:r>
+    </w:p>
+    <w:p>
+      <w:pPr>
+        <w:spacing w:before="160" w:after="0" w:line="360" w:lineRule="exact"/>
+        <w:rPr>
+          <w:sz w:val="24"/>
+          <w:szCs w:val="28"/>
+        </w:rPr>
+      </w:pPr>
+    </w:p>
+    <w:p>
+      <w:pPr>
+        <w:spacing w:before="160" w:after="0" w:line="360" w:lineRule="exact"/>
+        <w:rPr>
+          <w:sz w:val="24"/>
+          <w:szCs w:val="28"/>
+        </w:rPr>
+      </w:pPr>
+    </w:p>
+    <w:p>
+      <w:pPr>
+        <w:spacing w:before="160" w:after="0" w:line="360" w:lineRule="exact"/>
+        <w:rPr>
+          <w:sz w:val="24"/>
+          <w:szCs w:val="28"/>
+        </w:rPr>
+      </w:pPr>
+    </w:p>
+    <w:p>
+      <w:pPr>
+        <w:spacing w:before="160" w:after="0" w:line="360" w:lineRule="exact"/>
+        <w:rPr>
+          <w:sz w:val="24"/>
+          <w:szCs w:val="28"/>
+        </w:rPr>
+      </w:pPr>
+    </w:p>
+    <w:p>
+      <w:pPr>
+        <w:spacing w:before="160" w:after="0" w:line="360" w:lineRule="exact"/>
+        <w:rPr>
+          <w:sz w:val="24"/>
+          <w:szCs w:val="28"/>
+        </w:rPr>
+      </w:pPr>
+      <w:r>
+        <w:rPr>
+          <w:rFonts w:hint="eastAsia"/>
+          <w:sz w:val="24"/>
+          <w:szCs w:val="28"/>
+        </w:rPr>
+        <w:t>今年考公复盘，虽然学习开始时间很早，五月份就开始学申论了</w:t>
+      </w:r>
+    </w:p>
+    <w:p>
+      <w:pPr>
+        <w:spacing w:before="160" w:after="0" w:line="360" w:lineRule="exact"/>
+        <w:rPr>
+          <w:sz w:val="24"/>
+          <w:szCs w:val="28"/>
+        </w:rPr>
+      </w:pPr>
+      <w:r>
+        <w:rPr>
+          <w:rFonts w:hint="eastAsia"/>
+          <w:sz w:val="24"/>
+          <w:szCs w:val="28"/>
+        </w:rPr>
+        <w:t>但学习速度太慢，学的不够底层，有点略形而上，导致在白天精神没使用过度，且大量时间花在申论上时，分数还不错</w:t>
+      </w:r>
+    </w:p>
+    <w:p>
+      <w:pPr>
+        <w:spacing w:before="160" w:after="0" w:line="360" w:lineRule="exact"/>
+        <w:rPr>
+          <w:sz w:val="24"/>
+          <w:szCs w:val="28"/>
+        </w:rPr>
+      </w:pPr>
+    </w:p>
+    <w:p>
+      <w:pPr>
+        <w:spacing w:before="160" w:after="0" w:line="360" w:lineRule="exact"/>
+        <w:rPr>
+          <w:sz w:val="24"/>
+          <w:szCs w:val="28"/>
+        </w:rPr>
+      </w:pPr>
+      <w:r>
+        <w:rPr>
+          <w:rFonts w:hint="eastAsia"/>
+          <w:sz w:val="24"/>
+          <w:szCs w:val="28"/>
+        </w:rPr>
+        <w:lastRenderedPageBreak/>
+        <w:t>一旦一段时间没学，那种暂存在内存中的感觉性的知识点就会忘记，想再找回来就十分困难了。所以虽然申论花费时间特别久，但是效果一般，还挤占了行测的时间，相当于行测是十月份才开始学，且学习初期时间利用不够充分，边学边玩，导致学习不够深入，事实证明，后期每次学某个模块时，经常会有新的感触，例如升级之前的思路，补充重要但只是未提及的点</w:t>
+      </w:r>
+    </w:p>
+    <w:p>
+      <w:pPr>
+        <w:spacing w:before="160" w:after="0" w:line="360" w:lineRule="exact"/>
+        <w:rPr>
+          <w:sz w:val="24"/>
+          <w:szCs w:val="28"/>
+        </w:rPr>
+      </w:pPr>
+    </w:p>
+    <w:p>
+      <w:pPr>
+        <w:spacing w:before="160" w:after="0" w:line="360" w:lineRule="exact"/>
+        <w:rPr>
+          <w:sz w:val="24"/>
+          <w:szCs w:val="28"/>
+        </w:rPr>
+      </w:pPr>
+      <w:r>
+        <w:rPr>
+          <w:rFonts w:hint="eastAsia"/>
+          <w:sz w:val="24"/>
+          <w:szCs w:val="28"/>
+        </w:rPr>
+        <w:t>像主旨分析，之前学的够深入，今年拾起来就很快，准确率也可以</w:t>
+      </w:r>
+    </w:p>
+    <w:p>
+      <w:pPr>
+        <w:spacing w:before="160" w:after="0" w:line="360" w:lineRule="exact"/>
+        <w:rPr>
+          <w:sz w:val="24"/>
+          <w:szCs w:val="28"/>
+        </w:rPr>
+      </w:pPr>
+    </w:p>
+    <w:p>
+      <w:pPr>
+        <w:spacing w:before="160" w:after="0" w:line="360" w:lineRule="exact"/>
+        <w:rPr>
+          <w:sz w:val="24"/>
+          <w:szCs w:val="28"/>
+        </w:rPr>
+      </w:pPr>
+    </w:p>
+    <w:p>
+      <w:pPr>
+        <w:spacing w:before="160" w:after="0" w:line="360" w:lineRule="exact"/>
+        <w:rPr>
+          <w:sz w:val="24"/>
+          <w:szCs w:val="28"/>
+        </w:rPr>
+      </w:pPr>
+    </w:p>
+    <w:p>
+      <w:pPr>
+        <w:spacing w:before="160" w:after="0" w:line="360" w:lineRule="exact"/>
+        <w:rPr>
+          <w:sz w:val="24"/>
+          <w:szCs w:val="28"/>
+        </w:rPr>
+      </w:pPr>
+    </w:p>
+    <w:p>
+      <w:pPr>
+        <w:spacing w:before="160" w:after="0" w:line="360" w:lineRule="exact"/>
+        <w:rPr>
+          <w:sz w:val="24"/>
+          <w:szCs w:val="28"/>
+        </w:rPr>
+      </w:pPr>
+      <w:r>
+        <w:rPr>
+          <w:rFonts w:hint="eastAsia"/>
+          <w:sz w:val="24"/>
+          <w:szCs w:val="28"/>
+        </w:rPr>
+        <w:t>所以明年复习</w:t>
+      </w:r>
+      <w:r>
+        <w:rPr>
+          <w:sz w:val="24"/>
+          <w:szCs w:val="28"/>
+        </w:rPr>
+        <w:t xml:space="preserve"> 前期要逐个模块突破，不能仅限于在规定时间得到不错的准确率就行</w:t>
+      </w:r>
+    </w:p>
+    <w:p>
+      <w:pPr>
+        <w:spacing w:before="160" w:after="0" w:line="360" w:lineRule="exact"/>
+        <w:rPr>
+          <w:sz w:val="24"/>
+          <w:szCs w:val="28"/>
+        </w:rPr>
+      </w:pPr>
+      <w:r>
+        <w:rPr>
+          <w:rFonts w:hint="eastAsia"/>
+          <w:sz w:val="24"/>
+          <w:szCs w:val="28"/>
+        </w:rPr>
+        <w:t>要尽量深挖原理，深挖再深挖！（利用真题特别是国联考真题深挖，例如资料分析每种题型每种考法每种问法都总结下，最好是再找老师学下最佳解题方法</w:t>
+      </w:r>
+      <w:r>
+        <w:rPr>
+          <w:sz w:val="24"/>
+          <w:szCs w:val="28"/>
+        </w:rPr>
+        <w:t xml:space="preserve">   申论尤其要学基础）最好是和其它模块共享思路，串起来</w:t>
+      </w:r>
+    </w:p>
+    <w:p>
+      <w:pPr>
+        <w:spacing w:before="160" w:after="0" w:line="360" w:lineRule="exact"/>
+        <w:rPr>
+          <w:sz w:val="24"/>
+          <w:szCs w:val="28"/>
+        </w:rPr>
+      </w:pPr>
+      <w:r>
+        <w:rPr>
+          <w:rFonts w:hint="eastAsia"/>
+          <w:sz w:val="24"/>
+          <w:szCs w:val="28"/>
+        </w:rPr>
+        <w:t>复习中后期，开始做套题，每周做一次模考或真题，碰到考的不好的模块再单独加强学习</w:t>
+      </w:r>
+    </w:p>
+    <w:p>
+      <w:pPr>
+        <w:spacing w:before="160" w:after="0" w:line="360" w:lineRule="exact"/>
+        <w:rPr>
+          <w:sz w:val="24"/>
+          <w:szCs w:val="28"/>
+        </w:rPr>
+      </w:pPr>
+      <w:r>
+        <w:rPr>
+          <w:rFonts w:hint="eastAsia"/>
+          <w:sz w:val="24"/>
+          <w:szCs w:val="28"/>
+        </w:rPr>
+        <w:t>复习后期，就是大量的做题，做熟，每种题型都养成条件反射般</w:t>
+      </w:r>
+    </w:p>
+    <w:p>
+      <w:pPr>
+        <w:spacing w:before="160" w:after="0" w:line="360" w:lineRule="exact"/>
+        <w:rPr>
+          <w:sz w:val="24"/>
+          <w:szCs w:val="28"/>
+        </w:rPr>
+      </w:pPr>
+    </w:p>
+    <w:p>
+      <w:pPr>
+        <w:spacing w:before="160" w:after="0" w:line="360" w:lineRule="exact"/>
+        <w:rPr>
+          <w:sz w:val="24"/>
+          <w:szCs w:val="28"/>
+        </w:rPr>
+      </w:pPr>
+    </w:p>
+    <w:p>
+      <w:pPr>
+        <w:spacing w:before="160" w:after="0" w:line="360" w:lineRule="exact"/>
+        <w:rPr>
+          <w:sz w:val="24"/>
+          <w:szCs w:val="28"/>
+        </w:rPr>
+      </w:pPr>
+      <w:r>
+        <w:rPr>
+          <w:rFonts w:hint="eastAsia"/>
+          <w:sz w:val="24"/>
+          <w:szCs w:val="28"/>
+        </w:rPr>
+        <w:t>为什么单模块复习时做的还不错，但是整个考试时就不行了，</w:t>
+      </w:r>
+    </w:p>
+    <w:p>
+      <w:pPr>
+        <w:spacing w:before="160" w:after="0" w:line="360" w:lineRule="exact"/>
+        <w:rPr>
+          <w:sz w:val="24"/>
+          <w:szCs w:val="28"/>
+        </w:rPr>
+      </w:pPr>
+      <w:r>
+        <w:rPr>
+          <w:rFonts w:hint="eastAsia"/>
+          <w:sz w:val="24"/>
+          <w:szCs w:val="28"/>
+        </w:rPr>
+        <w:t>因为单个模块复习时，脑子的内存里或固态里装的东西不多，一旦开始整体复习，则内存容量相对来说不那么够用了，会导致部分内容被挤出内存，去到机械硬盘</w:t>
+      </w:r>
+    </w:p>
+    <w:p>
+      <w:pPr>
+        <w:spacing w:before="160" w:after="0" w:line="360" w:lineRule="exact"/>
+        <w:rPr>
+          <w:sz w:val="24"/>
+          <w:szCs w:val="28"/>
+        </w:rPr>
+      </w:pPr>
+      <w:r>
+        <w:rPr>
+          <w:rFonts w:hint="eastAsia"/>
+          <w:sz w:val="24"/>
+          <w:szCs w:val="28"/>
+        </w:rPr>
+        <w:t>解决方法就是前期对各个模块尽可能的学习深入，理解透彻，和其他模块思路串起来，这样就可以加快硬盘到内存的传输速度，并减小各个模块的内存占用量</w:t>
+      </w:r>
+    </w:p>
+    <w:p>
+      <w:pPr>
+        <w:spacing w:before="160" w:after="0" w:line="360" w:lineRule="exact"/>
+        <w:rPr>
+          <w:sz w:val="24"/>
+          <w:szCs w:val="28"/>
+        </w:rPr>
+      </w:pPr>
+      <w:r>
+        <w:rPr>
+          <w:rFonts w:hint="eastAsia"/>
+          <w:sz w:val="24"/>
+          <w:szCs w:val="28"/>
+        </w:rPr>
+        <w:t>在最后总复习的时候，就能装的更多，复习更简单，考的更好</w:t>
+      </w:r>
+    </w:p>
+    <w:p>
+      <w:pPr>
+        <w:spacing w:before="160" w:after="0" w:line="360" w:lineRule="exact"/>
+        <w:rPr>
+          <w:sz w:val="24"/>
+          <w:szCs w:val="28"/>
+        </w:rPr>
+      </w:pPr>
+      <w:r>
+        <w:rPr>
+          <w:rFonts w:hint="eastAsia"/>
+          <w:sz w:val="24"/>
+          <w:szCs w:val="28"/>
+        </w:rPr>
+        <w:t>短时间能做对但是学的不深入，有一部分靠</w:t>
+      </w:r>
+      <w:r>
+        <w:rPr>
+          <w:sz w:val="24"/>
+          <w:szCs w:val="28"/>
+        </w:rPr>
+        <w:t>0的是记忆力，学的越深，靠记忆力的部分越少，更多的已经转换为内部认识</w:t>
+      </w:r>
+    </w:p>
+    <w:p>
+      <w:pPr>
+        <w:spacing w:before="160" w:after="0" w:line="360" w:lineRule="exact"/>
+        <w:rPr>
+          <w:sz w:val="24"/>
+          <w:szCs w:val="28"/>
+        </w:rPr>
+      </w:pPr>
+      <w:r>
+        <w:rPr>
+          <w:rFonts w:hint="eastAsia"/>
+          <w:sz w:val="24"/>
+          <w:szCs w:val="28"/>
+        </w:rPr>
+        <w:lastRenderedPageBreak/>
+        <w:t>如果学的更深，主要是深入学习，其次是多次重复</w:t>
+      </w:r>
+    </w:p>
+    <w:p>
+      <w:pPr>
+        <w:spacing w:before="160" w:after="0" w:line="360" w:lineRule="exact"/>
+        <w:rPr>
+          <w:sz w:val="24"/>
+          <w:szCs w:val="28"/>
+        </w:rPr>
+      </w:pPr>
+      <w:r>
+        <w:rPr>
+          <w:rFonts w:hint="eastAsia"/>
+          <w:sz w:val="24"/>
+          <w:szCs w:val="28"/>
+        </w:rPr>
+        <w:t>如果想学的更深，主要是深入学习，其次是多次重复，因为深入学习后领悟了其中原理，虽然其中原理占内存更小，但也要多次重复才能记住</w:t>
+      </w:r>
+    </w:p>
+    <w:p>
+      <w:pPr>
+        <w:spacing w:before="160" w:after="0" w:line="360" w:lineRule="exact"/>
+        <w:rPr>
+          <w:sz w:val="24"/>
+          <w:szCs w:val="28"/>
+        </w:rPr>
+      </w:pPr>
+      <w:r>
+        <w:rPr>
+          <w:rFonts w:hint="eastAsia"/>
+          <w:sz w:val="24"/>
+          <w:szCs w:val="28"/>
+        </w:rPr>
+        <w:t>是不是要整一套更先进的学习方法，错题过几个</w:t>
+      </w:r>
+      <w:r>
+        <w:rPr>
+          <w:sz w:val="24"/>
+          <w:szCs w:val="28"/>
+        </w:rPr>
+        <w:t xml:space="preserve">   再过几天 再过几天有条理的做</w:t>
+      </w:r>
+      <w:r>
+        <w:rPr>
+          <w:rFonts w:hint="eastAsia"/>
+          <w:sz w:val="24"/>
+          <w:szCs w:val="28"/>
+        </w:rPr>
+        <w:t>，新学习的知识点和理论过几天重复一次，经常会出现知识点第一次懂了，下一次就不知道什么时候再会看到了，再看到发现忘记的差不多了</w:t>
+      </w:r>
+      <w:r>
+        <w:rPr>
+          <w:rFonts w:hint="eastAsia"/>
+          <w:sz w:val="24"/>
+          <w:szCs w:val="28"/>
+        </w:rPr>
+        <w:t>，虽然最终都会记牢，但记牢的时间不可控，导致有时候需要用的时候用不到</w:t>
+      </w:r>
+    </w:p>
+    <w:p>
+      <w:pPr>
+        <w:spacing w:before="160" w:after="0" w:line="360" w:lineRule="exact"/>
+        <w:rPr>
+          <w:sz w:val="24"/>
+          <w:szCs w:val="28"/>
+        </w:rPr>
+      </w:pPr>
+    </w:p>
+    <w:p>
+      <w:pPr>
+        <w:spacing w:before="160" w:after="0" w:line="360" w:lineRule="exact"/>
+        <w:rPr>
+          <w:sz w:val="24"/>
+          <w:szCs w:val="28"/>
+        </w:rPr>
+      </w:pPr>
+      <w:r>
+        <w:rPr>
+          <w:rFonts w:hint="eastAsia"/>
+          <w:sz w:val="24"/>
+          <w:szCs w:val="28"/>
+        </w:rPr>
+        <w:t>明年可以看看花生十三，获得一些新的思路，不一定要采取他的思路，只是看看对我有没有启发</w:t>
+      </w:r>
+    </w:p>
+    <w:p>
+      <w:pPr>
+        <w:spacing w:before="160" w:after="0" w:line="360" w:lineRule="exact"/>
+        <w:rPr>
+          <w:sz w:val="24"/>
+          <w:szCs w:val="28"/>
+        </w:rPr>
+      </w:pPr>
+    </w:p>
+    <w:p>
+      <w:pPr>
+        <w:spacing w:before="160" w:after="0" w:line="360" w:lineRule="exact"/>
+        <w:rPr>
+          <w:sz w:val="24"/>
+          <w:szCs w:val="28"/>
+        </w:rPr>
+      </w:pPr>
+      <w:r>
+        <w:rPr>
+          <w:rFonts w:hint="eastAsia"/>
+          <w:sz w:val="24"/>
+          <w:szCs w:val="28"/>
+        </w:rPr>
+        <w:t>复习的时候常常有个难点</w:t>
+      </w:r>
+    </w:p>
+    <w:p>
+      <w:pPr>
+        <w:spacing w:before="160" w:after="0" w:line="360" w:lineRule="exact"/>
+        <w:rPr>
+          <w:sz w:val="24"/>
+          <w:szCs w:val="28"/>
+        </w:rPr>
+      </w:pPr>
+      <w:r>
+        <w:rPr>
+          <w:rFonts w:hint="eastAsia"/>
+          <w:sz w:val="24"/>
+          <w:szCs w:val="28"/>
+        </w:rPr>
+        <w:t>总结一个知识点，总结的时候思考深入，但时间长了复习的时候，看文字有时候看不进去，随便看了下就觉的可以了，但只是看进去了一点。</w:t>
+      </w:r>
+    </w:p>
+    <w:p>
+      <w:pPr>
+        <w:spacing w:before="160" w:after="0" w:line="360" w:lineRule="exact"/>
+        <w:rPr>
+          <w:sz w:val="24"/>
+          <w:szCs w:val="28"/>
+        </w:rPr>
+      </w:pPr>
+      <w:r>
+        <w:rPr>
+          <w:rFonts w:hint="eastAsia"/>
+          <w:sz w:val="24"/>
+          <w:szCs w:val="28"/>
+        </w:rPr>
+        <w:t>这时如果要做到复习的时候能基本捡回知识点，可以多搞几个例题，答案放在不明显处</w:t>
+      </w:r>
+    </w:p>
+    <w:p>
+      <w:pPr>
+        <w:spacing w:before="160" w:after="0" w:line="360" w:lineRule="exact"/>
+        <w:rPr>
+          <w:sz w:val="24"/>
+          <w:szCs w:val="28"/>
+        </w:rPr>
+      </w:pPr>
+    </w:p>
+    <w:p>
+      <w:pPr>
+        <w:spacing w:before="160" w:after="0" w:line="360" w:lineRule="exact"/>
+        <w:rPr>
+          <w:sz w:val="24"/>
+          <w:szCs w:val="28"/>
+        </w:rPr>
+      </w:pPr>
+    </w:p>
+    <w:p>
+      <w:pPr>
+        <w:spacing w:before="160" w:after="0" w:line="360" w:lineRule="exact"/>
+        <w:rPr>
+          <w:sz w:val="24"/>
+          <w:szCs w:val="28"/>
+        </w:rPr>
+      </w:pPr>
+      <w:r>
+        <w:rPr>
+          <w:rFonts w:hint="eastAsia"/>
+          <w:sz w:val="24"/>
+          <w:szCs w:val="28"/>
+        </w:rPr>
+        <w:t>最终冲刺复习时，考试占比或次要的考点，适当的刷刷题或者做一下例题就行</w:t>
+      </w:r>
+    </w:p>
+    <w:p>
+      <w:pPr>
+        <w:spacing w:before="160" w:after="0" w:line="360" w:lineRule="exact"/>
+        <w:rPr>
+          <w:sz w:val="24"/>
+          <w:szCs w:val="28"/>
+        </w:rPr>
+      </w:pPr>
+    </w:p>
+    <w:p>
+      <w:pPr>
+        <w:spacing w:before="160" w:after="0" w:line="360" w:lineRule="exact"/>
+        <w:rPr>
+          <w:sz w:val="24"/>
+          <w:szCs w:val="28"/>
+        </w:rPr>
+      </w:pPr>
+    </w:p>
+    <w:p>
+      <w:pPr>
+        <w:spacing w:before="160" w:after="0" w:line="360" w:lineRule="exact"/>
+        <w:rPr>
+          <w:sz w:val="24"/>
+          <w:szCs w:val="28"/>
+        </w:rPr>
+      </w:pPr>
+      <w:r>
+        <w:rPr>
+          <w:rFonts w:hint="eastAsia"/>
+          <w:sz w:val="24"/>
+          <w:szCs w:val="28"/>
+        </w:rPr>
+        <w:t>加入</w:t>
+      </w:r>
+      <w:r>
+        <w:rPr>
+          <w:sz w:val="24"/>
+          <w:szCs w:val="28"/>
+        </w:rPr>
+        <w:t xml:space="preserve"> 论如何学好行测</w:t>
+      </w:r>
+    </w:p>
+    <w:p>
+      <w:pPr>
+        <w:spacing w:before="160" w:after="0" w:line="360" w:lineRule="exact"/>
+        <w:rPr>
+          <w:sz w:val="24"/>
+          <w:szCs w:val="28"/>
+        </w:rPr>
+      </w:pPr>
+      <w:r>
+        <w:rPr>
+          <w:rFonts w:hint="eastAsia"/>
+          <w:sz w:val="24"/>
+          <w:szCs w:val="28"/>
+        </w:rPr>
+        <w:t>后期查一下</w:t>
+      </w:r>
+      <w:r>
+        <w:rPr>
+          <w:sz w:val="24"/>
+          <w:szCs w:val="28"/>
+        </w:rPr>
+        <w:t xml:space="preserve"> 首要 根本 引领 基础 宗旨 等词语具体是什么含义</w:t>
+      </w:r>
+    </w:p>
+    <w:p>
+      <w:pPr>
+        <w:spacing w:before="160" w:after="0" w:line="360" w:lineRule="exact"/>
+        <w:rPr>
+          <w:sz w:val="24"/>
+          <w:szCs w:val="28"/>
+        </w:rPr>
+      </w:pPr>
+      <w:r>
+        <w:rPr>
+          <w:rFonts w:hint="eastAsia"/>
+          <w:sz w:val="24"/>
+          <w:szCs w:val="28"/>
+        </w:rPr>
+        <w:t>下次复习，应该尽快进入全套题一起刷的环节</w:t>
+      </w:r>
+    </w:p>
+    <w:p>
+      <w:pPr>
+        <w:spacing w:before="160" w:after="0" w:line="360" w:lineRule="exact"/>
+        <w:rPr>
+          <w:sz w:val="24"/>
+          <w:szCs w:val="28"/>
+        </w:rPr>
+      </w:pPr>
+      <w:r>
+        <w:rPr>
+          <w:rFonts w:hint="eastAsia"/>
+          <w:sz w:val="24"/>
+          <w:szCs w:val="28"/>
+        </w:rPr>
+        <w:t>要加强言语的底层学习，每个常用词的外延和内含，两个相近词语的重复和区别，每个句子由什么构成，每个连词是什么作用</w:t>
+      </w:r>
+      <w:r>
+        <w:rPr>
+          <w:sz w:val="24"/>
+          <w:szCs w:val="28"/>
+        </w:rPr>
+        <w:t xml:space="preserve">     </w:t>
+      </w:r>
+    </w:p>
+    <w:p>
+      <w:pPr>
+        <w:spacing w:before="160" w:after="0" w:line="360" w:lineRule="exact"/>
+        <w:rPr>
+          <w:sz w:val="24"/>
+          <w:szCs w:val="28"/>
+        </w:rPr>
+      </w:pPr>
+      <w:r>
+        <w:rPr>
+          <w:rFonts w:hint="eastAsia"/>
+          <w:sz w:val="24"/>
+          <w:szCs w:val="28"/>
+        </w:rPr>
+        <w:t>每个段落可分为什么结构，什么作用等</w:t>
+      </w:r>
+    </w:p>
+    <w:p>
+      <w:pPr>
+        <w:spacing w:before="160" w:after="0" w:line="360" w:lineRule="exact"/>
+        <w:rPr>
+          <w:rFonts w:hint="eastAsia"/>
+          <w:sz w:val="24"/>
+          <w:szCs w:val="28"/>
+        </w:rPr>
+      </w:pPr>
+      <w:r>
+        <w:rPr>
+          <w:rFonts w:hint="eastAsia"/>
+          <w:sz w:val="24"/>
+          <w:szCs w:val="28"/>
+        </w:rPr>
+        <w:t>申论和言语理解和部分判断推理都需要对言语底层的掌握的很好，只有这样才能提高上限</w:t>
       </w:r>
     </w:p>
     <w:sectPr>
@@ -2587,14 +3595,11 @@
 </file>
 
 <file path=word/endnotes.xml><?xml version="1.0" encoding="utf-8"?>
-<w:endnotes xmlns:wpc="http://schemas.microsoft.com/office/word/2010/wordprocessingCanvas" xmlns:cx="http://schemas.microsoft.com/office/drawing/2014/chartex" xmlns:cx1="http://schemas.microsoft.com/office/drawing/2015/9/8/chartex" xmlns:cx2="http://schemas.microsoft.com/office/drawing/2015/10/21/chartex" xmlns:cx3="http://schemas.microsoft.com/office/drawing/2016/5/9/chartex" xmlns:cx4="http://schemas.microsoft.com/office/drawing/2016/5/10/chartex" xmlns:cx5="http://schemas.microsoft.com/office/drawing/2016/5/11/chartex" xmlns:cx6="http://schemas.microsoft.com/office/drawing/2016/5/12/chartex" xmlns:cx7="http://schemas.microsoft.com/office/drawing/2016/5/13/chartex" xmlns:cx8="http://schemas.microsoft.com/office/drawing/2016/5/14/chartex" xmlns:mc="http://schemas.openxmlformats.org/markup-compatibility/2006" xmlns:aink="http://schemas.microsoft.com/office/drawing/2016/ink" xmlns:am3d="http://schemas.microsoft.com/office/drawing/2017/model3d" xmlns:o="urn:schemas-microsoft-com:office:office" xmlns:oel="http://schemas.microsoft.com/office/2019/extlst" xmlns:r="http://schemas.openxmlformats.org/officeDocument/2006/relationships" xmlns:m="http://schemas.openxmlformats.org/officeDocument/2006/math" xmlns:v="urn:schemas-microsoft-com:vml" xmlns:wp14="http://schemas.microsoft.com/office/word/2010/wordprocessingDrawing" xmlns:wp="http://schemas.openxmlformats.org/drawingml/2006/wordprocessingDrawing" xmlns:w10="urn:schemas-microsoft-com:office:word" xmlns:w="http://schemas.openxmlformats.org/wordprocessingml/2006/main" xmlns:w14="http://schemas.microsoft.com/office/word/2010/wordml" xmlns:w15="http://schemas.microsoft.com/office/word/2012/wordml" xmlns:w16cex="http://schemas.microsoft.com/office/word/2018/wordml/cex" xmlns:w16cid="http://schemas.microsoft.com/office/word/2016/wordml/cid" xmlns:w16="http://schemas.microsoft.com/office/word/2018/wordml" xmlns:w16du="http://schemas.microsoft.com/office/word/2023/wordml/word16du" xmlns:w16sdtdh="http://schemas.microsoft.com/office/word/2020/wordml/sdtdatahash" xmlns:w16sdtfl="http://schemas.microsoft.com/office/word/2024/wordml/sdtformatlock" xmlns:w16se="http://schemas.microsoft.com/office/word/2015/wordml/symex" xmlns:wpg="http://schemas.microsoft.com/office/word/2010/wordprocessingGroup" xmlns:wpi="http://schemas.microsoft.com/office/word/2010/wordprocessingInk" xmlns:wne="http://schemas.microsoft.com/office/word/2006/wordml" xmlns:wps="http://schemas.microsoft.com/office/word/2010/wordprocessingShape" mc:Ignorable="w14 w15 w16se w16cid w16 w16cex w16sdtdh w16sdtfl w16du wp14">
+<w:endnotes xmlns:wpc="http://schemas.microsoft.com/office/word/2010/wordprocessingCanvas" xmlns:cx="http://schemas.microsoft.com/office/drawing/2014/chartex" xmlns:cx1="http://schemas.microsoft.com/office/drawing/2015/9/8/chartex" xmlns:cx2="http://schemas.microsoft.com/office/drawing/2015/10/21/chartex" xmlns:cx3="http://schemas.microsoft.com/office/drawing/2016/5/9/chartex" xmlns:cx4="http://schemas.microsoft.com/office/drawing/2016/5/10/chartex" xmlns:cx5="http://schemas.microsoft.com/office/drawing/2016/5/11/chartex" xmlns:cx6="http://schemas.microsoft.com/office/drawing/2016/5/12/chartex" xmlns:cx7="http://schemas.microsoft.com/office/drawing/2016/5/13/chartex" xmlns:cx8="http://schemas.microsoft.com/office/drawing/2016/5/14/chartex" xmlns:mc="http://schemas.openxmlformats.org/markup-compatibility/2006" xmlns:aink="http://schemas.microsoft.com/office/drawing/2016/ink" xmlns:am3d="http://schemas.microsoft.com/office/drawing/2017/model3d" xmlns:o="urn:schemas-microsoft-com:office:office" xmlns:r="http://schemas.openxmlformats.org/officeDocument/2006/relationships" xmlns:m="http://schemas.openxmlformats.org/officeDocument/2006/math" xmlns:v="urn:schemas-microsoft-com:vml" xmlns:wp14="http://schemas.microsoft.com/office/word/2010/wordprocessingDrawing" xmlns:wp="http://schemas.openxmlformats.org/drawingml/2006/wordprocessingDrawing" xmlns:w10="urn:schemas-microsoft-com:office:word" xmlns:w="http://schemas.openxmlformats.org/wordprocessingml/2006/main" xmlns:w14="http://schemas.microsoft.com/office/word/2010/wordml" xmlns:w15="http://schemas.microsoft.com/office/word/2012/wordml" xmlns:w16cex="http://schemas.microsoft.com/office/word/2018/wordml/cex" xmlns:w16cid="http://schemas.microsoft.com/office/word/2016/wordml/cid" xmlns:w16="http://schemas.microsoft.com/office/word/2018/wordml" xmlns:w16sdtdh="http://schemas.microsoft.com/office/word/2020/wordml/sdtdatahash" xmlns:w16se="http://schemas.microsoft.com/office/word/2015/wordml/symex" xmlns:wpg="http://schemas.microsoft.com/office/word/2010/wordprocessingGroup" xmlns:wpi="http://schemas.microsoft.com/office/word/2010/wordprocessingInk" xmlns:wne="http://schemas.microsoft.com/office/word/2006/wordml" xmlns:wps="http://schemas.microsoft.com/office/word/2010/wordprocessingShape" mc:Ignorable="w14 w15 w16se w16cid w16 w16cex w16sdtdh wp14">
   <w:endnote w:type="separator" w:id="-1">
     <w:p>
       <w:pPr>
         <w:spacing w:line="240" w:lineRule="auto"/>
-        <w:rPr>
-          <w:rFonts w:hint="eastAsia"/>
-        </w:rPr>
       </w:pPr>
       <w:r>
         <w:separator/>
@@ -2605,9 +3610,6 @@
     <w:p>
       <w:pPr>
         <w:spacing w:line="240" w:lineRule="auto"/>
-        <w:rPr>
-          <w:rFonts w:hint="eastAsia"/>
-        </w:rPr>
       </w:pPr>
       <w:r>
         <w:continuationSeparator/>
@@ -2618,14 +3620,11 @@
 </file>
 
 <file path=word/footnotes.xml><?xml version="1.0" encoding="utf-8"?>
-<w:footnotes xmlns:wpc="http://schemas.microsoft.com/office/word/2010/wordprocessingCanvas" xmlns:cx="http://schemas.microsoft.com/office/drawing/2014/chartex" xmlns:cx1="http://schemas.microsoft.com/office/drawing/2015/9/8/chartex" xmlns:cx2="http://schemas.microsoft.com/office/drawing/2015/10/21/chartex" xmlns:cx3="http://schemas.microsoft.com/office/drawing/2016/5/9/chartex" xmlns:cx4="http://schemas.microsoft.com/office/drawing/2016/5/10/chartex" xmlns:cx5="http://schemas.microsoft.com/office/drawing/2016/5/11/chartex" xmlns:cx6="http://schemas.microsoft.com/office/drawing/2016/5/12/chartex" xmlns:cx7="http://schemas.microsoft.com/office/drawing/2016/5/13/chartex" xmlns:cx8="http://schemas.microsoft.com/office/drawing/2016/5/14/chartex" xmlns:mc="http://schemas.openxmlformats.org/markup-compatibility/2006" xmlns:aink="http://schemas.microsoft.com/office/drawing/2016/ink" xmlns:am3d="http://schemas.microsoft.com/office/drawing/2017/model3d" xmlns:o="urn:schemas-microsoft-com:office:office" xmlns:oel="http://schemas.microsoft.com/office/2019/extlst" xmlns:r="http://schemas.openxmlformats.org/officeDocument/2006/relationships" xmlns:m="http://schemas.openxmlformats.org/officeDocument/2006/math" xmlns:v="urn:schemas-microsoft-com:vml" xmlns:wp14="http://schemas.microsoft.com/office/word/2010/wordprocessingDrawing" xmlns:wp="http://schemas.openxmlformats.org/drawingml/2006/wordprocessingDrawing" xmlns:w10="urn:schemas-microsoft-com:office:word" xmlns:w="http://schemas.openxmlformats.org/wordprocessingml/2006/main" xmlns:w14="http://schemas.microsoft.com/office/word/2010/wordml" xmlns:w15="http://schemas.microsoft.com/office/word/2012/wordml" xmlns:w16cex="http://schemas.microsoft.com/office/word/2018/wordml/cex" xmlns:w16cid="http://schemas.microsoft.com/office/word/2016/wordml/cid" xmlns:w16="http://schemas.microsoft.com/office/word/2018/wordml" xmlns:w16du="http://schemas.microsoft.com/office/word/2023/wordml/word16du" xmlns:w16sdtdh="http://schemas.microsoft.com/office/word/2020/wordml/sdtdatahash" xmlns:w16sdtfl="http://schemas.microsoft.com/office/word/2024/wordml/sdtformatlock" xmlns:w16se="http://schemas.microsoft.com/office/word/2015/wordml/symex" xmlns:wpg="http://schemas.microsoft.com/office/word/2010/wordprocessingGroup" xmlns:wpi="http://schemas.microsoft.com/office/word/2010/wordprocessingInk" xmlns:wne="http://schemas.microsoft.com/office/word/2006/wordml" xmlns:wps="http://schemas.microsoft.com/office/word/2010/wordprocessingShape" mc:Ignorable="w14 w15 w16se w16cid w16 w16cex w16sdtdh w16sdtfl w16du wp14">
+<w:footnotes xmlns:wpc="http://schemas.microsoft.com/office/word/2010/wordprocessingCanvas" xmlns:cx="http://schemas.microsoft.com/office/drawing/2014/chartex" xmlns:cx1="http://schemas.microsoft.com/office/drawing/2015/9/8/chartex" xmlns:cx2="http://schemas.microsoft.com/office/drawing/2015/10/21/chartex" xmlns:cx3="http://schemas.microsoft.com/office/drawing/2016/5/9/chartex" xmlns:cx4="http://schemas.microsoft.com/office/drawing/2016/5/10/chartex" xmlns:cx5="http://schemas.microsoft.com/office/drawing/2016/5/11/chartex" xmlns:cx6="http://schemas.microsoft.com/office/drawing/2016/5/12/chartex" xmlns:cx7="http://schemas.microsoft.com/office/drawing/2016/5/13/chartex" xmlns:cx8="http://schemas.microsoft.com/office/drawing/2016/5/14/chartex" xmlns:mc="http://schemas.openxmlformats.org/markup-compatibility/2006" xmlns:aink="http://schemas.microsoft.com/office/drawing/2016/ink" xmlns:am3d="http://schemas.microsoft.com/office/drawing/2017/model3d" xmlns:o="urn:schemas-microsoft-com:office:office" xmlns:r="http://schemas.openxmlformats.org/officeDocument/2006/relationships" xmlns:m="http://schemas.openxmlformats.org/officeDocument/2006/math" xmlns:v="urn:schemas-microsoft-com:vml" xmlns:wp14="http://schemas.microsoft.com/office/word/2010/wordprocessingDrawing" xmlns:wp="http://schemas.openxmlformats.org/drawingml/2006/wordprocessingDrawing" xmlns:w10="urn:schemas-microsoft-com:office:word" xmlns:w="http://schemas.openxmlformats.org/wordprocessingml/2006/main" xmlns:w14="http://schemas.microsoft.com/office/word/2010/wordml" xmlns:w15="http://schemas.microsoft.com/office/word/2012/wordml" xmlns:w16cex="http://schemas.microsoft.com/office/word/2018/wordml/cex" xmlns:w16cid="http://schemas.microsoft.com/office/word/2016/wordml/cid" xmlns:w16="http://schemas.microsoft.com/office/word/2018/wordml" xmlns:w16sdtdh="http://schemas.microsoft.com/office/word/2020/wordml/sdtdatahash" xmlns:w16se="http://schemas.microsoft.com/office/word/2015/wordml/symex" xmlns:wpg="http://schemas.microsoft.com/office/word/2010/wordprocessingGroup" xmlns:wpi="http://schemas.microsoft.com/office/word/2010/wordprocessingInk" xmlns:wne="http://schemas.microsoft.com/office/word/2006/wordml" xmlns:wps="http://schemas.microsoft.com/office/word/2010/wordprocessingShape" mc:Ignorable="w14 w15 w16se w16cid w16 w16cex w16sdtdh wp14">
   <w:footnote w:type="separator" w:id="-1">
     <w:p>
       <w:pPr>
         <w:spacing w:after="0"/>
-        <w:rPr>
-          <w:rFonts w:hint="eastAsia"/>
-        </w:rPr>
       </w:pPr>
       <w:r>
         <w:separator/>
@@ -2636,9 +3635,6 @@
     <w:p>
       <w:pPr>
         <w:spacing w:after="0"/>
-        <w:rPr>
-          <w:rFonts w:hint="eastAsia"/>
-        </w:rPr>
       </w:pPr>
       <w:r>
         <w:continuationSeparator/>
@@ -2649,7 +3645,7 @@
 </file>
 
 <file path=word/numbering.xml><?xml version="1.0" encoding="utf-8"?>
-<w:numbering xmlns:wpc="http://schemas.microsoft.com/office/word/2010/wordprocessingCanvas" xmlns:cx="http://schemas.microsoft.com/office/drawing/2014/chartex" xmlns:cx1="http://schemas.microsoft.com/office/drawing/2015/9/8/chartex" xmlns:cx2="http://schemas.microsoft.com/office/drawing/2015/10/21/chartex" xmlns:cx3="http://schemas.microsoft.com/office/drawing/2016/5/9/chartex" xmlns:cx4="http://schemas.microsoft.com/office/drawing/2016/5/10/chartex" xmlns:cx5="http://schemas.microsoft.com/office/drawing/2016/5/11/chartex" xmlns:cx6="http://schemas.microsoft.com/office/drawing/2016/5/12/chartex" xmlns:cx7="http://schemas.microsoft.com/office/drawing/2016/5/13/chartex" xmlns:cx8="http://schemas.microsoft.com/office/drawing/2016/5/14/chartex" xmlns:mc="http://schemas.openxmlformats.org/markup-compatibility/2006" xmlns:aink="http://schemas.microsoft.com/office/drawing/2016/ink" xmlns:am3d="http://schemas.microsoft.com/office/drawing/2017/model3d" xmlns:o="urn:schemas-microsoft-com:office:office" xmlns:oel="http://schemas.microsoft.com/office/2019/extlst" xmlns:r="http://schemas.openxmlformats.org/officeDocument/2006/relationships" xmlns:m="http://schemas.openxmlformats.org/officeDocument/2006/math" xmlns:v="urn:schemas-microsoft-com:vml" xmlns:wp14="http://schemas.microsoft.com/office/word/2010/wordprocessingDrawing" xmlns:wp="http://schemas.openxmlformats.org/drawingml/2006/wordprocessingDrawing" xmlns:w10="urn:schemas-microsoft-com:office:word" xmlns:w="http://schemas.openxmlformats.org/wordprocessingml/2006/main" xmlns:w14="http://schemas.microsoft.com/office/word/2010/wordml" xmlns:w15="http://schemas.microsoft.com/office/word/2012/wordml" xmlns:w16cex="http://schemas.microsoft.com/office/word/2018/wordml/cex" xmlns:w16cid="http://schemas.microsoft.com/office/word/2016/wordml/cid" xmlns:w16="http://schemas.microsoft.com/office/word/2018/wordml" xmlns:w16du="http://schemas.microsoft.com/office/word/2023/wordml/word16du" xmlns:w16sdtdh="http://schemas.microsoft.com/office/word/2020/wordml/sdtdatahash" xmlns:w16sdtfl="http://schemas.microsoft.com/office/word/2024/wordml/sdtformatlock" xmlns:w16se="http://schemas.microsoft.com/office/word/2015/wordml/symex" xmlns:wpg="http://schemas.microsoft.com/office/word/2010/wordprocessingGroup" xmlns:wpi="http://schemas.microsoft.com/office/word/2010/wordprocessingInk" xmlns:wne="http://schemas.microsoft.com/office/word/2006/wordml" xmlns:wps="http://schemas.microsoft.com/office/word/2010/wordprocessingShape" mc:Ignorable="w14 w15 w16se w16cid w16 w16cex w16sdtdh w16sdtfl w16du wp14">
+<w:numbering xmlns:wpc="http://schemas.microsoft.com/office/word/2010/wordprocessingCanvas" xmlns:cx="http://schemas.microsoft.com/office/drawing/2014/chartex" xmlns:cx1="http://schemas.microsoft.com/office/drawing/2015/9/8/chartex" xmlns:cx2="http://schemas.microsoft.com/office/drawing/2015/10/21/chartex" xmlns:cx3="http://schemas.microsoft.com/office/drawing/2016/5/9/chartex" xmlns:cx4="http://schemas.microsoft.com/office/drawing/2016/5/10/chartex" xmlns:cx5="http://schemas.microsoft.com/office/drawing/2016/5/11/chartex" xmlns:cx6="http://schemas.microsoft.com/office/drawing/2016/5/12/chartex" xmlns:cx7="http://schemas.microsoft.com/office/drawing/2016/5/13/chartex" xmlns:cx8="http://schemas.microsoft.com/office/drawing/2016/5/14/chartex" xmlns:mc="http://schemas.openxmlformats.org/markup-compatibility/2006" xmlns:aink="http://schemas.microsoft.com/office/drawing/2016/ink" xmlns:am3d="http://schemas.microsoft.com/office/drawing/2017/model3d" xmlns:o="urn:schemas-microsoft-com:office:office" xmlns:r="http://schemas.openxmlformats.org/officeDocument/2006/relationships" xmlns:m="http://schemas.openxmlformats.org/officeDocument/2006/math" xmlns:v="urn:schemas-microsoft-com:vml" xmlns:wp14="http://schemas.microsoft.com/office/word/2010/wordprocessingDrawing" xmlns:wp="http://schemas.openxmlformats.org/drawingml/2006/wordprocessingDrawing" xmlns:w10="urn:schemas-microsoft-com:office:word" xmlns:w="http://schemas.openxmlformats.org/wordprocessingml/2006/main" xmlns:w14="http://schemas.microsoft.com/office/word/2010/wordml" xmlns:w15="http://schemas.microsoft.com/office/word/2012/wordml" xmlns:w16cex="http://schemas.microsoft.com/office/word/2018/wordml/cex" xmlns:w16cid="http://schemas.microsoft.com/office/word/2016/wordml/cid" xmlns:w16="http://schemas.microsoft.com/office/word/2018/wordml" xmlns:w16sdtdh="http://schemas.microsoft.com/office/word/2020/wordml/sdtdatahash" xmlns:w16se="http://schemas.microsoft.com/office/word/2015/wordml/symex" xmlns:wpg="http://schemas.microsoft.com/office/word/2010/wordprocessingGroup" xmlns:wpi="http://schemas.microsoft.com/office/word/2010/wordprocessingInk" xmlns:wne="http://schemas.microsoft.com/office/word/2006/wordml" xmlns:wps="http://schemas.microsoft.com/office/word/2010/wordprocessingShape" mc:Ignorable="w14 w15 w16se w16cid w16 w16cex w16sdtdh wp14">
   <w:abstractNum w:abstractNumId="0" w15:restartNumberingAfterBreak="0">
     <w:nsid w:val="47C16EAE"/>
     <w:multiLevelType w:val="multilevel"/>
@@ -2838,17 +3834,17 @@
       </w:pPr>
     </w:lvl>
   </w:abstractNum>
-  <w:num w:numId="1" w16cid:durableId="696736842">
+  <w:num w:numId="1">
     <w:abstractNumId w:val="0"/>
   </w:num>
-  <w:num w:numId="2" w16cid:durableId="71127712">
+  <w:num w:numId="2">
     <w:abstractNumId w:val="1"/>
   </w:num>
 </w:numbering>
 </file>
 
 <file path=word/styles.xml><?xml version="1.0" encoding="utf-8"?>
-<w:styles xmlns:mc="http://schemas.openxmlformats.org/markup-compatibility/2006" xmlns:r="http://schemas.openxmlformats.org/officeDocument/2006/relationships" xmlns:w="http://schemas.openxmlformats.org/wordprocessingml/2006/main" xmlns:w14="http://schemas.microsoft.com/office/word/2010/wordml" xmlns:w15="http://schemas.microsoft.com/office/word/2012/wordml" xmlns:w16cex="http://schemas.microsoft.com/office/word/2018/wordml/cex" xmlns:w16cid="http://schemas.microsoft.com/office/word/2016/wordml/cid" xmlns:w16="http://schemas.microsoft.com/office/word/2018/wordml" xmlns:w16du="http://schemas.microsoft.com/office/word/2023/wordml/word16du" xmlns:w16sdtdh="http://schemas.microsoft.com/office/word/2020/wordml/sdtdatahash" xmlns:w16sdtfl="http://schemas.microsoft.com/office/word/2024/wordml/sdtformatlock" xmlns:w16se="http://schemas.microsoft.com/office/word/2015/wordml/symex" mc:Ignorable="w14 w15 w16se w16cid w16 w16cex w16sdtdh w16sdtfl w16du">
+<w:styles xmlns:mc="http://schemas.openxmlformats.org/markup-compatibility/2006" xmlns:r="http://schemas.openxmlformats.org/officeDocument/2006/relationships" xmlns:w="http://schemas.openxmlformats.org/wordprocessingml/2006/main" xmlns:w14="http://schemas.microsoft.com/office/word/2010/wordml" xmlns:w15="http://schemas.microsoft.com/office/word/2012/wordml" xmlns:w16cex="http://schemas.microsoft.com/office/word/2018/wordml/cex" xmlns:w16cid="http://schemas.microsoft.com/office/word/2016/wordml/cid" xmlns:w16="http://schemas.microsoft.com/office/word/2018/wordml" xmlns:w16sdtdh="http://schemas.microsoft.com/office/word/2020/wordml/sdtdatahash" xmlns:w16se="http://schemas.microsoft.com/office/word/2015/wordml/symex" mc:Ignorable="w14 w15 w16se w16cid w16 w16cex w16sdtdh">
   <w:docDefaults>
     <w:rPrDefault>
       <w:rPr>

--- a/考公/论如何学好行测.docx
+++ b/考公/论如何学好行测.docx
@@ -1,12 +1,13 @@
 
 <file path=word/document.xml><?xml version="1.0" encoding="utf-8"?>
-<w:document xmlns:wpc="http://schemas.microsoft.com/office/word/2010/wordprocessingCanvas" xmlns:cx="http://schemas.microsoft.com/office/drawing/2014/chartex" xmlns:cx1="http://schemas.microsoft.com/office/drawing/2015/9/8/chartex" xmlns:cx2="http://schemas.microsoft.com/office/drawing/2015/10/21/chartex" xmlns:cx3="http://schemas.microsoft.com/office/drawing/2016/5/9/chartex" xmlns:cx4="http://schemas.microsoft.com/office/drawing/2016/5/10/chartex" xmlns:cx5="http://schemas.microsoft.com/office/drawing/2016/5/11/chartex" xmlns:cx6="http://schemas.microsoft.com/office/drawing/2016/5/12/chartex" xmlns:cx7="http://schemas.microsoft.com/office/drawing/2016/5/13/chartex" xmlns:cx8="http://schemas.microsoft.com/office/drawing/2016/5/14/chartex" xmlns:mc="http://schemas.openxmlformats.org/markup-compatibility/2006" xmlns:aink="http://schemas.microsoft.com/office/drawing/2016/ink" xmlns:am3d="http://schemas.microsoft.com/office/drawing/2017/model3d" xmlns:o="urn:schemas-microsoft-com:office:office" xmlns:r="http://schemas.openxmlformats.org/officeDocument/2006/relationships" xmlns:m="http://schemas.openxmlformats.org/officeDocument/2006/math" xmlns:v="urn:schemas-microsoft-com:vml" xmlns:wp14="http://schemas.microsoft.com/office/word/2010/wordprocessingDrawing" xmlns:wp="http://schemas.openxmlformats.org/drawingml/2006/wordprocessingDrawing" xmlns:w10="urn:schemas-microsoft-com:office:word" xmlns:w="http://schemas.openxmlformats.org/wordprocessingml/2006/main" xmlns:w14="http://schemas.microsoft.com/office/word/2010/wordml" xmlns:w15="http://schemas.microsoft.com/office/word/2012/wordml" xmlns:w16cex="http://schemas.microsoft.com/office/word/2018/wordml/cex" xmlns:w16cid="http://schemas.microsoft.com/office/word/2016/wordml/cid" xmlns:w16="http://schemas.microsoft.com/office/word/2018/wordml" xmlns:w16sdtdh="http://schemas.microsoft.com/office/word/2020/wordml/sdtdatahash" xmlns:w16se="http://schemas.microsoft.com/office/word/2015/wordml/symex" xmlns:wpg="http://schemas.microsoft.com/office/word/2010/wordprocessingGroup" xmlns:wpi="http://schemas.microsoft.com/office/word/2010/wordprocessingInk" xmlns:wne="http://schemas.microsoft.com/office/word/2006/wordml" xmlns:wps="http://schemas.microsoft.com/office/word/2010/wordprocessingShape" mc:Ignorable="w14 w15 w16se w16cid w16 w16cex w16sdtdh wp14">
+<w:document xmlns:wpc="http://schemas.microsoft.com/office/word/2010/wordprocessingCanvas" xmlns:cx="http://schemas.microsoft.com/office/drawing/2014/chartex" xmlns:cx1="http://schemas.microsoft.com/office/drawing/2015/9/8/chartex" xmlns:cx2="http://schemas.microsoft.com/office/drawing/2015/10/21/chartex" xmlns:cx3="http://schemas.microsoft.com/office/drawing/2016/5/9/chartex" xmlns:cx4="http://schemas.microsoft.com/office/drawing/2016/5/10/chartex" xmlns:cx5="http://schemas.microsoft.com/office/drawing/2016/5/11/chartex" xmlns:cx6="http://schemas.microsoft.com/office/drawing/2016/5/12/chartex" xmlns:cx7="http://schemas.microsoft.com/office/drawing/2016/5/13/chartex" xmlns:cx8="http://schemas.microsoft.com/office/drawing/2016/5/14/chartex" xmlns:mc="http://schemas.openxmlformats.org/markup-compatibility/2006" xmlns:aink="http://schemas.microsoft.com/office/drawing/2016/ink" xmlns:am3d="http://schemas.microsoft.com/office/drawing/2017/model3d" xmlns:o="urn:schemas-microsoft-com:office:office" xmlns:oel="http://schemas.microsoft.com/office/2019/extlst" xmlns:r="http://schemas.openxmlformats.org/officeDocument/2006/relationships" xmlns:m="http://schemas.openxmlformats.org/officeDocument/2006/math" xmlns:v="urn:schemas-microsoft-com:vml" xmlns:wp14="http://schemas.microsoft.com/office/word/2010/wordprocessingDrawing" xmlns:wp="http://schemas.openxmlformats.org/drawingml/2006/wordprocessingDrawing" xmlns:w10="urn:schemas-microsoft-com:office:word" xmlns:w="http://schemas.openxmlformats.org/wordprocessingml/2006/main" xmlns:w14="http://schemas.microsoft.com/office/word/2010/wordml" xmlns:w15="http://schemas.microsoft.com/office/word/2012/wordml" xmlns:w16cex="http://schemas.microsoft.com/office/word/2018/wordml/cex" xmlns:w16cid="http://schemas.microsoft.com/office/word/2016/wordml/cid" xmlns:w16="http://schemas.microsoft.com/office/word/2018/wordml" xmlns:w16du="http://schemas.microsoft.com/office/word/2023/wordml/word16du" xmlns:w16sdtdh="http://schemas.microsoft.com/office/word/2020/wordml/sdtdatahash" xmlns:w16sdtfl="http://schemas.microsoft.com/office/word/2024/wordml/sdtformatlock" xmlns:w16se="http://schemas.microsoft.com/office/word/2015/wordml/symex" xmlns:wpg="http://schemas.microsoft.com/office/word/2010/wordprocessingGroup" xmlns:wpi="http://schemas.microsoft.com/office/word/2010/wordprocessingInk" xmlns:wne="http://schemas.microsoft.com/office/word/2006/wordml" xmlns:wps="http://schemas.microsoft.com/office/word/2010/wordprocessingShape" mc:Ignorable="w14 w15 w16se w16cid w16 w16cex w16sdtdh w16sdtfl w16du wp14">
   <w:body>
     <w:p>
       <w:pPr>
         <w:pStyle w:val="a9"/>
         <w:spacing w:beforeLines="1600" w:before="4992" w:afterLines="2500" w:after="7800"/>
         <w:rPr>
+          <w:rFonts w:hint="eastAsia"/>
           <w:b/>
           <w:bCs/>
           <w:sz w:val="72"/>
@@ -35,6 +36,7 @@
         <w:contextualSpacing w:val="0"/>
         <w:outlineLvl w:val="0"/>
         <w:rPr>
+          <w:rFonts w:hint="eastAsia"/>
           <w:b/>
           <w:bCs/>
         </w:rPr>
@@ -57,6 +59,7 @@
         <w:spacing w:after="0" w:line="360" w:lineRule="exact"/>
         <w:ind w:left="420" w:firstLine="420"/>
         <w:rPr>
+          <w:rFonts w:hint="eastAsia"/>
           <w:sz w:val="24"/>
           <w:szCs w:val="28"/>
         </w:rPr>
@@ -86,6 +89,7 @@
         <w:spacing w:after="0" w:line="360" w:lineRule="exact"/>
         <w:ind w:left="420"/>
         <w:rPr>
+          <w:rFonts w:hint="eastAsia"/>
           <w:sz w:val="24"/>
           <w:szCs w:val="28"/>
         </w:rPr>
@@ -123,6 +127,7 @@
         <w:spacing w:after="0" w:line="360" w:lineRule="exact"/>
         <w:ind w:left="420"/>
         <w:rPr>
+          <w:rFonts w:hint="eastAsia"/>
           <w:sz w:val="24"/>
           <w:szCs w:val="28"/>
         </w:rPr>
@@ -165,6 +170,7 @@
         <w:contextualSpacing w:val="0"/>
         <w:outlineLvl w:val="0"/>
         <w:rPr>
+          <w:rFonts w:hint="eastAsia"/>
           <w:b/>
           <w:bCs/>
           <w:sz w:val="32"/>
@@ -189,6 +195,7 @@
         <w:ind w:left="420" w:firstLine="420"/>
         <w:contextualSpacing w:val="0"/>
         <w:rPr>
+          <w:rFonts w:hint="eastAsia"/>
           <w:sz w:val="24"/>
           <w:szCs w:val="28"/>
         </w:rPr>
@@ -219,6 +226,7 @@
         <w:ind w:left="420" w:firstLine="420"/>
         <w:contextualSpacing w:val="0"/>
         <w:rPr>
+          <w:rFonts w:hint="eastAsia"/>
           <w:b/>
           <w:bCs/>
           <w:sz w:val="32"/>
@@ -255,6 +263,7 @@
         <w:contextualSpacing w:val="0"/>
         <w:outlineLvl w:val="0"/>
         <w:rPr>
+          <w:rFonts w:hint="eastAsia"/>
           <w:b/>
           <w:bCs/>
           <w:sz w:val="32"/>
@@ -279,6 +288,7 @@
         <w:ind w:left="420" w:firstLine="420"/>
         <w:contextualSpacing w:val="0"/>
         <w:rPr>
+          <w:rFonts w:hint="eastAsia"/>
           <w:sz w:val="24"/>
           <w:szCs w:val="28"/>
         </w:rPr>
@@ -309,6 +319,7 @@
         <w:ind w:left="420"/>
         <w:contextualSpacing w:val="0"/>
         <w:rPr>
+          <w:rFonts w:hint="eastAsia"/>
           <w:sz w:val="24"/>
           <w:szCs w:val="28"/>
         </w:rPr>
@@ -344,6 +355,7 @@
         <w:spacing w:after="0" w:line="360" w:lineRule="exact"/>
         <w:ind w:left="420" w:firstLine="420"/>
         <w:rPr>
+          <w:rFonts w:hint="eastAsia"/>
           <w:sz w:val="24"/>
           <w:szCs w:val="28"/>
         </w:rPr>
@@ -362,6 +374,7 @@
         <w:spacing w:after="0" w:line="360" w:lineRule="exact"/>
         <w:ind w:left="420" w:firstLine="420"/>
         <w:rPr>
+          <w:rFonts w:hint="eastAsia"/>
           <w:sz w:val="24"/>
           <w:szCs w:val="28"/>
         </w:rPr>
@@ -380,6 +393,7 @@
         <w:spacing w:after="0" w:line="360" w:lineRule="exact"/>
         <w:ind w:left="420" w:firstLine="420"/>
         <w:rPr>
+          <w:rFonts w:hint="eastAsia"/>
           <w:sz w:val="24"/>
           <w:szCs w:val="28"/>
         </w:rPr>
@@ -398,6 +412,7 @@
         <w:spacing w:after="0" w:line="360" w:lineRule="exact"/>
         <w:ind w:left="420" w:firstLine="420"/>
         <w:rPr>
+          <w:rFonts w:hint="eastAsia"/>
           <w:sz w:val="24"/>
           <w:szCs w:val="28"/>
         </w:rPr>
@@ -425,6 +440,7 @@
         <w:spacing w:after="0" w:line="360" w:lineRule="exact"/>
         <w:ind w:left="420" w:firstLine="420"/>
         <w:rPr>
+          <w:rFonts w:hint="eastAsia"/>
           <w:sz w:val="24"/>
           <w:szCs w:val="28"/>
         </w:rPr>
@@ -443,6 +459,7 @@
         <w:spacing w:after="0" w:line="360" w:lineRule="exact"/>
         <w:ind w:left="420" w:firstLineChars="200" w:firstLine="480"/>
         <w:rPr>
+          <w:rFonts w:hint="eastAsia"/>
           <w:sz w:val="24"/>
           <w:szCs w:val="28"/>
         </w:rPr>
@@ -461,6 +478,7 @@
         <w:spacing w:after="0" w:line="360" w:lineRule="exact"/>
         <w:ind w:left="420" w:firstLineChars="200" w:firstLine="480"/>
         <w:rPr>
+          <w:rFonts w:hint="eastAsia"/>
           <w:sz w:val="24"/>
           <w:szCs w:val="28"/>
         </w:rPr>
@@ -479,6 +497,7 @@
         <w:spacing w:after="0" w:line="360" w:lineRule="exact"/>
         <w:ind w:left="420" w:firstLine="420"/>
         <w:rPr>
+          <w:rFonts w:hint="eastAsia"/>
           <w:sz w:val="24"/>
           <w:szCs w:val="28"/>
         </w:rPr>
@@ -497,6 +516,7 @@
         <w:spacing w:after="0" w:line="360" w:lineRule="exact"/>
         <w:ind w:left="420" w:firstLine="420"/>
         <w:rPr>
+          <w:rFonts w:hint="eastAsia"/>
           <w:sz w:val="24"/>
           <w:szCs w:val="28"/>
         </w:rPr>
@@ -515,6 +535,7 @@
         <w:spacing w:after="0" w:line="360" w:lineRule="exact"/>
         <w:ind w:left="420" w:firstLine="420"/>
         <w:rPr>
+          <w:rFonts w:hint="eastAsia"/>
           <w:sz w:val="24"/>
           <w:szCs w:val="28"/>
         </w:rPr>
@@ -538,6 +559,9 @@
         <w:spacing w:beforeLines="100" w:before="312" w:after="0" w:line="240" w:lineRule="auto"/>
         <w:contextualSpacing w:val="0"/>
         <w:outlineLvl w:val="0"/>
+        <w:rPr>
+          <w:rFonts w:hint="eastAsia"/>
+        </w:rPr>
       </w:pPr>
       <w:r>
         <w:rPr>
@@ -555,6 +579,7 @@
         <w:spacing w:after="0" w:line="360" w:lineRule="exact"/>
         <w:ind w:left="420" w:firstLine="420"/>
         <w:rPr>
+          <w:rFonts w:hint="eastAsia"/>
           <w:sz w:val="24"/>
           <w:szCs w:val="28"/>
         </w:rPr>
@@ -578,6 +603,9 @@
         <w:spacing w:beforeLines="100" w:before="312" w:after="0" w:line="240" w:lineRule="auto"/>
         <w:contextualSpacing w:val="0"/>
         <w:outlineLvl w:val="0"/>
+        <w:rPr>
+          <w:rFonts w:hint="eastAsia"/>
+        </w:rPr>
       </w:pPr>
       <w:r>
         <w:rPr>
@@ -601,6 +629,7 @@
         <w:contextualSpacing w:val="0"/>
         <w:outlineLvl w:val="0"/>
         <w:rPr>
+          <w:rFonts w:hint="eastAsia"/>
           <w:sz w:val="20"/>
           <w:szCs w:val="21"/>
         </w:rPr>
@@ -621,6 +650,7 @@
         <w:spacing w:after="0" w:line="360" w:lineRule="exact"/>
         <w:ind w:left="782"/>
         <w:rPr>
+          <w:rFonts w:hint="eastAsia"/>
           <w:sz w:val="24"/>
           <w:szCs w:val="28"/>
         </w:rPr>
@@ -639,6 +669,7 @@
         <w:spacing w:before="160" w:after="0" w:line="360" w:lineRule="exact"/>
         <w:ind w:left="782"/>
         <w:rPr>
+          <w:rFonts w:hint="eastAsia"/>
           <w:sz w:val="24"/>
           <w:szCs w:val="28"/>
         </w:rPr>
@@ -667,6 +698,7 @@
         <w:spacing w:before="160" w:after="0" w:line="360" w:lineRule="exact"/>
         <w:ind w:left="782"/>
         <w:rPr>
+          <w:rFonts w:hint="eastAsia"/>
           <w:b/>
           <w:bCs/>
           <w:sz w:val="24"/>
@@ -745,6 +777,7 @@
         <w:contextualSpacing w:val="0"/>
         <w:outlineLvl w:val="0"/>
         <w:rPr>
+          <w:rFonts w:hint="eastAsia"/>
           <w:sz w:val="20"/>
           <w:szCs w:val="21"/>
         </w:rPr>
@@ -766,6 +799,7 @@
         <w:spacing w:after="0" w:line="360" w:lineRule="exact"/>
         <w:ind w:left="780"/>
         <w:rPr>
+          <w:rFonts w:hint="eastAsia"/>
           <w:sz w:val="24"/>
           <w:szCs w:val="28"/>
         </w:rPr>
@@ -784,6 +818,7 @@
         <w:spacing w:before="160" w:after="0" w:line="360" w:lineRule="exact"/>
         <w:ind w:left="782"/>
         <w:rPr>
+          <w:rFonts w:hint="eastAsia"/>
           <w:sz w:val="24"/>
           <w:szCs w:val="28"/>
         </w:rPr>
@@ -813,6 +848,7 @@
         <w:spacing w:before="160" w:after="0" w:line="360" w:lineRule="exact"/>
         <w:ind w:left="782"/>
         <w:rPr>
+          <w:rFonts w:hint="eastAsia"/>
           <w:sz w:val="24"/>
           <w:szCs w:val="28"/>
         </w:rPr>
@@ -841,6 +877,7 @@
         <w:spacing w:before="160" w:after="0" w:line="360" w:lineRule="exact"/>
         <w:ind w:left="782"/>
         <w:rPr>
+          <w:rFonts w:hint="eastAsia"/>
           <w:sz w:val="24"/>
           <w:szCs w:val="28"/>
         </w:rPr>
@@ -878,6 +915,7 @@
         <w:spacing w:before="160" w:after="0" w:line="360" w:lineRule="exact"/>
         <w:ind w:left="782"/>
         <w:rPr>
+          <w:rFonts w:hint="eastAsia"/>
           <w:sz w:val="24"/>
           <w:szCs w:val="28"/>
         </w:rPr>
@@ -897,6 +935,7 @@
         <w:spacing w:before="160" w:after="0" w:line="360" w:lineRule="exact"/>
         <w:ind w:left="782" w:firstLine="416"/>
         <w:rPr>
+          <w:rFonts w:hint="eastAsia"/>
           <w:sz w:val="24"/>
           <w:szCs w:val="28"/>
         </w:rPr>
@@ -915,6 +954,7 @@
         <w:spacing w:before="160" w:after="0" w:line="360" w:lineRule="exact"/>
         <w:ind w:left="840" w:firstLine="420"/>
         <w:rPr>
+          <w:rFonts w:hint="eastAsia"/>
           <w:sz w:val="24"/>
           <w:szCs w:val="28"/>
         </w:rPr>
@@ -943,6 +983,7 @@
         <w:spacing w:before="160" w:after="0" w:line="360" w:lineRule="exact"/>
         <w:ind w:left="782"/>
         <w:rPr>
+          <w:rFonts w:hint="eastAsia"/>
           <w:sz w:val="24"/>
           <w:szCs w:val="28"/>
         </w:rPr>
@@ -985,6 +1026,7 @@
         <w:spacing w:before="160" w:after="0" w:line="360" w:lineRule="exact"/>
         <w:ind w:left="782"/>
         <w:rPr>
+          <w:rFonts w:hint="eastAsia"/>
           <w:sz w:val="24"/>
           <w:szCs w:val="28"/>
         </w:rPr>
@@ -1027,6 +1069,7 @@
         <w:spacing w:before="160" w:after="0" w:line="360" w:lineRule="exact"/>
         <w:ind w:left="1260" w:firstLine="420"/>
         <w:rPr>
+          <w:rFonts w:hint="eastAsia"/>
           <w:sz w:val="24"/>
           <w:szCs w:val="28"/>
         </w:rPr>
@@ -1050,6 +1093,7 @@
         <w:spacing w:before="160" w:after="0" w:line="360" w:lineRule="exact"/>
         <w:ind w:left="2058" w:hanging="357"/>
         <w:rPr>
+          <w:rFonts w:hint="eastAsia"/>
           <w:sz w:val="24"/>
           <w:szCs w:val="28"/>
         </w:rPr>
@@ -1073,6 +1117,7 @@
         <w:spacing w:before="160" w:after="0" w:line="360" w:lineRule="exact"/>
         <w:ind w:left="2058" w:hanging="357"/>
         <w:rPr>
+          <w:rFonts w:hint="eastAsia"/>
           <w:sz w:val="24"/>
           <w:szCs w:val="28"/>
         </w:rPr>
@@ -1097,6 +1142,7 @@
         <w:spacing w:before="160" w:after="0" w:line="360" w:lineRule="exact"/>
         <w:ind w:left="2058" w:hanging="357"/>
         <w:rPr>
+          <w:rFonts w:hint="eastAsia"/>
           <w:sz w:val="24"/>
           <w:szCs w:val="28"/>
         </w:rPr>
@@ -1115,6 +1161,7 @@
         <w:spacing w:before="160" w:after="0" w:line="360" w:lineRule="exact"/>
         <w:ind w:left="420"/>
         <w:rPr>
+          <w:rFonts w:hint="eastAsia"/>
           <w:sz w:val="24"/>
           <w:szCs w:val="28"/>
         </w:rPr>
@@ -1151,6 +1198,7 @@
         <w:contextualSpacing w:val="0"/>
         <w:outlineLvl w:val="0"/>
         <w:rPr>
+          <w:rFonts w:hint="eastAsia"/>
           <w:b/>
           <w:bCs/>
           <w:sz w:val="24"/>
@@ -1175,6 +1223,7 @@
         <w:ind w:left="782"/>
         <w:contextualSpacing w:val="0"/>
         <w:rPr>
+          <w:rFonts w:hint="eastAsia"/>
           <w:b/>
           <w:bCs/>
           <w:sz w:val="24"/>
@@ -1197,6 +1246,7 @@
         <w:ind w:left="782"/>
         <w:contextualSpacing w:val="0"/>
         <w:rPr>
+          <w:rFonts w:hint="eastAsia"/>
           <w:sz w:val="24"/>
           <w:szCs w:val="28"/>
         </w:rPr>
@@ -1217,6 +1267,7 @@
         <w:ind w:left="782"/>
         <w:contextualSpacing w:val="0"/>
         <w:rPr>
+          <w:rFonts w:hint="eastAsia"/>
           <w:sz w:val="24"/>
           <w:szCs w:val="28"/>
         </w:rPr>
@@ -1237,6 +1288,7 @@
         <w:ind w:left="782" w:firstLine="414"/>
         <w:contextualSpacing w:val="0"/>
         <w:rPr>
+          <w:rFonts w:hint="eastAsia"/>
           <w:sz w:val="24"/>
           <w:szCs w:val="28"/>
         </w:rPr>
@@ -1257,6 +1309,7 @@
         <w:ind w:left="782" w:firstLine="414"/>
         <w:contextualSpacing w:val="0"/>
         <w:rPr>
+          <w:rFonts w:hint="eastAsia"/>
           <w:sz w:val="24"/>
           <w:szCs w:val="28"/>
         </w:rPr>
@@ -1294,6 +1347,7 @@
         <w:ind w:left="782" w:firstLine="414"/>
         <w:contextualSpacing w:val="0"/>
         <w:rPr>
+          <w:rFonts w:hint="eastAsia"/>
           <w:sz w:val="24"/>
           <w:szCs w:val="28"/>
         </w:rPr>
@@ -1314,15 +1368,17 @@
         <w:ind w:left="782"/>
         <w:contextualSpacing w:val="0"/>
         <w:rPr>
-          <w:sz w:val="24"/>
-          <w:szCs w:val="28"/>
-        </w:rPr>
-      </w:pPr>
-    </w:p>
-    <w:p>
-      <w:pPr>
-        <w:spacing w:before="160" w:after="0" w:line="360" w:lineRule="exact"/>
-        <w:rPr>
+          <w:rFonts w:hint="eastAsia"/>
+          <w:sz w:val="24"/>
+          <w:szCs w:val="28"/>
+        </w:rPr>
+      </w:pPr>
+    </w:p>
+    <w:p>
+      <w:pPr>
+        <w:spacing w:before="160" w:after="0" w:line="360" w:lineRule="exact"/>
+        <w:rPr>
+          <w:rFonts w:hint="eastAsia"/>
           <w:sz w:val="24"/>
           <w:szCs w:val="28"/>
         </w:rPr>
@@ -1348,6 +1404,7 @@
       <w:pPr>
         <w:spacing w:before="160" w:after="0" w:line="360" w:lineRule="exact"/>
         <w:rPr>
+          <w:rFonts w:hint="eastAsia"/>
           <w:sz w:val="24"/>
           <w:szCs w:val="28"/>
         </w:rPr>
@@ -1407,15 +1464,17 @@
       <w:pPr>
         <w:spacing w:before="160" w:after="0" w:line="360" w:lineRule="exact"/>
         <w:rPr>
-          <w:sz w:val="24"/>
-          <w:szCs w:val="28"/>
-        </w:rPr>
-      </w:pPr>
-    </w:p>
-    <w:p>
-      <w:pPr>
-        <w:spacing w:before="160" w:after="0" w:line="360" w:lineRule="exact"/>
-        <w:rPr>
+          <w:rFonts w:hint="eastAsia"/>
+          <w:sz w:val="24"/>
+          <w:szCs w:val="28"/>
+        </w:rPr>
+      </w:pPr>
+    </w:p>
+    <w:p>
+      <w:pPr>
+        <w:spacing w:before="160" w:after="0" w:line="360" w:lineRule="exact"/>
+        <w:rPr>
+          <w:rFonts w:hint="eastAsia"/>
           <w:sz w:val="24"/>
           <w:szCs w:val="28"/>
         </w:rPr>
@@ -1433,6 +1492,7 @@
       <w:pPr>
         <w:spacing w:before="160" w:after="0" w:line="360" w:lineRule="exact"/>
         <w:rPr>
+          <w:rFonts w:hint="eastAsia"/>
           <w:sz w:val="24"/>
           <w:szCs w:val="28"/>
         </w:rPr>
@@ -1457,6 +1517,7 @@
       <w:pPr>
         <w:spacing w:before="160" w:after="0" w:line="360" w:lineRule="exact"/>
         <w:rPr>
+          <w:rFonts w:hint="eastAsia"/>
           <w:sz w:val="24"/>
           <w:szCs w:val="28"/>
         </w:rPr>
@@ -1481,6 +1542,7 @@
       <w:pPr>
         <w:spacing w:before="160" w:after="0" w:line="360" w:lineRule="exact"/>
         <w:rPr>
+          <w:rFonts w:hint="eastAsia"/>
           <w:sz w:val="24"/>
           <w:szCs w:val="28"/>
         </w:rPr>
@@ -1505,44 +1567,28 @@
       <w:pPr>
         <w:spacing w:before="160" w:after="0" w:line="360" w:lineRule="exact"/>
         <w:rPr>
-          <w:sz w:val="24"/>
-          <w:szCs w:val="28"/>
-        </w:rPr>
-      </w:pPr>
-    </w:p>
-    <w:p>
-      <w:pPr>
-        <w:spacing w:before="160" w:after="0" w:line="360" w:lineRule="exact"/>
-        <w:rPr>
-          <w:sz w:val="24"/>
-          <w:szCs w:val="28"/>
-        </w:rPr>
-      </w:pPr>
-      <w:r>
-        <w:rPr>
-          <w:rFonts w:hint="eastAsia"/>
-          <w:sz w:val="24"/>
-          <w:szCs w:val="28"/>
-        </w:rPr>
-        <w:t>注：要充分利用</w:t>
-      </w:r>
-      <w:proofErr w:type="spellStart"/>
-      <w:r>
-        <w:rPr>
-          <w:rFonts w:hint="eastAsia"/>
-          <w:sz w:val="24"/>
-          <w:szCs w:val="28"/>
-        </w:rPr>
-        <w:t>deepseek</w:t>
-      </w:r>
-      <w:proofErr w:type="spellEnd"/>
-      <w:r>
-        <w:rPr>
-          <w:rFonts w:hint="eastAsia"/>
-          <w:sz w:val="24"/>
-          <w:szCs w:val="28"/>
-        </w:rPr>
-        <w:t>（移动云盘的满血复活版），经验证十分的有用</w:t>
+          <w:rFonts w:hint="eastAsia"/>
+          <w:sz w:val="24"/>
+          <w:szCs w:val="28"/>
+        </w:rPr>
+      </w:pPr>
+    </w:p>
+    <w:p>
+      <w:pPr>
+        <w:spacing w:before="160" w:after="0" w:line="360" w:lineRule="exact"/>
+        <w:rPr>
+          <w:rFonts w:hint="eastAsia"/>
+          <w:sz w:val="24"/>
+          <w:szCs w:val="28"/>
+        </w:rPr>
+      </w:pPr>
+      <w:r>
+        <w:rPr>
+          <w:rFonts w:hint="eastAsia"/>
+          <w:sz w:val="24"/>
+          <w:szCs w:val="28"/>
+        </w:rPr>
+        <w:t>注：要充分利用deepseek（移动云盘的满血复活版），经验证十分的有用</w:t>
       </w:r>
       <w:r>
         <w:rPr>
@@ -1557,6 +1603,7 @@
       <w:pPr>
         <w:spacing w:before="160" w:after="0" w:line="360" w:lineRule="exact"/>
         <w:rPr>
+          <w:rFonts w:hint="eastAsia"/>
           <w:sz w:val="24"/>
           <w:szCs w:val="28"/>
         </w:rPr>
@@ -1574,6 +1621,7 @@
       <w:pPr>
         <w:spacing w:before="160" w:after="0" w:line="360" w:lineRule="exact"/>
         <w:rPr>
+          <w:rFonts w:hint="eastAsia"/>
           <w:sz w:val="24"/>
           <w:szCs w:val="28"/>
         </w:rPr>
@@ -1590,6 +1638,7 @@
         <w:contextualSpacing w:val="0"/>
         <w:outlineLvl w:val="0"/>
         <w:rPr>
+          <w:rFonts w:hint="eastAsia"/>
           <w:b/>
           <w:bCs/>
           <w:sz w:val="32"/>
@@ -1611,6 +1660,7 @@
       <w:pPr>
         <w:spacing w:before="160" w:after="0" w:line="360" w:lineRule="exact"/>
         <w:rPr>
+          <w:rFonts w:hint="eastAsia"/>
           <w:sz w:val="24"/>
           <w:szCs w:val="28"/>
         </w:rPr>
@@ -1628,6 +1678,7 @@
       <w:pPr>
         <w:spacing w:before="160" w:after="0" w:line="360" w:lineRule="exact"/>
         <w:rPr>
+          <w:rFonts w:hint="eastAsia"/>
           <w:sz w:val="24"/>
           <w:szCs w:val="28"/>
         </w:rPr>
@@ -1645,15 +1696,17 @@
       <w:pPr>
         <w:spacing w:before="160" w:after="0" w:line="360" w:lineRule="exact"/>
         <w:rPr>
-          <w:sz w:val="24"/>
-          <w:szCs w:val="28"/>
-        </w:rPr>
-      </w:pPr>
-    </w:p>
-    <w:p>
-      <w:pPr>
-        <w:spacing w:before="160" w:after="0" w:line="360" w:lineRule="exact"/>
-        <w:rPr>
+          <w:rFonts w:hint="eastAsia"/>
+          <w:sz w:val="24"/>
+          <w:szCs w:val="28"/>
+        </w:rPr>
+      </w:pPr>
+    </w:p>
+    <w:p>
+      <w:pPr>
+        <w:spacing w:before="160" w:after="0" w:line="360" w:lineRule="exact"/>
+        <w:rPr>
+          <w:rFonts w:hint="eastAsia"/>
           <w:sz w:val="24"/>
           <w:szCs w:val="28"/>
         </w:rPr>
@@ -1671,6 +1724,7 @@
       <w:pPr>
         <w:spacing w:before="160" w:after="0" w:line="360" w:lineRule="exact"/>
         <w:rPr>
+          <w:rFonts w:hint="eastAsia"/>
           <w:sz w:val="24"/>
           <w:szCs w:val="28"/>
         </w:rPr>
@@ -1686,6 +1740,9 @@
         <w:spacing w:beforeLines="100" w:before="312" w:after="0" w:line="240" w:lineRule="auto"/>
         <w:contextualSpacing w:val="0"/>
         <w:outlineLvl w:val="0"/>
+        <w:rPr>
+          <w:rFonts w:hint="eastAsia"/>
+        </w:rPr>
       </w:pPr>
       <w:r>
         <w:rPr>
@@ -1705,6 +1762,7 @@
         <w:ind w:left="420"/>
         <w:contextualSpacing w:val="0"/>
         <w:rPr>
+          <w:rFonts w:hint="eastAsia"/>
           <w:sz w:val="24"/>
           <w:szCs w:val="28"/>
         </w:rPr>
@@ -1734,6 +1792,7 @@
         <w:ind w:left="420"/>
         <w:contextualSpacing w:val="0"/>
         <w:rPr>
+          <w:rFonts w:hint="eastAsia"/>
           <w:sz w:val="24"/>
           <w:szCs w:val="28"/>
         </w:rPr>
@@ -1754,6 +1813,7 @@
         <w:ind w:left="420"/>
         <w:contextualSpacing w:val="0"/>
         <w:rPr>
+          <w:rFonts w:hint="eastAsia"/>
           <w:sz w:val="24"/>
           <w:szCs w:val="28"/>
         </w:rPr>
@@ -1774,6 +1834,7 @@
         <w:ind w:left="420"/>
         <w:contextualSpacing w:val="0"/>
         <w:rPr>
+          <w:rFonts w:hint="eastAsia"/>
           <w:sz w:val="24"/>
           <w:szCs w:val="28"/>
         </w:rPr>
@@ -1794,6 +1855,7 @@
         <w:ind w:left="420"/>
         <w:contextualSpacing w:val="0"/>
         <w:rPr>
+          <w:rFonts w:hint="eastAsia"/>
           <w:sz w:val="24"/>
           <w:szCs w:val="28"/>
         </w:rPr>
@@ -1821,11 +1883,17 @@
         <w:spacing w:beforeLines="100" w:before="312" w:after="0" w:line="240" w:lineRule="auto"/>
         <w:ind w:left="420"/>
         <w:contextualSpacing w:val="0"/>
+        <w:rPr>
+          <w:rFonts w:hint="eastAsia"/>
+        </w:rPr>
       </w:pPr>
     </w:p>
     <w:p>
       <w:pPr>
         <w:spacing w:beforeLines="100" w:before="312" w:after="0" w:line="240" w:lineRule="auto"/>
+        <w:rPr>
+          <w:rFonts w:hint="eastAsia"/>
+        </w:rPr>
       </w:pPr>
     </w:p>
     <w:p>
@@ -1834,6 +1902,9 @@
         <w:spacing w:beforeLines="100" w:before="312" w:after="0" w:line="240" w:lineRule="auto"/>
         <w:ind w:left="420"/>
         <w:contextualSpacing w:val="0"/>
+        <w:rPr>
+          <w:rFonts w:hint="eastAsia"/>
+        </w:rPr>
       </w:pPr>
     </w:p>
     <w:p>
@@ -1842,6 +1913,9 @@
         <w:spacing w:beforeLines="100" w:before="312" w:after="0" w:line="240" w:lineRule="auto"/>
         <w:ind w:left="420"/>
         <w:contextualSpacing w:val="0"/>
+        <w:rPr>
+          <w:rFonts w:hint="eastAsia"/>
+        </w:rPr>
       </w:pPr>
     </w:p>
     <w:p>
@@ -1855,6 +1929,7 @@
         <w:contextualSpacing w:val="0"/>
         <w:outlineLvl w:val="0"/>
         <w:rPr>
+          <w:rFonts w:hint="eastAsia"/>
           <w:b/>
           <w:bCs/>
           <w:sz w:val="32"/>
@@ -1874,6 +1949,9 @@
         <w:spacing w:beforeLines="100" w:before="312" w:after="0" w:line="240" w:lineRule="auto"/>
         <w:ind w:left="420"/>
         <w:contextualSpacing w:val="0"/>
+        <w:rPr>
+          <w:rFonts w:hint="eastAsia"/>
+        </w:rPr>
       </w:pPr>
       <w:r>
         <w:rPr>
@@ -1888,6 +1966,9 @@
         <w:spacing w:beforeLines="100" w:before="312" w:after="0" w:line="240" w:lineRule="auto"/>
         <w:ind w:left="420"/>
         <w:contextualSpacing w:val="0"/>
+        <w:rPr>
+          <w:rFonts w:hint="eastAsia"/>
+        </w:rPr>
       </w:pPr>
       <w:r>
         <w:rPr>
@@ -1920,6 +2001,9 @@
         <w:spacing w:beforeLines="100" w:before="312" w:after="0" w:line="240" w:lineRule="auto"/>
         <w:ind w:left="420"/>
         <w:contextualSpacing w:val="0"/>
+        <w:rPr>
+          <w:rFonts w:hint="eastAsia"/>
+        </w:rPr>
       </w:pPr>
       <w:r>
         <w:rPr>
@@ -1934,6 +2018,9 @@
         <w:spacing w:beforeLines="100" w:before="312" w:after="0" w:line="240" w:lineRule="auto"/>
         <w:ind w:left="420"/>
         <w:contextualSpacing w:val="0"/>
+        <w:rPr>
+          <w:rFonts w:hint="eastAsia"/>
+        </w:rPr>
       </w:pPr>
       <w:r>
         <w:rPr>
@@ -1948,6 +2035,9 @@
         <w:spacing w:beforeLines="100" w:before="312" w:after="0" w:line="240" w:lineRule="auto"/>
         <w:ind w:left="420"/>
         <w:contextualSpacing w:val="0"/>
+        <w:rPr>
+          <w:rFonts w:hint="eastAsia"/>
+        </w:rPr>
       </w:pPr>
       <w:r>
         <w:rPr>
@@ -1968,6 +2058,9 @@
         <w:spacing w:beforeLines="100" w:before="312" w:after="0" w:line="240" w:lineRule="auto"/>
         <w:ind w:left="420"/>
         <w:contextualSpacing w:val="0"/>
+        <w:rPr>
+          <w:rFonts w:hint="eastAsia"/>
+        </w:rPr>
       </w:pPr>
     </w:p>
     <w:p>
@@ -1976,6 +2069,9 @@
         <w:spacing w:beforeLines="100" w:before="312" w:after="0" w:line="240" w:lineRule="auto"/>
         <w:ind w:left="420"/>
         <w:contextualSpacing w:val="0"/>
+        <w:rPr>
+          <w:rFonts w:hint="eastAsia"/>
+        </w:rPr>
       </w:pPr>
       <w:r>
         <w:rPr>
@@ -1990,6 +2086,9 @@
         <w:spacing w:beforeLines="100" w:before="312" w:after="0" w:line="240" w:lineRule="auto"/>
         <w:ind w:left="420"/>
         <w:contextualSpacing w:val="0"/>
+        <w:rPr>
+          <w:rFonts w:hint="eastAsia"/>
+        </w:rPr>
       </w:pPr>
       <w:r>
         <w:rPr>
@@ -2011,6 +2110,9 @@
         <w:spacing w:beforeLines="100" w:before="312" w:after="0" w:line="240" w:lineRule="auto"/>
         <w:ind w:left="420"/>
         <w:contextualSpacing w:val="0"/>
+        <w:rPr>
+          <w:rFonts w:hint="eastAsia"/>
+        </w:rPr>
       </w:pPr>
       <w:r>
         <w:rPr>
@@ -2040,6 +2142,9 @@
         <w:spacing w:beforeLines="100" w:before="312" w:after="0" w:line="240" w:lineRule="auto"/>
         <w:ind w:left="420"/>
         <w:contextualSpacing w:val="0"/>
+        <w:rPr>
+          <w:rFonts w:hint="eastAsia"/>
+        </w:rPr>
       </w:pPr>
       <w:r>
         <w:rPr>
@@ -2066,6 +2171,9 @@
         <w:spacing w:beforeLines="100" w:before="312" w:after="0" w:line="240" w:lineRule="auto"/>
         <w:ind w:left="420"/>
         <w:contextualSpacing w:val="0"/>
+        <w:rPr>
+          <w:rFonts w:hint="eastAsia"/>
+        </w:rPr>
       </w:pPr>
     </w:p>
     <w:p>
@@ -2074,6 +2182,9 @@
         <w:spacing w:beforeLines="100" w:before="312" w:after="0" w:line="240" w:lineRule="auto"/>
         <w:ind w:left="420"/>
         <w:contextualSpacing w:val="0"/>
+        <w:rPr>
+          <w:rFonts w:hint="eastAsia"/>
+        </w:rPr>
       </w:pPr>
       <w:r>
         <w:rPr>
@@ -2116,6 +2227,9 @@
       <w:pPr>
         <w:widowControl/>
         <w:spacing w:after="0" w:line="240" w:lineRule="auto"/>
+        <w:rPr>
+          <w:rFonts w:hint="eastAsia"/>
+        </w:rPr>
       </w:pPr>
       <w:r>
         <w:tab/>
@@ -2144,6 +2258,9 @@
         <w:pStyle w:val="ad"/>
         <w:spacing w:beforeLines="100" w:before="312" w:after="0" w:line="240" w:lineRule="auto"/>
         <w:ind w:left="420"/>
+        <w:rPr>
+          <w:rFonts w:hint="eastAsia"/>
+        </w:rPr>
       </w:pPr>
       <w:r>
         <w:rPr>
@@ -2157,6 +2274,9 @@
         <w:pStyle w:val="ad"/>
         <w:spacing w:beforeLines="100" w:before="312" w:after="0" w:line="240" w:lineRule="auto"/>
         <w:ind w:left="420"/>
+        <w:rPr>
+          <w:rFonts w:hint="eastAsia"/>
+        </w:rPr>
       </w:pPr>
       <w:r>
         <w:rPr>
@@ -2170,6 +2290,9 @@
         <w:pStyle w:val="ad"/>
         <w:spacing w:beforeLines="100" w:before="312" w:after="0" w:line="240" w:lineRule="auto"/>
         <w:ind w:left="420"/>
+        <w:rPr>
+          <w:rFonts w:hint="eastAsia"/>
+        </w:rPr>
       </w:pPr>
       <w:r>
         <w:rPr>
@@ -2212,6 +2335,9 @@
         <w:spacing w:beforeLines="100" w:before="312" w:after="0" w:line="240" w:lineRule="auto"/>
         <w:ind w:left="420"/>
         <w:contextualSpacing w:val="0"/>
+        <w:rPr>
+          <w:rFonts w:hint="eastAsia"/>
+        </w:rPr>
       </w:pPr>
       <w:r>
         <w:rPr>
@@ -2226,6 +2352,9 @@
         <w:spacing w:beforeLines="100" w:before="312" w:after="0" w:line="240" w:lineRule="auto"/>
         <w:ind w:left="420"/>
         <w:contextualSpacing w:val="0"/>
+        <w:rPr>
+          <w:rFonts w:hint="eastAsia"/>
+        </w:rPr>
       </w:pPr>
       <w:r>
         <w:rPr>
@@ -2240,6 +2369,9 @@
         <w:spacing w:beforeLines="100" w:before="312" w:after="0" w:line="240" w:lineRule="auto"/>
         <w:ind w:left="420"/>
         <w:contextualSpacing w:val="0"/>
+        <w:rPr>
+          <w:rFonts w:hint="eastAsia"/>
+        </w:rPr>
       </w:pPr>
       <w:r>
         <w:rPr>
@@ -2254,6 +2386,9 @@
         <w:spacing w:beforeLines="100" w:before="312" w:after="0" w:line="240" w:lineRule="auto"/>
         <w:ind w:left="420"/>
         <w:contextualSpacing w:val="0"/>
+        <w:rPr>
+          <w:rFonts w:hint="eastAsia"/>
+        </w:rPr>
       </w:pPr>
       <w:r>
         <w:rPr>
@@ -2308,6 +2443,9 @@
         <w:spacing w:beforeLines="100" w:before="312" w:after="0" w:line="240" w:lineRule="auto"/>
         <w:ind w:left="420"/>
         <w:contextualSpacing w:val="0"/>
+        <w:rPr>
+          <w:rFonts w:hint="eastAsia"/>
+        </w:rPr>
       </w:pPr>
     </w:p>
     <w:p>
@@ -2316,6 +2454,9 @@
         <w:spacing w:beforeLines="100" w:before="312" w:after="0" w:line="240" w:lineRule="auto"/>
         <w:ind w:left="420"/>
         <w:contextualSpacing w:val="0"/>
+        <w:rPr>
+          <w:rFonts w:hint="eastAsia"/>
+        </w:rPr>
       </w:pPr>
       <w:r>
         <w:rPr>
@@ -2330,6 +2471,9 @@
         <w:spacing w:beforeLines="100" w:before="312" w:after="0" w:line="240" w:lineRule="auto"/>
         <w:ind w:left="420"/>
         <w:contextualSpacing w:val="0"/>
+        <w:rPr>
+          <w:rFonts w:hint="eastAsia"/>
+        </w:rPr>
       </w:pPr>
     </w:p>
     <w:p>
@@ -2342,6 +2486,9 @@
         <w:spacing w:beforeLines="100" w:before="312" w:after="0" w:line="240" w:lineRule="auto"/>
         <w:contextualSpacing w:val="0"/>
         <w:outlineLvl w:val="0"/>
+        <w:rPr>
+          <w:rFonts w:hint="eastAsia"/>
+        </w:rPr>
       </w:pPr>
       <w:r>
         <w:rPr>
@@ -2357,6 +2504,9 @@
         <w:spacing w:beforeLines="100" w:before="312" w:after="0" w:line="240" w:lineRule="auto"/>
         <w:ind w:left="420"/>
         <w:contextualSpacing w:val="0"/>
+        <w:rPr>
+          <w:rFonts w:hint="eastAsia"/>
+        </w:rPr>
       </w:pPr>
       <w:r>
         <w:rPr>
@@ -2386,6 +2536,9 @@
         <w:spacing w:beforeLines="100" w:before="312" w:after="0" w:line="240" w:lineRule="auto"/>
         <w:ind w:left="420"/>
         <w:contextualSpacing w:val="0"/>
+        <w:rPr>
+          <w:rFonts w:hint="eastAsia"/>
+        </w:rPr>
       </w:pPr>
       <w:r>
         <w:rPr>
@@ -2400,6 +2553,9 @@
         <w:spacing w:beforeLines="100" w:before="312" w:after="0" w:line="240" w:lineRule="auto"/>
         <w:ind w:left="420"/>
         <w:contextualSpacing w:val="0"/>
+        <w:rPr>
+          <w:rFonts w:hint="eastAsia"/>
+        </w:rPr>
       </w:pPr>
     </w:p>
     <w:p>
@@ -2408,6 +2564,9 @@
         <w:spacing w:beforeLines="100" w:before="312" w:after="0" w:line="240" w:lineRule="auto"/>
         <w:ind w:left="420"/>
         <w:contextualSpacing w:val="0"/>
+        <w:rPr>
+          <w:rFonts w:hint="eastAsia"/>
+        </w:rPr>
       </w:pPr>
     </w:p>
     <w:p>
@@ -2420,6 +2579,9 @@
         <w:spacing w:beforeLines="100" w:before="312" w:after="0" w:line="240" w:lineRule="auto"/>
         <w:contextualSpacing w:val="0"/>
         <w:outlineLvl w:val="0"/>
+        <w:rPr>
+          <w:rFonts w:hint="eastAsia"/>
+        </w:rPr>
       </w:pPr>
       <w:r>
         <w:rPr>
@@ -2432,6 +2594,7 @@
       <w:pPr>
         <w:spacing w:before="160" w:after="0" w:line="360" w:lineRule="exact"/>
         <w:rPr>
+          <w:rFonts w:hint="eastAsia"/>
           <w:sz w:val="24"/>
           <w:szCs w:val="28"/>
         </w:rPr>
@@ -2449,6 +2612,7 @@
       <w:pPr>
         <w:spacing w:before="160" w:after="0" w:line="360" w:lineRule="exact"/>
         <w:rPr>
+          <w:rFonts w:hint="eastAsia"/>
           <w:sz w:val="24"/>
           <w:szCs w:val="28"/>
         </w:rPr>
@@ -2466,6 +2630,7 @@
       <w:pPr>
         <w:spacing w:before="160" w:after="0" w:line="360" w:lineRule="exact"/>
         <w:rPr>
+          <w:rFonts w:hint="eastAsia"/>
           <w:sz w:val="24"/>
           <w:szCs w:val="28"/>
         </w:rPr>
@@ -2490,33 +2655,37 @@
       <w:pPr>
         <w:spacing w:before="160" w:after="0" w:line="360" w:lineRule="exact"/>
         <w:rPr>
-          <w:sz w:val="24"/>
-          <w:szCs w:val="28"/>
-        </w:rPr>
-      </w:pPr>
-    </w:p>
-    <w:p>
-      <w:pPr>
-        <w:spacing w:before="160" w:after="0" w:line="360" w:lineRule="exact"/>
-        <w:rPr>
-          <w:sz w:val="24"/>
-          <w:szCs w:val="28"/>
-        </w:rPr>
-      </w:pPr>
-    </w:p>
-    <w:p>
-      <w:pPr>
-        <w:spacing w:before="160" w:after="0" w:line="360" w:lineRule="exact"/>
-        <w:rPr>
-          <w:sz w:val="24"/>
-          <w:szCs w:val="28"/>
-        </w:rPr>
-      </w:pPr>
-    </w:p>
-    <w:p>
-      <w:pPr>
-        <w:spacing w:before="160" w:after="0" w:line="360" w:lineRule="exact"/>
-        <w:rPr>
+          <w:rFonts w:hint="eastAsia"/>
+          <w:sz w:val="24"/>
+          <w:szCs w:val="28"/>
+        </w:rPr>
+      </w:pPr>
+    </w:p>
+    <w:p>
+      <w:pPr>
+        <w:spacing w:before="160" w:after="0" w:line="360" w:lineRule="exact"/>
+        <w:rPr>
+          <w:rFonts w:hint="eastAsia"/>
+          <w:sz w:val="24"/>
+          <w:szCs w:val="28"/>
+        </w:rPr>
+      </w:pPr>
+    </w:p>
+    <w:p>
+      <w:pPr>
+        <w:spacing w:before="160" w:after="0" w:line="360" w:lineRule="exact"/>
+        <w:rPr>
+          <w:rFonts w:hint="eastAsia"/>
+          <w:sz w:val="24"/>
+          <w:szCs w:val="28"/>
+        </w:rPr>
+      </w:pPr>
+    </w:p>
+    <w:p>
+      <w:pPr>
+        <w:spacing w:before="160" w:after="0" w:line="360" w:lineRule="exact"/>
+        <w:rPr>
+          <w:rFonts w:hint="eastAsia"/>
           <w:sz w:val="24"/>
           <w:szCs w:val="28"/>
         </w:rPr>
@@ -2534,6 +2703,7 @@
       <w:pPr>
         <w:spacing w:before="160" w:after="0" w:line="360" w:lineRule="exact"/>
         <w:rPr>
+          <w:rFonts w:hint="eastAsia"/>
           <w:sz w:val="24"/>
           <w:szCs w:val="28"/>
         </w:rPr>
@@ -2549,6 +2719,9 @@
         <w:spacing w:beforeLines="100" w:before="312" w:after="0" w:line="240" w:lineRule="auto"/>
         <w:contextualSpacing w:val="0"/>
         <w:outlineLvl w:val="0"/>
+        <w:rPr>
+          <w:rFonts w:hint="eastAsia"/>
+        </w:rPr>
       </w:pPr>
       <w:r>
         <w:rPr>
@@ -2848,6 +3021,7 @@
       <w:pPr>
         <w:spacing w:before="160" w:after="0" w:line="360" w:lineRule="exact"/>
         <w:rPr>
+          <w:rFonts w:hint="eastAsia"/>
           <w:sz w:val="24"/>
           <w:szCs w:val="28"/>
         </w:rPr>
@@ -2865,6 +3039,7 @@
       <w:pPr>
         <w:spacing w:before="160" w:after="0" w:line="360" w:lineRule="exact"/>
         <w:rPr>
+          <w:rFonts w:hint="eastAsia"/>
           <w:sz w:val="24"/>
           <w:szCs w:val="28"/>
         </w:rPr>
@@ -2882,6 +3057,7 @@
       <w:pPr>
         <w:spacing w:before="160" w:after="0" w:line="360" w:lineRule="exact"/>
         <w:rPr>
+          <w:rFonts w:hint="eastAsia"/>
           <w:sz w:val="24"/>
           <w:szCs w:val="28"/>
         </w:rPr>
@@ -2899,42 +3075,47 @@
       <w:pPr>
         <w:spacing w:before="160" w:after="0" w:line="360" w:lineRule="exact"/>
         <w:rPr>
-          <w:sz w:val="24"/>
-          <w:szCs w:val="28"/>
-        </w:rPr>
-      </w:pPr>
-    </w:p>
-    <w:p>
-      <w:pPr>
-        <w:spacing w:before="160" w:after="0" w:line="360" w:lineRule="exact"/>
-        <w:rPr>
-          <w:sz w:val="24"/>
-          <w:szCs w:val="28"/>
-        </w:rPr>
-      </w:pPr>
-    </w:p>
-    <w:p>
-      <w:pPr>
-        <w:spacing w:before="160" w:after="0" w:line="360" w:lineRule="exact"/>
-        <w:rPr>
-          <w:sz w:val="24"/>
-          <w:szCs w:val="28"/>
-        </w:rPr>
-      </w:pPr>
-    </w:p>
-    <w:p>
-      <w:pPr>
-        <w:spacing w:before="160" w:after="0" w:line="360" w:lineRule="exact"/>
-        <w:rPr>
-          <w:sz w:val="24"/>
-          <w:szCs w:val="28"/>
-        </w:rPr>
-      </w:pPr>
-    </w:p>
-    <w:p>
-      <w:pPr>
-        <w:spacing w:before="160" w:after="0" w:line="360" w:lineRule="exact"/>
-        <w:rPr>
+          <w:rFonts w:hint="eastAsia"/>
+          <w:sz w:val="24"/>
+          <w:szCs w:val="28"/>
+        </w:rPr>
+      </w:pPr>
+    </w:p>
+    <w:p>
+      <w:pPr>
+        <w:spacing w:before="160" w:after="0" w:line="360" w:lineRule="exact"/>
+        <w:rPr>
+          <w:rFonts w:hint="eastAsia"/>
+          <w:sz w:val="24"/>
+          <w:szCs w:val="28"/>
+        </w:rPr>
+      </w:pPr>
+    </w:p>
+    <w:p>
+      <w:pPr>
+        <w:spacing w:before="160" w:after="0" w:line="360" w:lineRule="exact"/>
+        <w:rPr>
+          <w:rFonts w:hint="eastAsia"/>
+          <w:sz w:val="24"/>
+          <w:szCs w:val="28"/>
+        </w:rPr>
+      </w:pPr>
+    </w:p>
+    <w:p>
+      <w:pPr>
+        <w:spacing w:before="160" w:after="0" w:line="360" w:lineRule="exact"/>
+        <w:rPr>
+          <w:rFonts w:hint="eastAsia"/>
+          <w:sz w:val="24"/>
+          <w:szCs w:val="28"/>
+        </w:rPr>
+      </w:pPr>
+    </w:p>
+    <w:p>
+      <w:pPr>
+        <w:spacing w:before="160" w:after="0" w:line="360" w:lineRule="exact"/>
+        <w:rPr>
+          <w:rFonts w:hint="eastAsia"/>
           <w:sz w:val="24"/>
           <w:szCs w:val="28"/>
         </w:rPr>
@@ -2952,6 +3133,7 @@
       <w:pPr>
         <w:spacing w:before="160" w:after="0" w:line="360" w:lineRule="exact"/>
         <w:rPr>
+          <w:rFonts w:hint="eastAsia"/>
           <w:sz w:val="24"/>
           <w:szCs w:val="28"/>
         </w:rPr>
@@ -2969,15 +3151,17 @@
       <w:pPr>
         <w:spacing w:before="160" w:after="0" w:line="360" w:lineRule="exact"/>
         <w:rPr>
-          <w:sz w:val="24"/>
-          <w:szCs w:val="28"/>
-        </w:rPr>
-      </w:pPr>
-    </w:p>
-    <w:p>
-      <w:pPr>
-        <w:spacing w:before="160" w:after="0" w:line="360" w:lineRule="exact"/>
-        <w:rPr>
+          <w:rFonts w:hint="eastAsia"/>
+          <w:sz w:val="24"/>
+          <w:szCs w:val="28"/>
+        </w:rPr>
+      </w:pPr>
+    </w:p>
+    <w:p>
+      <w:pPr>
+        <w:spacing w:before="160" w:after="0" w:line="360" w:lineRule="exact"/>
+        <w:rPr>
+          <w:rFonts w:hint="eastAsia"/>
           <w:sz w:val="24"/>
           <w:szCs w:val="28"/>
         </w:rPr>
@@ -2996,15 +3180,17 @@
       <w:pPr>
         <w:spacing w:before="160" w:after="0" w:line="360" w:lineRule="exact"/>
         <w:rPr>
-          <w:sz w:val="24"/>
-          <w:szCs w:val="28"/>
-        </w:rPr>
-      </w:pPr>
-    </w:p>
-    <w:p>
-      <w:pPr>
-        <w:spacing w:before="160" w:after="0" w:line="360" w:lineRule="exact"/>
-        <w:rPr>
+          <w:rFonts w:hint="eastAsia"/>
+          <w:sz w:val="24"/>
+          <w:szCs w:val="28"/>
+        </w:rPr>
+      </w:pPr>
+    </w:p>
+    <w:p>
+      <w:pPr>
+        <w:spacing w:before="160" w:after="0" w:line="360" w:lineRule="exact"/>
+        <w:rPr>
+          <w:rFonts w:hint="eastAsia"/>
           <w:sz w:val="24"/>
           <w:szCs w:val="28"/>
         </w:rPr>
@@ -3022,42 +3208,47 @@
       <w:pPr>
         <w:spacing w:before="160" w:after="0" w:line="360" w:lineRule="exact"/>
         <w:rPr>
-          <w:sz w:val="24"/>
-          <w:szCs w:val="28"/>
-        </w:rPr>
-      </w:pPr>
-    </w:p>
-    <w:p>
-      <w:pPr>
-        <w:spacing w:before="160" w:after="0" w:line="360" w:lineRule="exact"/>
-        <w:rPr>
-          <w:sz w:val="24"/>
-          <w:szCs w:val="28"/>
-        </w:rPr>
-      </w:pPr>
-    </w:p>
-    <w:p>
-      <w:pPr>
-        <w:spacing w:before="160" w:after="0" w:line="360" w:lineRule="exact"/>
-        <w:rPr>
-          <w:sz w:val="24"/>
-          <w:szCs w:val="28"/>
-        </w:rPr>
-      </w:pPr>
-    </w:p>
-    <w:p>
-      <w:pPr>
-        <w:spacing w:before="160" w:after="0" w:line="360" w:lineRule="exact"/>
-        <w:rPr>
-          <w:sz w:val="24"/>
-          <w:szCs w:val="28"/>
-        </w:rPr>
-      </w:pPr>
-    </w:p>
-    <w:p>
-      <w:pPr>
-        <w:spacing w:before="160" w:after="0" w:line="360" w:lineRule="exact"/>
-        <w:rPr>
+          <w:rFonts w:hint="eastAsia"/>
+          <w:sz w:val="24"/>
+          <w:szCs w:val="28"/>
+        </w:rPr>
+      </w:pPr>
+    </w:p>
+    <w:p>
+      <w:pPr>
+        <w:spacing w:before="160" w:after="0" w:line="360" w:lineRule="exact"/>
+        <w:rPr>
+          <w:rFonts w:hint="eastAsia"/>
+          <w:sz w:val="24"/>
+          <w:szCs w:val="28"/>
+        </w:rPr>
+      </w:pPr>
+    </w:p>
+    <w:p>
+      <w:pPr>
+        <w:spacing w:before="160" w:after="0" w:line="360" w:lineRule="exact"/>
+        <w:rPr>
+          <w:rFonts w:hint="eastAsia"/>
+          <w:sz w:val="24"/>
+          <w:szCs w:val="28"/>
+        </w:rPr>
+      </w:pPr>
+    </w:p>
+    <w:p>
+      <w:pPr>
+        <w:spacing w:before="160" w:after="0" w:line="360" w:lineRule="exact"/>
+        <w:rPr>
+          <w:rFonts w:hint="eastAsia"/>
+          <w:sz w:val="24"/>
+          <w:szCs w:val="28"/>
+        </w:rPr>
+      </w:pPr>
+    </w:p>
+    <w:p>
+      <w:pPr>
+        <w:spacing w:before="160" w:after="0" w:line="360" w:lineRule="exact"/>
+        <w:rPr>
+          <w:rFonts w:hint="eastAsia"/>
           <w:sz w:val="24"/>
           <w:szCs w:val="28"/>
         </w:rPr>
@@ -3082,6 +3273,7 @@
       <w:pPr>
         <w:spacing w:before="160" w:after="0" w:line="360" w:lineRule="exact"/>
         <w:rPr>
+          <w:rFonts w:hint="eastAsia"/>
           <w:sz w:val="24"/>
           <w:szCs w:val="28"/>
         </w:rPr>
@@ -3106,6 +3298,7 @@
       <w:pPr>
         <w:spacing w:before="160" w:after="0" w:line="360" w:lineRule="exact"/>
         <w:rPr>
+          <w:rFonts w:hint="eastAsia"/>
           <w:sz w:val="24"/>
           <w:szCs w:val="28"/>
         </w:rPr>
@@ -3123,6 +3316,7 @@
       <w:pPr>
         <w:spacing w:before="160" w:after="0" w:line="360" w:lineRule="exact"/>
         <w:rPr>
+          <w:rFonts w:hint="eastAsia"/>
           <w:sz w:val="24"/>
           <w:szCs w:val="28"/>
         </w:rPr>
@@ -3140,24 +3334,27 @@
       <w:pPr>
         <w:spacing w:before="160" w:after="0" w:line="360" w:lineRule="exact"/>
         <w:rPr>
-          <w:sz w:val="24"/>
-          <w:szCs w:val="28"/>
-        </w:rPr>
-      </w:pPr>
-    </w:p>
-    <w:p>
-      <w:pPr>
-        <w:spacing w:before="160" w:after="0" w:line="360" w:lineRule="exact"/>
-        <w:rPr>
-          <w:sz w:val="24"/>
-          <w:szCs w:val="28"/>
-        </w:rPr>
-      </w:pPr>
-    </w:p>
-    <w:p>
-      <w:pPr>
-        <w:spacing w:before="160" w:after="0" w:line="360" w:lineRule="exact"/>
-        <w:rPr>
+          <w:rFonts w:hint="eastAsia"/>
+          <w:sz w:val="24"/>
+          <w:szCs w:val="28"/>
+        </w:rPr>
+      </w:pPr>
+    </w:p>
+    <w:p>
+      <w:pPr>
+        <w:spacing w:before="160" w:after="0" w:line="360" w:lineRule="exact"/>
+        <w:rPr>
+          <w:rFonts w:hint="eastAsia"/>
+          <w:sz w:val="24"/>
+          <w:szCs w:val="28"/>
+        </w:rPr>
+      </w:pPr>
+    </w:p>
+    <w:p>
+      <w:pPr>
+        <w:spacing w:before="160" w:after="0" w:line="360" w:lineRule="exact"/>
+        <w:rPr>
+          <w:rFonts w:hint="eastAsia"/>
           <w:sz w:val="24"/>
           <w:szCs w:val="28"/>
         </w:rPr>
@@ -3175,6 +3372,7 @@
       <w:pPr>
         <w:spacing w:before="160" w:after="0" w:line="360" w:lineRule="exact"/>
         <w:rPr>
+          <w:rFonts w:hint="eastAsia"/>
           <w:sz w:val="24"/>
           <w:szCs w:val="28"/>
         </w:rPr>
@@ -3192,6 +3390,7 @@
       <w:pPr>
         <w:spacing w:before="160" w:after="0" w:line="360" w:lineRule="exact"/>
         <w:rPr>
+          <w:rFonts w:hint="eastAsia"/>
           <w:sz w:val="24"/>
           <w:szCs w:val="28"/>
         </w:rPr>
@@ -3209,6 +3408,7 @@
       <w:pPr>
         <w:spacing w:before="160" w:after="0" w:line="360" w:lineRule="exact"/>
         <w:rPr>
+          <w:rFonts w:hint="eastAsia"/>
           <w:sz w:val="24"/>
           <w:szCs w:val="28"/>
         </w:rPr>
@@ -3226,6 +3426,7 @@
       <w:pPr>
         <w:spacing w:before="160" w:after="0" w:line="360" w:lineRule="exact"/>
         <w:rPr>
+          <w:rFonts w:hint="eastAsia"/>
           <w:sz w:val="24"/>
           <w:szCs w:val="28"/>
         </w:rPr>
@@ -3250,6 +3451,7 @@
       <w:pPr>
         <w:spacing w:before="160" w:after="0" w:line="360" w:lineRule="exact"/>
         <w:rPr>
+          <w:rFonts w:hint="eastAsia"/>
           <w:sz w:val="24"/>
           <w:szCs w:val="28"/>
         </w:rPr>
@@ -3268,6 +3470,7 @@
       <w:pPr>
         <w:spacing w:before="160" w:after="0" w:line="360" w:lineRule="exact"/>
         <w:rPr>
+          <w:rFonts w:hint="eastAsia"/>
           <w:sz w:val="24"/>
           <w:szCs w:val="28"/>
         </w:rPr>
@@ -3285,6 +3488,7 @@
       <w:pPr>
         <w:spacing w:before="160" w:after="0" w:line="360" w:lineRule="exact"/>
         <w:rPr>
+          <w:rFonts w:hint="eastAsia"/>
           <w:sz w:val="24"/>
           <w:szCs w:val="28"/>
         </w:rPr>
@@ -3325,15 +3529,17 @@
       <w:pPr>
         <w:spacing w:before="160" w:after="0" w:line="360" w:lineRule="exact"/>
         <w:rPr>
-          <w:sz w:val="24"/>
-          <w:szCs w:val="28"/>
-        </w:rPr>
-      </w:pPr>
-    </w:p>
-    <w:p>
-      <w:pPr>
-        <w:spacing w:before="160" w:after="0" w:line="360" w:lineRule="exact"/>
-        <w:rPr>
+          <w:rFonts w:hint="eastAsia"/>
+          <w:sz w:val="24"/>
+          <w:szCs w:val="28"/>
+        </w:rPr>
+      </w:pPr>
+    </w:p>
+    <w:p>
+      <w:pPr>
+        <w:spacing w:before="160" w:after="0" w:line="360" w:lineRule="exact"/>
+        <w:rPr>
+          <w:rFonts w:hint="eastAsia"/>
           <w:sz w:val="24"/>
           <w:szCs w:val="28"/>
         </w:rPr>
@@ -3351,15 +3557,17 @@
       <w:pPr>
         <w:spacing w:before="160" w:after="0" w:line="360" w:lineRule="exact"/>
         <w:rPr>
-          <w:sz w:val="24"/>
-          <w:szCs w:val="28"/>
-        </w:rPr>
-      </w:pPr>
-    </w:p>
-    <w:p>
-      <w:pPr>
-        <w:spacing w:before="160" w:after="0" w:line="360" w:lineRule="exact"/>
-        <w:rPr>
+          <w:rFonts w:hint="eastAsia"/>
+          <w:sz w:val="24"/>
+          <w:szCs w:val="28"/>
+        </w:rPr>
+      </w:pPr>
+    </w:p>
+    <w:p>
+      <w:pPr>
+        <w:spacing w:before="160" w:after="0" w:line="360" w:lineRule="exact"/>
+        <w:rPr>
+          <w:rFonts w:hint="eastAsia"/>
           <w:sz w:val="24"/>
           <w:szCs w:val="28"/>
         </w:rPr>
@@ -3377,6 +3585,7 @@
       <w:pPr>
         <w:spacing w:before="160" w:after="0" w:line="360" w:lineRule="exact"/>
         <w:rPr>
+          <w:rFonts w:hint="eastAsia"/>
           <w:sz w:val="24"/>
           <w:szCs w:val="28"/>
         </w:rPr>
@@ -3394,6 +3603,7 @@
       <w:pPr>
         <w:spacing w:before="160" w:after="0" w:line="360" w:lineRule="exact"/>
         <w:rPr>
+          <w:rFonts w:hint="eastAsia"/>
           <w:sz w:val="24"/>
           <w:szCs w:val="28"/>
         </w:rPr>
@@ -3411,24 +3621,27 @@
       <w:pPr>
         <w:spacing w:before="160" w:after="0" w:line="360" w:lineRule="exact"/>
         <w:rPr>
-          <w:sz w:val="24"/>
-          <w:szCs w:val="28"/>
-        </w:rPr>
-      </w:pPr>
-    </w:p>
-    <w:p>
-      <w:pPr>
-        <w:spacing w:before="160" w:after="0" w:line="360" w:lineRule="exact"/>
-        <w:rPr>
-          <w:sz w:val="24"/>
-          <w:szCs w:val="28"/>
-        </w:rPr>
-      </w:pPr>
-    </w:p>
-    <w:p>
-      <w:pPr>
-        <w:spacing w:before="160" w:after="0" w:line="360" w:lineRule="exact"/>
-        <w:rPr>
+          <w:rFonts w:hint="eastAsia"/>
+          <w:sz w:val="24"/>
+          <w:szCs w:val="28"/>
+        </w:rPr>
+      </w:pPr>
+    </w:p>
+    <w:p>
+      <w:pPr>
+        <w:spacing w:before="160" w:after="0" w:line="360" w:lineRule="exact"/>
+        <w:rPr>
+          <w:rFonts w:hint="eastAsia"/>
+          <w:sz w:val="24"/>
+          <w:szCs w:val="28"/>
+        </w:rPr>
+      </w:pPr>
+    </w:p>
+    <w:p>
+      <w:pPr>
+        <w:spacing w:before="160" w:after="0" w:line="360" w:lineRule="exact"/>
+        <w:rPr>
+          <w:rFonts w:hint="eastAsia"/>
           <w:sz w:val="24"/>
           <w:szCs w:val="28"/>
         </w:rPr>
@@ -3446,24 +3659,27 @@
       <w:pPr>
         <w:spacing w:before="160" w:after="0" w:line="360" w:lineRule="exact"/>
         <w:rPr>
-          <w:sz w:val="24"/>
-          <w:szCs w:val="28"/>
-        </w:rPr>
-      </w:pPr>
-    </w:p>
-    <w:p>
-      <w:pPr>
-        <w:spacing w:before="160" w:after="0" w:line="360" w:lineRule="exact"/>
-        <w:rPr>
-          <w:sz w:val="24"/>
-          <w:szCs w:val="28"/>
-        </w:rPr>
-      </w:pPr>
-    </w:p>
-    <w:p>
-      <w:pPr>
-        <w:spacing w:before="160" w:after="0" w:line="360" w:lineRule="exact"/>
-        <w:rPr>
+          <w:rFonts w:hint="eastAsia"/>
+          <w:sz w:val="24"/>
+          <w:szCs w:val="28"/>
+        </w:rPr>
+      </w:pPr>
+    </w:p>
+    <w:p>
+      <w:pPr>
+        <w:spacing w:before="160" w:after="0" w:line="360" w:lineRule="exact"/>
+        <w:rPr>
+          <w:rFonts w:hint="eastAsia"/>
+          <w:sz w:val="24"/>
+          <w:szCs w:val="28"/>
+        </w:rPr>
+      </w:pPr>
+    </w:p>
+    <w:p>
+      <w:pPr>
+        <w:spacing w:before="160" w:after="0" w:line="360" w:lineRule="exact"/>
+        <w:rPr>
+          <w:rFonts w:hint="eastAsia"/>
           <w:sz w:val="24"/>
           <w:szCs w:val="28"/>
         </w:rPr>
@@ -3488,6 +3704,7 @@
       <w:pPr>
         <w:spacing w:before="160" w:after="0" w:line="360" w:lineRule="exact"/>
         <w:rPr>
+          <w:rFonts w:hint="eastAsia"/>
           <w:sz w:val="24"/>
           <w:szCs w:val="28"/>
         </w:rPr>
@@ -3512,6 +3729,7 @@
       <w:pPr>
         <w:spacing w:before="160" w:after="0" w:line="360" w:lineRule="exact"/>
         <w:rPr>
+          <w:rFonts w:hint="eastAsia"/>
           <w:sz w:val="24"/>
           <w:szCs w:val="28"/>
         </w:rPr>
@@ -3529,6 +3747,7 @@
       <w:pPr>
         <w:spacing w:before="160" w:after="0" w:line="360" w:lineRule="exact"/>
         <w:rPr>
+          <w:rFonts w:hint="eastAsia"/>
           <w:sz w:val="24"/>
           <w:szCs w:val="28"/>
         </w:rPr>
@@ -3553,6 +3772,7 @@
       <w:pPr>
         <w:spacing w:before="160" w:after="0" w:line="360" w:lineRule="exact"/>
         <w:rPr>
+          <w:rFonts w:hint="eastAsia"/>
           <w:sz w:val="24"/>
           <w:szCs w:val="28"/>
         </w:rPr>
@@ -3570,7 +3790,6 @@
       <w:pPr>
         <w:spacing w:before="160" w:after="0" w:line="360" w:lineRule="exact"/>
         <w:rPr>
-          <w:rFonts w:hint="eastAsia"/>
           <w:sz w:val="24"/>
           <w:szCs w:val="28"/>
         </w:rPr>
@@ -3582,6 +3801,33 @@
           <w:szCs w:val="28"/>
         </w:rPr>
         <w:t>申论和言语理解和部分判断推理都需要对言语底层的掌握的很好，只有这样才能提高上限</w:t>
+      </w:r>
+    </w:p>
+    <w:p>
+      <w:pPr>
+        <w:spacing w:before="160" w:after="0" w:line="360" w:lineRule="exact"/>
+        <w:rPr>
+          <w:sz w:val="24"/>
+          <w:szCs w:val="28"/>
+        </w:rPr>
+      </w:pPr>
+    </w:p>
+    <w:p>
+      <w:pPr>
+        <w:spacing w:before="160" w:after="0" w:line="360" w:lineRule="exact"/>
+        <w:rPr>
+          <w:rFonts w:hint="eastAsia"/>
+          <w:sz w:val="24"/>
+          <w:szCs w:val="28"/>
+        </w:rPr>
+      </w:pPr>
+      <w:r>
+        <w:rPr>
+          <w:rFonts w:hint="eastAsia"/>
+          <w:sz w:val="24"/>
+          <w:szCs w:val="28"/>
+        </w:rPr>
+        <w:t>大后期，一天刷两张试卷的题量是没问题的，主要就是刷题，把各种题型都多刷几遍，形成做题的感觉</w:t>
       </w:r>
     </w:p>
     <w:sectPr>
@@ -3595,11 +3841,14 @@
 </file>
 
 <file path=word/endnotes.xml><?xml version="1.0" encoding="utf-8"?>
-<w:endnotes xmlns:wpc="http://schemas.microsoft.com/office/word/2010/wordprocessingCanvas" xmlns:cx="http://schemas.microsoft.com/office/drawing/2014/chartex" xmlns:cx1="http://schemas.microsoft.com/office/drawing/2015/9/8/chartex" xmlns:cx2="http://schemas.microsoft.com/office/drawing/2015/10/21/chartex" xmlns:cx3="http://schemas.microsoft.com/office/drawing/2016/5/9/chartex" xmlns:cx4="http://schemas.microsoft.com/office/drawing/2016/5/10/chartex" xmlns:cx5="http://schemas.microsoft.com/office/drawing/2016/5/11/chartex" xmlns:cx6="http://schemas.microsoft.com/office/drawing/2016/5/12/chartex" xmlns:cx7="http://schemas.microsoft.com/office/drawing/2016/5/13/chartex" xmlns:cx8="http://schemas.microsoft.com/office/drawing/2016/5/14/chartex" xmlns:mc="http://schemas.openxmlformats.org/markup-compatibility/2006" xmlns:aink="http://schemas.microsoft.com/office/drawing/2016/ink" xmlns:am3d="http://schemas.microsoft.com/office/drawing/2017/model3d" xmlns:o="urn:schemas-microsoft-com:office:office" xmlns:r="http://schemas.openxmlformats.org/officeDocument/2006/relationships" xmlns:m="http://schemas.openxmlformats.org/officeDocument/2006/math" xmlns:v="urn:schemas-microsoft-com:vml" xmlns:wp14="http://schemas.microsoft.com/office/word/2010/wordprocessingDrawing" xmlns:wp="http://schemas.openxmlformats.org/drawingml/2006/wordprocessingDrawing" xmlns:w10="urn:schemas-microsoft-com:office:word" xmlns:w="http://schemas.openxmlformats.org/wordprocessingml/2006/main" xmlns:w14="http://schemas.microsoft.com/office/word/2010/wordml" xmlns:w15="http://schemas.microsoft.com/office/word/2012/wordml" xmlns:w16cex="http://schemas.microsoft.com/office/word/2018/wordml/cex" xmlns:w16cid="http://schemas.microsoft.com/office/word/2016/wordml/cid" xmlns:w16="http://schemas.microsoft.com/office/word/2018/wordml" xmlns:w16sdtdh="http://schemas.microsoft.com/office/word/2020/wordml/sdtdatahash" xmlns:w16se="http://schemas.microsoft.com/office/word/2015/wordml/symex" xmlns:wpg="http://schemas.microsoft.com/office/word/2010/wordprocessingGroup" xmlns:wpi="http://schemas.microsoft.com/office/word/2010/wordprocessingInk" xmlns:wne="http://schemas.microsoft.com/office/word/2006/wordml" xmlns:wps="http://schemas.microsoft.com/office/word/2010/wordprocessingShape" mc:Ignorable="w14 w15 w16se w16cid w16 w16cex w16sdtdh wp14">
+<w:endnotes xmlns:wpc="http://schemas.microsoft.com/office/word/2010/wordprocessingCanvas" xmlns:cx="http://schemas.microsoft.com/office/drawing/2014/chartex" xmlns:cx1="http://schemas.microsoft.com/office/drawing/2015/9/8/chartex" xmlns:cx2="http://schemas.microsoft.com/office/drawing/2015/10/21/chartex" xmlns:cx3="http://schemas.microsoft.com/office/drawing/2016/5/9/chartex" xmlns:cx4="http://schemas.microsoft.com/office/drawing/2016/5/10/chartex" xmlns:cx5="http://schemas.microsoft.com/office/drawing/2016/5/11/chartex" xmlns:cx6="http://schemas.microsoft.com/office/drawing/2016/5/12/chartex" xmlns:cx7="http://schemas.microsoft.com/office/drawing/2016/5/13/chartex" xmlns:cx8="http://schemas.microsoft.com/office/drawing/2016/5/14/chartex" xmlns:mc="http://schemas.openxmlformats.org/markup-compatibility/2006" xmlns:aink="http://schemas.microsoft.com/office/drawing/2016/ink" xmlns:am3d="http://schemas.microsoft.com/office/drawing/2017/model3d" xmlns:o="urn:schemas-microsoft-com:office:office" xmlns:oel="http://schemas.microsoft.com/office/2019/extlst" xmlns:r="http://schemas.openxmlformats.org/officeDocument/2006/relationships" xmlns:m="http://schemas.openxmlformats.org/officeDocument/2006/math" xmlns:v="urn:schemas-microsoft-com:vml" xmlns:wp14="http://schemas.microsoft.com/office/word/2010/wordprocessingDrawing" xmlns:wp="http://schemas.openxmlformats.org/drawingml/2006/wordprocessingDrawing" xmlns:w10="urn:schemas-microsoft-com:office:word" xmlns:w="http://schemas.openxmlformats.org/wordprocessingml/2006/main" xmlns:w14="http://schemas.microsoft.com/office/word/2010/wordml" xmlns:w15="http://schemas.microsoft.com/office/word/2012/wordml" xmlns:w16cex="http://schemas.microsoft.com/office/word/2018/wordml/cex" xmlns:w16cid="http://schemas.microsoft.com/office/word/2016/wordml/cid" xmlns:w16="http://schemas.microsoft.com/office/word/2018/wordml" xmlns:w16du="http://schemas.microsoft.com/office/word/2023/wordml/word16du" xmlns:w16sdtdh="http://schemas.microsoft.com/office/word/2020/wordml/sdtdatahash" xmlns:w16sdtfl="http://schemas.microsoft.com/office/word/2024/wordml/sdtformatlock" xmlns:w16se="http://schemas.microsoft.com/office/word/2015/wordml/symex" xmlns:wpg="http://schemas.microsoft.com/office/word/2010/wordprocessingGroup" xmlns:wpi="http://schemas.microsoft.com/office/word/2010/wordprocessingInk" xmlns:wne="http://schemas.microsoft.com/office/word/2006/wordml" xmlns:wps="http://schemas.microsoft.com/office/word/2010/wordprocessingShape" mc:Ignorable="w14 w15 w16se w16cid w16 w16cex w16sdtdh w16sdtfl w16du wp14">
   <w:endnote w:type="separator" w:id="-1">
     <w:p>
       <w:pPr>
         <w:spacing w:line="240" w:lineRule="auto"/>
+        <w:rPr>
+          <w:rFonts w:hint="eastAsia"/>
+        </w:rPr>
       </w:pPr>
       <w:r>
         <w:separator/>
@@ -3610,6 +3859,9 @@
     <w:p>
       <w:pPr>
         <w:spacing w:line="240" w:lineRule="auto"/>
+        <w:rPr>
+          <w:rFonts w:hint="eastAsia"/>
+        </w:rPr>
       </w:pPr>
       <w:r>
         <w:continuationSeparator/>
@@ -3620,11 +3872,14 @@
 </file>
 
 <file path=word/footnotes.xml><?xml version="1.0" encoding="utf-8"?>
-<w:footnotes xmlns:wpc="http://schemas.microsoft.com/office/word/2010/wordprocessingCanvas" xmlns:cx="http://schemas.microsoft.com/office/drawing/2014/chartex" xmlns:cx1="http://schemas.microsoft.com/office/drawing/2015/9/8/chartex" xmlns:cx2="http://schemas.microsoft.com/office/drawing/2015/10/21/chartex" xmlns:cx3="http://schemas.microsoft.com/office/drawing/2016/5/9/chartex" xmlns:cx4="http://schemas.microsoft.com/office/drawing/2016/5/10/chartex" xmlns:cx5="http://schemas.microsoft.com/office/drawing/2016/5/11/chartex" xmlns:cx6="http://schemas.microsoft.com/office/drawing/2016/5/12/chartex" xmlns:cx7="http://schemas.microsoft.com/office/drawing/2016/5/13/chartex" xmlns:cx8="http://schemas.microsoft.com/office/drawing/2016/5/14/chartex" xmlns:mc="http://schemas.openxmlformats.org/markup-compatibility/2006" xmlns:aink="http://schemas.microsoft.com/office/drawing/2016/ink" xmlns:am3d="http://schemas.microsoft.com/office/drawing/2017/model3d" xmlns:o="urn:schemas-microsoft-com:office:office" xmlns:r="http://schemas.openxmlformats.org/officeDocument/2006/relationships" xmlns:m="http://schemas.openxmlformats.org/officeDocument/2006/math" xmlns:v="urn:schemas-microsoft-com:vml" xmlns:wp14="http://schemas.microsoft.com/office/word/2010/wordprocessingDrawing" xmlns:wp="http://schemas.openxmlformats.org/drawingml/2006/wordprocessingDrawing" xmlns:w10="urn:schemas-microsoft-com:office:word" xmlns:w="http://schemas.openxmlformats.org/wordprocessingml/2006/main" xmlns:w14="http://schemas.microsoft.com/office/word/2010/wordml" xmlns:w15="http://schemas.microsoft.com/office/word/2012/wordml" xmlns:w16cex="http://schemas.microsoft.com/office/word/2018/wordml/cex" xmlns:w16cid="http://schemas.microsoft.com/office/word/2016/wordml/cid" xmlns:w16="http://schemas.microsoft.com/office/word/2018/wordml" xmlns:w16sdtdh="http://schemas.microsoft.com/office/word/2020/wordml/sdtdatahash" xmlns:w16se="http://schemas.microsoft.com/office/word/2015/wordml/symex" xmlns:wpg="http://schemas.microsoft.com/office/word/2010/wordprocessingGroup" xmlns:wpi="http://schemas.microsoft.com/office/word/2010/wordprocessingInk" xmlns:wne="http://schemas.microsoft.com/office/word/2006/wordml" xmlns:wps="http://schemas.microsoft.com/office/word/2010/wordprocessingShape" mc:Ignorable="w14 w15 w16se w16cid w16 w16cex w16sdtdh wp14">
+<w:footnotes xmlns:wpc="http://schemas.microsoft.com/office/word/2010/wordprocessingCanvas" xmlns:cx="http://schemas.microsoft.com/office/drawing/2014/chartex" xmlns:cx1="http://schemas.microsoft.com/office/drawing/2015/9/8/chartex" xmlns:cx2="http://schemas.microsoft.com/office/drawing/2015/10/21/chartex" xmlns:cx3="http://schemas.microsoft.com/office/drawing/2016/5/9/chartex" xmlns:cx4="http://schemas.microsoft.com/office/drawing/2016/5/10/chartex" xmlns:cx5="http://schemas.microsoft.com/office/drawing/2016/5/11/chartex" xmlns:cx6="http://schemas.microsoft.com/office/drawing/2016/5/12/chartex" xmlns:cx7="http://schemas.microsoft.com/office/drawing/2016/5/13/chartex" xmlns:cx8="http://schemas.microsoft.com/office/drawing/2016/5/14/chartex" xmlns:mc="http://schemas.openxmlformats.org/markup-compatibility/2006" xmlns:aink="http://schemas.microsoft.com/office/drawing/2016/ink" xmlns:am3d="http://schemas.microsoft.com/office/drawing/2017/model3d" xmlns:o="urn:schemas-microsoft-com:office:office" xmlns:oel="http://schemas.microsoft.com/office/2019/extlst" xmlns:r="http://schemas.openxmlformats.org/officeDocument/2006/relationships" xmlns:m="http://schemas.openxmlformats.org/officeDocument/2006/math" xmlns:v="urn:schemas-microsoft-com:vml" xmlns:wp14="http://schemas.microsoft.com/office/word/2010/wordprocessingDrawing" xmlns:wp="http://schemas.openxmlformats.org/drawingml/2006/wordprocessingDrawing" xmlns:w10="urn:schemas-microsoft-com:office:word" xmlns:w="http://schemas.openxmlformats.org/wordprocessingml/2006/main" xmlns:w14="http://schemas.microsoft.com/office/word/2010/wordml" xmlns:w15="http://schemas.microsoft.com/office/word/2012/wordml" xmlns:w16cex="http://schemas.microsoft.com/office/word/2018/wordml/cex" xmlns:w16cid="http://schemas.microsoft.com/office/word/2016/wordml/cid" xmlns:w16="http://schemas.microsoft.com/office/word/2018/wordml" xmlns:w16du="http://schemas.microsoft.com/office/word/2023/wordml/word16du" xmlns:w16sdtdh="http://schemas.microsoft.com/office/word/2020/wordml/sdtdatahash" xmlns:w16sdtfl="http://schemas.microsoft.com/office/word/2024/wordml/sdtformatlock" xmlns:w16se="http://schemas.microsoft.com/office/word/2015/wordml/symex" xmlns:wpg="http://schemas.microsoft.com/office/word/2010/wordprocessingGroup" xmlns:wpi="http://schemas.microsoft.com/office/word/2010/wordprocessingInk" xmlns:wne="http://schemas.microsoft.com/office/word/2006/wordml" xmlns:wps="http://schemas.microsoft.com/office/word/2010/wordprocessingShape" mc:Ignorable="w14 w15 w16se w16cid w16 w16cex w16sdtdh w16sdtfl w16du wp14">
   <w:footnote w:type="separator" w:id="-1">
     <w:p>
       <w:pPr>
         <w:spacing w:after="0"/>
+        <w:rPr>
+          <w:rFonts w:hint="eastAsia"/>
+        </w:rPr>
       </w:pPr>
       <w:r>
         <w:separator/>
@@ -3635,6 +3890,9 @@
     <w:p>
       <w:pPr>
         <w:spacing w:after="0"/>
+        <w:rPr>
+          <w:rFonts w:hint="eastAsia"/>
+        </w:rPr>
       </w:pPr>
       <w:r>
         <w:continuationSeparator/>
@@ -3645,7 +3903,7 @@
 </file>
 
 <file path=word/numbering.xml><?xml version="1.0" encoding="utf-8"?>
-<w:numbering xmlns:wpc="http://schemas.microsoft.com/office/word/2010/wordprocessingCanvas" xmlns:cx="http://schemas.microsoft.com/office/drawing/2014/chartex" xmlns:cx1="http://schemas.microsoft.com/office/drawing/2015/9/8/chartex" xmlns:cx2="http://schemas.microsoft.com/office/drawing/2015/10/21/chartex" xmlns:cx3="http://schemas.microsoft.com/office/drawing/2016/5/9/chartex" xmlns:cx4="http://schemas.microsoft.com/office/drawing/2016/5/10/chartex" xmlns:cx5="http://schemas.microsoft.com/office/drawing/2016/5/11/chartex" xmlns:cx6="http://schemas.microsoft.com/office/drawing/2016/5/12/chartex" xmlns:cx7="http://schemas.microsoft.com/office/drawing/2016/5/13/chartex" xmlns:cx8="http://schemas.microsoft.com/office/drawing/2016/5/14/chartex" xmlns:mc="http://schemas.openxmlformats.org/markup-compatibility/2006" xmlns:aink="http://schemas.microsoft.com/office/drawing/2016/ink" xmlns:am3d="http://schemas.microsoft.com/office/drawing/2017/model3d" xmlns:o="urn:schemas-microsoft-com:office:office" xmlns:r="http://schemas.openxmlformats.org/officeDocument/2006/relationships" xmlns:m="http://schemas.openxmlformats.org/officeDocument/2006/math" xmlns:v="urn:schemas-microsoft-com:vml" xmlns:wp14="http://schemas.microsoft.com/office/word/2010/wordprocessingDrawing" xmlns:wp="http://schemas.openxmlformats.org/drawingml/2006/wordprocessingDrawing" xmlns:w10="urn:schemas-microsoft-com:office:word" xmlns:w="http://schemas.openxmlformats.org/wordprocessingml/2006/main" xmlns:w14="http://schemas.microsoft.com/office/word/2010/wordml" xmlns:w15="http://schemas.microsoft.com/office/word/2012/wordml" xmlns:w16cex="http://schemas.microsoft.com/office/word/2018/wordml/cex" xmlns:w16cid="http://schemas.microsoft.com/office/word/2016/wordml/cid" xmlns:w16="http://schemas.microsoft.com/office/word/2018/wordml" xmlns:w16sdtdh="http://schemas.microsoft.com/office/word/2020/wordml/sdtdatahash" xmlns:w16se="http://schemas.microsoft.com/office/word/2015/wordml/symex" xmlns:wpg="http://schemas.microsoft.com/office/word/2010/wordprocessingGroup" xmlns:wpi="http://schemas.microsoft.com/office/word/2010/wordprocessingInk" xmlns:wne="http://schemas.microsoft.com/office/word/2006/wordml" xmlns:wps="http://schemas.microsoft.com/office/word/2010/wordprocessingShape" mc:Ignorable="w14 w15 w16se w16cid w16 w16cex w16sdtdh wp14">
+<w:numbering xmlns:wpc="http://schemas.microsoft.com/office/word/2010/wordprocessingCanvas" xmlns:cx="http://schemas.microsoft.com/office/drawing/2014/chartex" xmlns:cx1="http://schemas.microsoft.com/office/drawing/2015/9/8/chartex" xmlns:cx2="http://schemas.microsoft.com/office/drawing/2015/10/21/chartex" xmlns:cx3="http://schemas.microsoft.com/office/drawing/2016/5/9/chartex" xmlns:cx4="http://schemas.microsoft.com/office/drawing/2016/5/10/chartex" xmlns:cx5="http://schemas.microsoft.com/office/drawing/2016/5/11/chartex" xmlns:cx6="http://schemas.microsoft.com/office/drawing/2016/5/12/chartex" xmlns:cx7="http://schemas.microsoft.com/office/drawing/2016/5/13/chartex" xmlns:cx8="http://schemas.microsoft.com/office/drawing/2016/5/14/chartex" xmlns:mc="http://schemas.openxmlformats.org/markup-compatibility/2006" xmlns:aink="http://schemas.microsoft.com/office/drawing/2016/ink" xmlns:am3d="http://schemas.microsoft.com/office/drawing/2017/model3d" xmlns:o="urn:schemas-microsoft-com:office:office" xmlns:oel="http://schemas.microsoft.com/office/2019/extlst" xmlns:r="http://schemas.openxmlformats.org/officeDocument/2006/relationships" xmlns:m="http://schemas.openxmlformats.org/officeDocument/2006/math" xmlns:v="urn:schemas-microsoft-com:vml" xmlns:wp14="http://schemas.microsoft.com/office/word/2010/wordprocessingDrawing" xmlns:wp="http://schemas.openxmlformats.org/drawingml/2006/wordprocessingDrawing" xmlns:w10="urn:schemas-microsoft-com:office:word" xmlns:w="http://schemas.openxmlformats.org/wordprocessingml/2006/main" xmlns:w14="http://schemas.microsoft.com/office/word/2010/wordml" xmlns:w15="http://schemas.microsoft.com/office/word/2012/wordml" xmlns:w16cex="http://schemas.microsoft.com/office/word/2018/wordml/cex" xmlns:w16cid="http://schemas.microsoft.com/office/word/2016/wordml/cid" xmlns:w16="http://schemas.microsoft.com/office/word/2018/wordml" xmlns:w16du="http://schemas.microsoft.com/office/word/2023/wordml/word16du" xmlns:w16sdtdh="http://schemas.microsoft.com/office/word/2020/wordml/sdtdatahash" xmlns:w16sdtfl="http://schemas.microsoft.com/office/word/2024/wordml/sdtformatlock" xmlns:w16se="http://schemas.microsoft.com/office/word/2015/wordml/symex" xmlns:wpg="http://schemas.microsoft.com/office/word/2010/wordprocessingGroup" xmlns:wpi="http://schemas.microsoft.com/office/word/2010/wordprocessingInk" xmlns:wne="http://schemas.microsoft.com/office/word/2006/wordml" xmlns:wps="http://schemas.microsoft.com/office/word/2010/wordprocessingShape" mc:Ignorable="w14 w15 w16se w16cid w16 w16cex w16sdtdh w16sdtfl w16du wp14">
   <w:abstractNum w:abstractNumId="0" w15:restartNumberingAfterBreak="0">
     <w:nsid w:val="47C16EAE"/>
     <w:multiLevelType w:val="multilevel"/>
@@ -3834,17 +4092,17 @@
       </w:pPr>
     </w:lvl>
   </w:abstractNum>
-  <w:num w:numId="1">
+  <w:num w:numId="1" w16cid:durableId="1534807140">
     <w:abstractNumId w:val="0"/>
   </w:num>
-  <w:num w:numId="2">
+  <w:num w:numId="2" w16cid:durableId="1079252996">
     <w:abstractNumId w:val="1"/>
   </w:num>
 </w:numbering>
 </file>
 
 <file path=word/styles.xml><?xml version="1.0" encoding="utf-8"?>
-<w:styles xmlns:mc="http://schemas.openxmlformats.org/markup-compatibility/2006" xmlns:r="http://schemas.openxmlformats.org/officeDocument/2006/relationships" xmlns:w="http://schemas.openxmlformats.org/wordprocessingml/2006/main" xmlns:w14="http://schemas.microsoft.com/office/word/2010/wordml" xmlns:w15="http://schemas.microsoft.com/office/word/2012/wordml" xmlns:w16cex="http://schemas.microsoft.com/office/word/2018/wordml/cex" xmlns:w16cid="http://schemas.microsoft.com/office/word/2016/wordml/cid" xmlns:w16="http://schemas.microsoft.com/office/word/2018/wordml" xmlns:w16sdtdh="http://schemas.microsoft.com/office/word/2020/wordml/sdtdatahash" xmlns:w16se="http://schemas.microsoft.com/office/word/2015/wordml/symex" mc:Ignorable="w14 w15 w16se w16cid w16 w16cex w16sdtdh">
+<w:styles xmlns:mc="http://schemas.openxmlformats.org/markup-compatibility/2006" xmlns:r="http://schemas.openxmlformats.org/officeDocument/2006/relationships" xmlns:w="http://schemas.openxmlformats.org/wordprocessingml/2006/main" xmlns:w14="http://schemas.microsoft.com/office/word/2010/wordml" xmlns:w15="http://schemas.microsoft.com/office/word/2012/wordml" xmlns:w16cex="http://schemas.microsoft.com/office/word/2018/wordml/cex" xmlns:w16cid="http://schemas.microsoft.com/office/word/2016/wordml/cid" xmlns:w16="http://schemas.microsoft.com/office/word/2018/wordml" xmlns:w16du="http://schemas.microsoft.com/office/word/2023/wordml/word16du" xmlns:w16sdtdh="http://schemas.microsoft.com/office/word/2020/wordml/sdtdatahash" xmlns:w16sdtfl="http://schemas.microsoft.com/office/word/2024/wordml/sdtformatlock" xmlns:w16se="http://schemas.microsoft.com/office/word/2015/wordml/symex" mc:Ignorable="w14 w15 w16se w16cid w16 w16cex w16sdtdh w16sdtfl w16du">
   <w:docDefaults>
     <w:rPrDefault>
       <w:rPr>
